--- a/Propuesta - Modulo Liquidacion de Haberes para BC.docx
+++ b/Propuesta - Modulo Liquidacion de Haberes para BC.docx
@@ -9,6 +9,7 @@
           <w:rFonts w:ascii="Calibri" w:eastAsia="Times New Roman" w:hAnsi="Calibri" w:cs="Calibri"/>
         </w:rPr>
       </w:pPr>
+      <w:proofErr w:type="spellStart"/>
       <w:r>
         <w:rPr>
           <w:rStyle w:val="fill1"/>
@@ -16,7 +17,17 @@
           <w:b/>
           <w:bCs/>
         </w:rPr>
-        <w:t>[NOMBRE DEL MÓDULO]</w:t>
+        <w:t>Payroll</w:t>
+      </w:r>
+      <w:proofErr w:type="spellEnd"/>
+      <w:r>
+        <w:rPr>
+          <w:rStyle w:val="fill1"/>
+          <w:rFonts w:ascii="Calibri" w:eastAsia="Times New Roman" w:hAnsi="Calibri" w:cs="Calibri"/>
+          <w:b/>
+          <w:bCs/>
+        </w:rPr>
+        <w:t xml:space="preserve"> BC365</w:t>
       </w:r>
     </w:p>
     <w:p>
@@ -61,47 +72,21 @@
           <w:b/>
           <w:bCs/>
         </w:rPr>
-        <w:t>Grupo Arbumasa</w:t>
+        <w:t>Arbumasa</w:t>
       </w:r>
       <w:r>
         <w:rPr>
           <w:rFonts w:ascii="Calibri" w:hAnsi="Calibri" w:cs="Calibri"/>
         </w:rPr>
         <w:br/>
-        <w:t xml:space="preserve">Presentada por </w:t>
+        <w:t xml:space="preserve">Fecha: </w:t>
       </w:r>
       <w:r>
         <w:rPr>
           <w:rStyle w:val="fill1"/>
           <w:rFonts w:ascii="Calibri" w:hAnsi="Calibri" w:cs="Calibri"/>
         </w:rPr>
-        <w:t>[PARTNER]</w:t>
-      </w:r>
-      <w:r>
-        <w:rPr>
-          <w:rFonts w:ascii="Calibri" w:hAnsi="Calibri" w:cs="Calibri"/>
-        </w:rPr>
-        <w:t xml:space="preserve">  |  Fecha: </w:t>
-      </w:r>
-      <w:r>
-        <w:rPr>
-          <w:rStyle w:val="fill1"/>
-          <w:rFonts w:ascii="Calibri" w:hAnsi="Calibri" w:cs="Calibri"/>
-        </w:rPr>
-        <w:t>[COMPLETAR]</w:t>
-      </w:r>
-      <w:r>
-        <w:rPr>
-          <w:rFonts w:ascii="Calibri" w:hAnsi="Calibri" w:cs="Calibri"/>
-        </w:rPr>
-        <w:t xml:space="preserve">  |  Validez: </w:t>
-      </w:r>
-      <w:r>
-        <w:rPr>
-          <w:rStyle w:val="fill1"/>
-          <w:rFonts w:ascii="Calibri" w:hAnsi="Calibri" w:cs="Calibri"/>
-        </w:rPr>
-        <w:t>[COMPLETAR]</w:t>
+        <w:t>18/08/2026</w:t>
       </w:r>
     </w:p>
     <w:p>
@@ -146,7 +131,7 @@
           <w:sz w:val="22"/>
           <w:szCs w:val="22"/>
         </w:rPr>
-        <w:t>dentro del Business Central que Grupo Arbumasa ya utiliza</w:t>
+        <w:t>dentro del Business Central que Arbumasa está implementando</w:t>
       </w:r>
       <w:r>
         <w:rPr>
@@ -175,13 +160,73 @@
           <w:sz w:val="22"/>
           <w:szCs w:val="22"/>
         </w:rPr>
-        <w:t>El módulo es un producto con versionado y soporte, no un desarrollo a medida: se implementa mediante parametrización sobre una base funcional ya construida y probada. Su alcance está diseñado para la actividad pesquera —liquidación por marea, francos con valuación por lote, producción y coeficientes, convenios y categorías— que las plataformas generalistas de nómina no contemplan de forma nativa.</w:t>
+        <w:t xml:space="preserve">El módulo combina dos cosas que habitualmente hay que elegir por separado: </w:t>
+      </w:r>
+      <w:r>
+        <w:rPr>
+          <w:rFonts w:ascii="Calibri" w:hAnsi="Calibri" w:cs="Calibri"/>
+          <w:b/>
+          <w:bCs/>
+          <w:color w:val="1A1A1A"/>
+          <w:sz w:val="22"/>
+          <w:szCs w:val="22"/>
+        </w:rPr>
+        <w:t>la solidez de un producto —base ya construida y probada, versionada, con soporte y actualizaciones— y el ajuste de un trabajo a medida</w:t>
+      </w:r>
+      <w:r>
+        <w:rPr>
+          <w:rFonts w:ascii="Calibri" w:hAnsi="Calibri" w:cs="Calibri"/>
+          <w:color w:val="1A1A1A"/>
+          <w:sz w:val="22"/>
+          <w:szCs w:val="22"/>
+        </w:rPr>
+        <w:t>, porque el abono incluye horas de adaptación destinadas a que el sistema se acomode a la operación de Arbumasa y no al revés.</w:t>
       </w:r>
     </w:p>
     <w:p>
       <w:pPr>
+        <w:pStyle w:val="NormalWeb"/>
+        <w:rPr>
+          <w:rFonts w:ascii="Calibri" w:hAnsi="Calibri" w:cs="Calibri"/>
+          <w:color w:val="1A1A1A"/>
+          <w:sz w:val="22"/>
+          <w:szCs w:val="22"/>
+        </w:rPr>
+      </w:pPr>
+      <w:r>
+        <w:rPr>
+          <w:rFonts w:ascii="Calibri" w:hAnsi="Calibri" w:cs="Calibri"/>
+          <w:color w:val="1A1A1A"/>
+          <w:sz w:val="22"/>
+          <w:szCs w:val="22"/>
+        </w:rPr>
+        <w:t xml:space="preserve">Su alcance está diseñado para la actividad pesquera —liquidación por marea, francos con valuación por lote, producción y coeficientes, convenios y categorías, </w:t>
+      </w:r>
+      <w:proofErr w:type="spellStart"/>
+      <w:r>
+        <w:rPr>
+          <w:rFonts w:ascii="Calibri" w:hAnsi="Calibri" w:cs="Calibri"/>
+          <w:color w:val="1A1A1A"/>
+          <w:sz w:val="22"/>
+          <w:szCs w:val="22"/>
+        </w:rPr>
+        <w:t>grossing</w:t>
+      </w:r>
+      <w:proofErr w:type="spellEnd"/>
+      <w:r>
+        <w:rPr>
+          <w:rFonts w:ascii="Calibri" w:hAnsi="Calibri" w:cs="Calibri"/>
+          <w:color w:val="1A1A1A"/>
+          <w:sz w:val="22"/>
+          <w:szCs w:val="22"/>
+        </w:rPr>
+        <w:t>-up automatizado— que las plataformas generalistas de nómina no contemplan de forma nativa.</w:t>
+      </w:r>
+    </w:p>
+    <w:p>
+      <w:pPr>
         <w:shd w:val="clear" w:color="auto" w:fill="F2F5FA"/>
-        <w:divId w:val="842668345"/>
+        <w:divId w:val="984940957"/>
         <w:rPr>
           <w:rFonts w:ascii="Calibri" w:eastAsia="Times New Roman" w:hAnsi="Calibri" w:cs="Calibri"/>
           <w:color w:val="1A1A1A"/>
@@ -198,16 +243,106 @@
           <w:sz w:val="22"/>
           <w:szCs w:val="22"/>
         </w:rPr>
-        <w:t>La diferencia estructural con una plataforma cloud no es el precio mensual, es el modelo.</w:t>
-      </w:r>
-      <w:r>
-        <w:rPr>
-          <w:rFonts w:ascii="Calibri" w:eastAsia="Times New Roman" w:hAnsi="Calibri" w:cs="Calibri"/>
-          <w:color w:val="1A1A1A"/>
-          <w:sz w:val="22"/>
-          <w:szCs w:val="22"/>
-        </w:rPr>
-        <w:t xml:space="preserve"> Una suscripción es alquiler por empleado activo: crece con la dotación, se paga de forma indefinida y al interrumpirse se deja de liquidar. Una licencia sobre el ERP existente es un activo: se amortiza, no escala con la nómina y la operación no depende de la continuidad del pago. </w:t>
+        <w:t>Sin desembolso inicial, con horas de adaptación incluidas y sin costo por empleado.</w:t>
+      </w:r>
+      <w:r>
+        <w:rPr>
+          <w:rFonts w:ascii="Calibri" w:eastAsia="Times New Roman" w:hAnsi="Calibri" w:cs="Calibri"/>
+          <w:color w:val="1A1A1A"/>
+          <w:sz w:val="22"/>
+          <w:szCs w:val="22"/>
+        </w:rPr>
+        <w:br/>
+        <w:t>No hay pago de implementación ni de licencia por adelantado: un abono mensual desde el primer mes, que incluye las horas de consultoría y desarrollo necesarias para que el sistema acompañe a la operación.</w:t>
+      </w:r>
+      <w:r>
+        <w:rPr>
+          <w:rFonts w:ascii="Calibri" w:eastAsia="Times New Roman" w:hAnsi="Calibri" w:cs="Calibri"/>
+          <w:color w:val="1A1A1A"/>
+          <w:sz w:val="22"/>
+          <w:szCs w:val="22"/>
+        </w:rPr>
+        <w:br/>
+      </w:r>
+      <w:r>
+        <w:rPr>
+          <w:rFonts w:ascii="Calibri" w:eastAsia="Times New Roman" w:hAnsi="Calibri" w:cs="Calibri"/>
+          <w:color w:val="1A1A1A"/>
+          <w:sz w:val="22"/>
+          <w:szCs w:val="22"/>
+        </w:rPr>
+        <w:br/>
+        <w:t xml:space="preserve">El abono </w:t>
+      </w:r>
+      <w:r>
+        <w:rPr>
+          <w:rFonts w:ascii="Calibri" w:eastAsia="Times New Roman" w:hAnsi="Calibri" w:cs="Calibri"/>
+          <w:b/>
+          <w:bCs/>
+          <w:color w:val="1A1A1A"/>
+          <w:sz w:val="22"/>
+          <w:szCs w:val="22"/>
+        </w:rPr>
+        <w:t>no varía con la dotación</w:t>
+      </w:r>
+      <w:r>
+        <w:rPr>
+          <w:rFonts w:ascii="Calibri" w:eastAsia="Times New Roman" w:hAnsi="Calibri" w:cs="Calibri"/>
+          <w:color w:val="1A1A1A"/>
+          <w:sz w:val="22"/>
+          <w:szCs w:val="22"/>
+        </w:rPr>
+        <w:t xml:space="preserve">. Una plataforma que cobra por empleado activo encarece cada incorporación; acá el costo es el mismo con 300 empleados que con 600. </w:t>
+      </w:r>
+      <w:r>
+        <w:rPr>
+          <w:rFonts w:ascii="Calibri" w:eastAsia="Times New Roman" w:hAnsi="Calibri" w:cs="Calibri"/>
+          <w:color w:val="1A1A1A"/>
+          <w:sz w:val="22"/>
+          <w:szCs w:val="22"/>
+        </w:rPr>
+        <w:br/>
+      </w:r>
+      <w:r>
+        <w:rPr>
+          <w:rFonts w:ascii="Calibri" w:eastAsia="Times New Roman" w:hAnsi="Calibri" w:cs="Calibri"/>
+          <w:b/>
+          <w:bCs/>
+          <w:color w:val="1A1A1A"/>
+          <w:sz w:val="22"/>
+          <w:szCs w:val="22"/>
+        </w:rPr>
+        <w:br/>
+        <w:t>Las adaptaciones durante la implementación están incluidas.</w:t>
+      </w:r>
+      <w:r>
+        <w:rPr>
+          <w:rFonts w:ascii="Calibri" w:eastAsia="Times New Roman" w:hAnsi="Calibri" w:cs="Calibri"/>
+          <w:color w:val="1A1A1A"/>
+          <w:sz w:val="22"/>
+          <w:szCs w:val="22"/>
+        </w:rPr>
+        <w:t xml:space="preserve"> </w:t>
+      </w:r>
+      <w:proofErr w:type="gramStart"/>
+      <w:r>
+        <w:rPr>
+          <w:rFonts w:ascii="Calibri" w:eastAsia="Times New Roman" w:hAnsi="Calibri" w:cs="Calibri"/>
+          <w:color w:val="1A1A1A"/>
+          <w:sz w:val="22"/>
+          <w:szCs w:val="22"/>
+        </w:rPr>
+        <w:t>Las mejoras a realizar</w:t>
+      </w:r>
+      <w:proofErr w:type="gramEnd"/>
+      <w:r>
+        <w:rPr>
+          <w:rFonts w:ascii="Calibri" w:eastAsia="Times New Roman" w:hAnsi="Calibri" w:cs="Calibri"/>
+          <w:color w:val="1A1A1A"/>
+          <w:sz w:val="22"/>
+          <w:szCs w:val="22"/>
+        </w:rPr>
+        <w:t xml:space="preserve"> durante el período de implementación se absorberán íntegramente, sin generar horas adicionales. A estos efectos, el período de implementación se considera concluido con la primera liquidación mensual completa procesada en producción.</w:t>
       </w:r>
     </w:p>
     <w:p>
@@ -215,6 +350,7 @@
         <w:pStyle w:val="Ttulo2"/>
         <w:rPr>
           <w:rFonts w:ascii="Calibri" w:eastAsia="Times New Roman" w:hAnsi="Calibri" w:cs="Calibri"/>
+          <w:lang w:val="es-MX"/>
         </w:rPr>
       </w:pPr>
       <w:r>
@@ -327,8 +463,10 @@
           <w:sz w:val="22"/>
           <w:szCs w:val="22"/>
         </w:rPr>
+        <w:lastRenderedPageBreak/>
         <w:t xml:space="preserve">Convergencia automática de </w:t>
       </w:r>
+      <w:proofErr w:type="spellStart"/>
       <w:r>
         <w:rPr>
           <w:rFonts w:ascii="Calibri" w:eastAsia="Times New Roman" w:hAnsi="Calibri" w:cs="Calibri"/>
@@ -338,7 +476,19 @@
           <w:sz w:val="22"/>
           <w:szCs w:val="22"/>
         </w:rPr>
-        <w:t>grossing-up</w:t>
+        <w:t>grossing</w:t>
+      </w:r>
+      <w:proofErr w:type="spellEnd"/>
+      <w:r>
+        <w:rPr>
+          <w:rFonts w:ascii="Calibri" w:eastAsia="Times New Roman" w:hAnsi="Calibri" w:cs="Calibri"/>
+          <w:i/>
+          <w:iCs/>
+          <w:color w:val="1A1A1A"/>
+          <w:sz w:val="22"/>
+          <w:szCs w:val="22"/>
+        </w:rPr>
+        <w:t>-up</w:t>
       </w:r>
       <w:r>
         <w:rPr>
@@ -400,6 +550,54 @@
     </w:p>
     <w:p>
       <w:pPr>
+        <w:numPr>
+          <w:ilvl w:val="0"/>
+          <w:numId w:val="1"/>
+        </w:numPr>
+        <w:spacing w:before="100" w:beforeAutospacing="1" w:after="60"/>
+        <w:rPr>
+          <w:rFonts w:ascii="Calibri" w:eastAsia="Times New Roman" w:hAnsi="Calibri" w:cs="Calibri"/>
+          <w:color w:val="1A1A1A"/>
+          <w:sz w:val="22"/>
+          <w:szCs w:val="22"/>
+        </w:rPr>
+      </w:pPr>
+      <w:r>
+        <w:rPr>
+          <w:rFonts w:ascii="Calibri" w:eastAsia="Times New Roman" w:hAnsi="Calibri" w:cs="Calibri"/>
+          <w:color w:val="1A1A1A"/>
+          <w:sz w:val="22"/>
+          <w:szCs w:val="22"/>
+        </w:rPr>
+        <w:t>Herramientas de carga masiva de novedades y atributos.</w:t>
+      </w:r>
+    </w:p>
+    <w:p>
+      <w:pPr>
+        <w:numPr>
+          <w:ilvl w:val="0"/>
+          <w:numId w:val="1"/>
+        </w:numPr>
+        <w:spacing w:before="100" w:beforeAutospacing="1" w:after="60"/>
+        <w:rPr>
+          <w:rFonts w:ascii="Calibri" w:eastAsia="Times New Roman" w:hAnsi="Calibri" w:cs="Calibri"/>
+          <w:color w:val="1A1A1A"/>
+          <w:sz w:val="22"/>
+          <w:szCs w:val="22"/>
+        </w:rPr>
+      </w:pPr>
+      <w:r>
+        <w:rPr>
+          <w:rFonts w:ascii="Calibri" w:eastAsia="Times New Roman" w:hAnsi="Calibri" w:cs="Calibri"/>
+          <w:color w:val="1A1A1A"/>
+          <w:sz w:val="22"/>
+          <w:szCs w:val="22"/>
+        </w:rPr>
+        <w:t>Gestión de cuentas corrientes de préstamos y anticipos.</w:t>
+      </w:r>
+    </w:p>
+    <w:p>
+      <w:pPr>
         <w:pStyle w:val="Ttulo3"/>
         <w:rPr>
           <w:rFonts w:ascii="Calibri" w:eastAsia="Times New Roman" w:hAnsi="Calibri" w:cs="Calibri"/>
@@ -457,8 +655,7 @@
           <w:sz w:val="22"/>
           <w:szCs w:val="22"/>
         </w:rPr>
-        <w:lastRenderedPageBreak/>
-        <w:t>Ledger de francos FIFO: cada franco conserva la categoría con la que se devengó y se paga valuado a esa categoría.</w:t>
+        <w:t>Cuenta corriente de francos FIFO: cada franco conserva la categoría con la que se devengó y se paga valuado a esa categoría.</w:t>
       </w:r>
     </w:p>
     <w:p>
@@ -482,7 +679,7 @@
           <w:sz w:val="22"/>
           <w:szCs w:val="22"/>
         </w:rPr>
-        <w:t>Estados de empleado y de buque con historial fechado, contigüidad mantenida y transiciones automáticas.</w:t>
+        <w:t>Estados de empleado y de buque con historial fechado, contigüidad mantenida y transiciones semiautomáticas.</w:t>
       </w:r>
     </w:p>
     <w:p>
@@ -506,7 +703,7 @@
           <w:sz w:val="22"/>
           <w:szCs w:val="22"/>
         </w:rPr>
-        <w:t>Zona desfavorable resuelta por marea, con caída al valor del empleado.</w:t>
+        <w:t>Zona desfavorable resuelta priorizando por marea, con caída al valor del empleado.</w:t>
       </w:r>
     </w:p>
     <w:p>
@@ -722,7 +919,7 @@
           <w:sz w:val="22"/>
           <w:szCs w:val="22"/>
         </w:rPr>
-        <w:t>Fuentes de datos: cualquier dato de cualquier tabla del ERP entra a una fórmula sin desarrollo.</w:t>
+        <w:t>Fuentes de datos: cualquier dato de cualquier tabla del sistema de gestión entra a una fórmula sin desarrollo.</w:t>
       </w:r>
     </w:p>
     <w:p>
@@ -746,7 +943,27 @@
           <w:sz w:val="22"/>
           <w:szCs w:val="22"/>
         </w:rPr>
-        <w:t>Atributos tipados con historial, equivalentes a dimensiones, para incorporar datos nuevos como configuración.</w:t>
+        <w:t>Atributos tipados con historial, equivalentes a dimensiones, para incorporar datos nuevos como configuración (</w:t>
+      </w:r>
+      <w:proofErr w:type="spellStart"/>
+      <w:r>
+        <w:rPr>
+          <w:rFonts w:ascii="Calibri" w:eastAsia="Times New Roman" w:hAnsi="Calibri" w:cs="Calibri"/>
+          <w:color w:val="1A1A1A"/>
+          <w:sz w:val="22"/>
+          <w:szCs w:val="22"/>
+        </w:rPr>
+        <w:t>p.e</w:t>
+      </w:r>
+      <w:proofErr w:type="spellEnd"/>
+      <w:r>
+        <w:rPr>
+          <w:rFonts w:ascii="Calibri" w:eastAsia="Times New Roman" w:hAnsi="Calibri" w:cs="Calibri"/>
+          <w:color w:val="1A1A1A"/>
+          <w:sz w:val="22"/>
+          <w:szCs w:val="22"/>
+        </w:rPr>
+        <w:t>., zona desfavorable).</w:t>
       </w:r>
     </w:p>
     <w:p>
@@ -880,7 +1097,32 @@
           <w:sz w:val="22"/>
           <w:szCs w:val="22"/>
         </w:rPr>
+        <w:lastRenderedPageBreak/>
         <w:t>Préstamos y cuotas con generación automática de incidencias.</w:t>
+      </w:r>
+    </w:p>
+    <w:p>
+      <w:pPr>
+        <w:numPr>
+          <w:ilvl w:val="0"/>
+          <w:numId w:val="5"/>
+        </w:numPr>
+        <w:spacing w:before="100" w:beforeAutospacing="1" w:after="60"/>
+        <w:rPr>
+          <w:rFonts w:ascii="Calibri" w:eastAsia="Times New Roman" w:hAnsi="Calibri" w:cs="Calibri"/>
+          <w:color w:val="1A1A1A"/>
+          <w:sz w:val="22"/>
+          <w:szCs w:val="22"/>
+        </w:rPr>
+      </w:pPr>
+      <w:r>
+        <w:rPr>
+          <w:rFonts w:ascii="Calibri" w:eastAsia="Times New Roman" w:hAnsi="Calibri" w:cs="Calibri"/>
+          <w:color w:val="1A1A1A"/>
+          <w:sz w:val="22"/>
+          <w:szCs w:val="22"/>
+        </w:rPr>
+        <w:t>Libro de Sueldos Digital.</w:t>
       </w:r>
     </w:p>
     <w:p>
@@ -1061,7 +1303,6 @@
                 <w:sz w:val="20"/>
                 <w:szCs w:val="20"/>
               </w:rPr>
-              <w:lastRenderedPageBreak/>
               <w:t>Datos de empleados, mareas y buques</w:t>
             </w:r>
           </w:p>
@@ -1125,6 +1366,7 @@
                 <w:szCs w:val="20"/>
               </w:rPr>
             </w:pPr>
+            <w:proofErr w:type="gramStart"/>
             <w:r>
               <w:rPr>
                 <w:rFonts w:ascii="Calibri" w:eastAsia="Times New Roman" w:hAnsi="Calibri" w:cs="Calibri"/>
@@ -1134,6 +1376,7 @@
               </w:rPr>
               <w:t>Réplica a sincronizar</w:t>
             </w:r>
+            <w:proofErr w:type="gramEnd"/>
           </w:p>
         </w:tc>
       </w:tr>
@@ -1232,14 +1475,25 @@
                 <w:szCs w:val="20"/>
               </w:rPr>
             </w:pPr>
-            <w:r>
-              <w:rPr>
-                <w:rFonts w:ascii="Calibri" w:eastAsia="Times New Roman" w:hAnsi="Calibri" w:cs="Calibri"/>
-                <w:color w:val="1A1A1A"/>
-                <w:sz w:val="20"/>
-                <w:szCs w:val="20"/>
-              </w:rPr>
-              <w:t>Interfaz a construir y mantener</w:t>
+            <w:proofErr w:type="gramStart"/>
+            <w:r>
+              <w:rPr>
+                <w:rFonts w:ascii="Calibri" w:eastAsia="Times New Roman" w:hAnsi="Calibri" w:cs="Calibri"/>
+                <w:color w:val="1A1A1A"/>
+                <w:sz w:val="20"/>
+                <w:szCs w:val="20"/>
+              </w:rPr>
+              <w:t>Interfaz a construir</w:t>
+            </w:r>
+            <w:proofErr w:type="gramEnd"/>
+            <w:r>
+              <w:rPr>
+                <w:rFonts w:ascii="Calibri" w:eastAsia="Times New Roman" w:hAnsi="Calibri" w:cs="Calibri"/>
+                <w:color w:val="1A1A1A"/>
+                <w:sz w:val="20"/>
+                <w:szCs w:val="20"/>
+              </w:rPr>
+              <w:t xml:space="preserve"> y mantener</w:t>
             </w:r>
           </w:p>
         </w:tc>
@@ -1577,7 +1831,1026 @@
         <w:rPr>
           <w:rFonts w:ascii="Calibri" w:eastAsia="Times New Roman" w:hAnsi="Calibri" w:cs="Calibri"/>
         </w:rPr>
-        <w:t>4. Alcance comparado</w:t>
+        <w:t>4. El sistema se adapta a la operación, no al revés</w:t>
+      </w:r>
+    </w:p>
+    <w:p>
+      <w:pPr>
+        <w:pStyle w:val="NormalWeb"/>
+        <w:rPr>
+          <w:rFonts w:ascii="Calibri" w:hAnsi="Calibri" w:cs="Calibri"/>
+          <w:color w:val="1A1A1A"/>
+          <w:sz w:val="22"/>
+          <w:szCs w:val="22"/>
+        </w:rPr>
+      </w:pPr>
+      <w:r>
+        <w:rPr>
+          <w:rFonts w:ascii="Calibri" w:hAnsi="Calibri" w:cs="Calibri"/>
+          <w:color w:val="1A1A1A"/>
+          <w:sz w:val="22"/>
+          <w:szCs w:val="22"/>
+        </w:rPr>
+        <w:t xml:space="preserve">La pregunta de fondo al elegir entre las alternativas no es cuánta funcionalidad trae cada una, sino </w:t>
+      </w:r>
+      <w:r>
+        <w:rPr>
+          <w:rFonts w:ascii="Calibri" w:hAnsi="Calibri" w:cs="Calibri"/>
+          <w:b/>
+          <w:bCs/>
+          <w:color w:val="1A1A1A"/>
+          <w:sz w:val="22"/>
+          <w:szCs w:val="22"/>
+        </w:rPr>
+        <w:t>quién se adapta a quién</w:t>
+      </w:r>
+      <w:r>
+        <w:rPr>
+          <w:rFonts w:ascii="Calibri" w:hAnsi="Calibri" w:cs="Calibri"/>
+          <w:color w:val="1A1A1A"/>
+          <w:sz w:val="22"/>
+          <w:szCs w:val="22"/>
+        </w:rPr>
+        <w:t>. En una plataforma generalista, cada particularidad de la operación —una modalidad de marea distinta, un acuerdo con una categoría puntual, una forma propia de valuar francos— se resuelve cambiando el procedimiento de la empresa, o pagando una adaptación por hora que además complica cada actualización futura.</w:t>
+      </w:r>
+    </w:p>
+    <w:p>
+      <w:pPr>
+        <w:pStyle w:val="NormalWeb"/>
+        <w:rPr>
+          <w:rFonts w:ascii="Calibri" w:hAnsi="Calibri" w:cs="Calibri"/>
+          <w:color w:val="1A1A1A"/>
+          <w:sz w:val="22"/>
+          <w:szCs w:val="22"/>
+        </w:rPr>
+      </w:pPr>
+      <w:r>
+        <w:rPr>
+          <w:rFonts w:ascii="Calibri" w:hAnsi="Calibri" w:cs="Calibri"/>
+          <w:color w:val="1A1A1A"/>
+          <w:sz w:val="22"/>
+          <w:szCs w:val="22"/>
+        </w:rPr>
+        <w:t xml:space="preserve">Este módulo se propone en el modelo inverso: </w:t>
+      </w:r>
+      <w:r>
+        <w:rPr>
+          <w:rFonts w:ascii="Calibri" w:hAnsi="Calibri" w:cs="Calibri"/>
+          <w:b/>
+          <w:bCs/>
+          <w:color w:val="1A1A1A"/>
+          <w:sz w:val="22"/>
+          <w:szCs w:val="22"/>
+        </w:rPr>
+        <w:t>una base de producto ya construida y probada, que evoluciona a medida de Arbumasa</w:t>
+      </w:r>
+      <w:r>
+        <w:rPr>
+          <w:rFonts w:ascii="Calibri" w:hAnsi="Calibri" w:cs="Calibri"/>
+          <w:color w:val="1A1A1A"/>
+          <w:sz w:val="22"/>
+          <w:szCs w:val="22"/>
+        </w:rPr>
+        <w:t>. Las horas incluidas en el abono existen exactamente para eso.</w:t>
+      </w:r>
+    </w:p>
+    <w:tbl>
+      <w:tblPr>
+        <w:tblW w:w="5000" w:type="pct"/>
+        <w:tblCellMar>
+          <w:top w:w="15" w:type="dxa"/>
+          <w:left w:w="15" w:type="dxa"/>
+          <w:bottom w:w="15" w:type="dxa"/>
+          <w:right w:w="15" w:type="dxa"/>
+        </w:tblCellMar>
+        <w:tblLook w:val="04A0" w:firstRow="1" w:lastRow="0" w:firstColumn="1" w:lastColumn="0" w:noHBand="0" w:noVBand="1"/>
+      </w:tblPr>
+      <w:tblGrid>
+        <w:gridCol w:w="2636"/>
+        <w:gridCol w:w="1956"/>
+        <w:gridCol w:w="1956"/>
+        <w:gridCol w:w="1956"/>
+      </w:tblGrid>
+      <w:tr>
+        <w:tc>
+          <w:tcPr>
+            <w:tcW w:w="1550" w:type="pct"/>
+            <w:shd w:val="clear" w:color="auto" w:fill="1F3864"/>
+            <w:tcMar>
+              <w:top w:w="100" w:type="dxa"/>
+              <w:left w:w="140" w:type="dxa"/>
+              <w:bottom w:w="100" w:type="dxa"/>
+              <w:right w:w="140" w:type="dxa"/>
+            </w:tcMar>
+            <w:vAlign w:val="center"/>
+            <w:hideMark/>
+          </w:tcPr>
+          <w:p>
+            <w:pPr>
+              <w:spacing w:before="160" w:after="240"/>
+              <w:rPr>
+                <w:rFonts w:ascii="Calibri" w:eastAsia="Times New Roman" w:hAnsi="Calibri" w:cs="Calibri"/>
+                <w:b/>
+                <w:bCs/>
+                <w:color w:val="FFFFFF"/>
+                <w:sz w:val="20"/>
+                <w:szCs w:val="20"/>
+              </w:rPr>
+            </w:pPr>
+            <w:r>
+              <w:rPr>
+                <w:rFonts w:ascii="Calibri" w:eastAsia="Times New Roman" w:hAnsi="Calibri" w:cs="Calibri"/>
+                <w:b/>
+                <w:bCs/>
+                <w:color w:val="FFFFFF"/>
+                <w:sz w:val="20"/>
+                <w:szCs w:val="20"/>
+              </w:rPr>
+              <w:t> </w:t>
+            </w:r>
+          </w:p>
+        </w:tc>
+        <w:tc>
+          <w:tcPr>
+            <w:tcW w:w="1150" w:type="pct"/>
+            <w:shd w:val="clear" w:color="auto" w:fill="1F3864"/>
+            <w:tcMar>
+              <w:top w:w="100" w:type="dxa"/>
+              <w:left w:w="140" w:type="dxa"/>
+              <w:bottom w:w="100" w:type="dxa"/>
+              <w:right w:w="140" w:type="dxa"/>
+            </w:tcMar>
+            <w:vAlign w:val="center"/>
+            <w:hideMark/>
+          </w:tcPr>
+          <w:p>
+            <w:pPr>
+              <w:spacing w:before="160" w:after="240"/>
+              <w:rPr>
+                <w:rFonts w:ascii="Calibri" w:eastAsia="Times New Roman" w:hAnsi="Calibri" w:cs="Calibri"/>
+                <w:b/>
+                <w:bCs/>
+                <w:color w:val="FFFFFF"/>
+                <w:sz w:val="20"/>
+                <w:szCs w:val="20"/>
+              </w:rPr>
+            </w:pPr>
+            <w:r>
+              <w:rPr>
+                <w:rFonts w:ascii="Calibri" w:eastAsia="Times New Roman" w:hAnsi="Calibri" w:cs="Calibri"/>
+                <w:b/>
+                <w:bCs/>
+                <w:color w:val="FFFFFF"/>
+                <w:sz w:val="20"/>
+                <w:szCs w:val="20"/>
+              </w:rPr>
+              <w:t>Plataforma generalista</w:t>
+            </w:r>
+          </w:p>
+        </w:tc>
+        <w:tc>
+          <w:tcPr>
+            <w:tcW w:w="1150" w:type="pct"/>
+            <w:shd w:val="clear" w:color="auto" w:fill="1F3864"/>
+            <w:tcMar>
+              <w:top w:w="100" w:type="dxa"/>
+              <w:left w:w="140" w:type="dxa"/>
+              <w:bottom w:w="100" w:type="dxa"/>
+              <w:right w:w="140" w:type="dxa"/>
+            </w:tcMar>
+            <w:vAlign w:val="center"/>
+            <w:hideMark/>
+          </w:tcPr>
+          <w:p>
+            <w:pPr>
+              <w:spacing w:before="160" w:after="240"/>
+              <w:rPr>
+                <w:rFonts w:ascii="Calibri" w:eastAsia="Times New Roman" w:hAnsi="Calibri" w:cs="Calibri"/>
+                <w:b/>
+                <w:bCs/>
+                <w:color w:val="FFFFFF"/>
+                <w:sz w:val="20"/>
+                <w:szCs w:val="20"/>
+              </w:rPr>
+            </w:pPr>
+            <w:r>
+              <w:rPr>
+                <w:rFonts w:ascii="Calibri" w:eastAsia="Times New Roman" w:hAnsi="Calibri" w:cs="Calibri"/>
+                <w:b/>
+                <w:bCs/>
+                <w:color w:val="FFFFFF"/>
+                <w:sz w:val="20"/>
+                <w:szCs w:val="20"/>
+              </w:rPr>
+              <w:t>Desarrollo a medida puro</w:t>
+            </w:r>
+          </w:p>
+        </w:tc>
+        <w:tc>
+          <w:tcPr>
+            <w:tcW w:w="1150" w:type="pct"/>
+            <w:shd w:val="clear" w:color="auto" w:fill="1F3864"/>
+            <w:tcMar>
+              <w:top w:w="100" w:type="dxa"/>
+              <w:left w:w="140" w:type="dxa"/>
+              <w:bottom w:w="100" w:type="dxa"/>
+              <w:right w:w="140" w:type="dxa"/>
+            </w:tcMar>
+            <w:vAlign w:val="center"/>
+            <w:hideMark/>
+          </w:tcPr>
+          <w:p>
+            <w:pPr>
+              <w:spacing w:before="160" w:after="240"/>
+              <w:rPr>
+                <w:rFonts w:ascii="Calibri" w:eastAsia="Times New Roman" w:hAnsi="Calibri" w:cs="Calibri"/>
+                <w:b/>
+                <w:bCs/>
+                <w:color w:val="FFFFFF"/>
+                <w:sz w:val="20"/>
+                <w:szCs w:val="20"/>
+              </w:rPr>
+            </w:pPr>
+            <w:r>
+              <w:rPr>
+                <w:rFonts w:ascii="Calibri" w:eastAsia="Times New Roman" w:hAnsi="Calibri" w:cs="Calibri"/>
+                <w:b/>
+                <w:bCs/>
+                <w:color w:val="FFFFFF"/>
+                <w:sz w:val="20"/>
+                <w:szCs w:val="20"/>
+              </w:rPr>
+              <w:t>Este módulo</w:t>
+            </w:r>
+          </w:p>
+        </w:tc>
+      </w:tr>
+      <w:tr>
+        <w:tc>
+          <w:tcPr>
+            <w:tcW w:w="0" w:type="auto"/>
+            <w:tcBorders>
+              <w:bottom w:val="single" w:sz="4" w:space="0" w:color="BFBFBF"/>
+            </w:tcBorders>
+            <w:tcMar>
+              <w:top w:w="100" w:type="dxa"/>
+              <w:left w:w="140" w:type="dxa"/>
+              <w:bottom w:w="100" w:type="dxa"/>
+              <w:right w:w="140" w:type="dxa"/>
+            </w:tcMar>
+            <w:hideMark/>
+          </w:tcPr>
+          <w:p>
+            <w:pPr>
+              <w:spacing w:before="160" w:after="240"/>
+              <w:rPr>
+                <w:rFonts w:ascii="Calibri" w:eastAsia="Times New Roman" w:hAnsi="Calibri" w:cs="Calibri"/>
+                <w:color w:val="1A1A1A"/>
+                <w:sz w:val="20"/>
+                <w:szCs w:val="20"/>
+              </w:rPr>
+            </w:pPr>
+            <w:r>
+              <w:rPr>
+                <w:rFonts w:ascii="Calibri" w:eastAsia="Times New Roman" w:hAnsi="Calibri" w:cs="Calibri"/>
+                <w:color w:val="1A1A1A"/>
+                <w:sz w:val="20"/>
+                <w:szCs w:val="20"/>
+              </w:rPr>
+              <w:t>Base construida y probada desde el inicio</w:t>
+            </w:r>
+          </w:p>
+        </w:tc>
+        <w:tc>
+          <w:tcPr>
+            <w:tcW w:w="0" w:type="auto"/>
+            <w:tcBorders>
+              <w:bottom w:val="single" w:sz="4" w:space="0" w:color="BFBFBF"/>
+            </w:tcBorders>
+            <w:tcMar>
+              <w:top w:w="100" w:type="dxa"/>
+              <w:left w:w="140" w:type="dxa"/>
+              <w:bottom w:w="100" w:type="dxa"/>
+              <w:right w:w="140" w:type="dxa"/>
+            </w:tcMar>
+            <w:hideMark/>
+          </w:tcPr>
+          <w:p>
+            <w:pPr>
+              <w:spacing w:before="160" w:after="240"/>
+              <w:rPr>
+                <w:rFonts w:ascii="Calibri" w:eastAsia="Times New Roman" w:hAnsi="Calibri" w:cs="Calibri"/>
+                <w:color w:val="1A1A1A"/>
+                <w:sz w:val="20"/>
+                <w:szCs w:val="20"/>
+              </w:rPr>
+            </w:pPr>
+            <w:r>
+              <w:rPr>
+                <w:rFonts w:ascii="Calibri" w:eastAsia="Times New Roman" w:hAnsi="Calibri" w:cs="Calibri"/>
+                <w:color w:val="1A1A1A"/>
+                <w:sz w:val="20"/>
+                <w:szCs w:val="20"/>
+              </w:rPr>
+              <w:t>Sí</w:t>
+            </w:r>
+          </w:p>
+        </w:tc>
+        <w:tc>
+          <w:tcPr>
+            <w:tcW w:w="0" w:type="auto"/>
+            <w:tcBorders>
+              <w:bottom w:val="single" w:sz="4" w:space="0" w:color="BFBFBF"/>
+            </w:tcBorders>
+            <w:tcMar>
+              <w:top w:w="100" w:type="dxa"/>
+              <w:left w:w="140" w:type="dxa"/>
+              <w:bottom w:w="100" w:type="dxa"/>
+              <w:right w:w="140" w:type="dxa"/>
+            </w:tcMar>
+            <w:hideMark/>
+          </w:tcPr>
+          <w:p>
+            <w:pPr>
+              <w:spacing w:before="160" w:after="240"/>
+              <w:rPr>
+                <w:rFonts w:ascii="Calibri" w:eastAsia="Times New Roman" w:hAnsi="Calibri" w:cs="Calibri"/>
+                <w:color w:val="1A1A1A"/>
+                <w:sz w:val="20"/>
+                <w:szCs w:val="20"/>
+              </w:rPr>
+            </w:pPr>
+            <w:r>
+              <w:rPr>
+                <w:rFonts w:ascii="Calibri" w:eastAsia="Times New Roman" w:hAnsi="Calibri" w:cs="Calibri"/>
+                <w:color w:val="1A1A1A"/>
+                <w:sz w:val="20"/>
+                <w:szCs w:val="20"/>
+              </w:rPr>
+              <w:t>No, se construye</w:t>
+            </w:r>
+          </w:p>
+        </w:tc>
+        <w:tc>
+          <w:tcPr>
+            <w:tcW w:w="0" w:type="auto"/>
+            <w:tcBorders>
+              <w:bottom w:val="single" w:sz="4" w:space="0" w:color="BFBFBF"/>
+            </w:tcBorders>
+            <w:tcMar>
+              <w:top w:w="100" w:type="dxa"/>
+              <w:left w:w="140" w:type="dxa"/>
+              <w:bottom w:w="100" w:type="dxa"/>
+              <w:right w:w="140" w:type="dxa"/>
+            </w:tcMar>
+            <w:hideMark/>
+          </w:tcPr>
+          <w:p>
+            <w:pPr>
+              <w:spacing w:before="160" w:after="240"/>
+              <w:rPr>
+                <w:rFonts w:ascii="Calibri" w:eastAsia="Times New Roman" w:hAnsi="Calibri" w:cs="Calibri"/>
+                <w:color w:val="1A1A1A"/>
+                <w:sz w:val="20"/>
+                <w:szCs w:val="20"/>
+              </w:rPr>
+            </w:pPr>
+            <w:r>
+              <w:rPr>
+                <w:rFonts w:ascii="Calibri" w:eastAsia="Times New Roman" w:hAnsi="Calibri" w:cs="Calibri"/>
+                <w:b/>
+                <w:bCs/>
+                <w:color w:val="1A1A1A"/>
+                <w:sz w:val="20"/>
+                <w:szCs w:val="20"/>
+              </w:rPr>
+              <w:t>Sí</w:t>
+            </w:r>
+          </w:p>
+        </w:tc>
+      </w:tr>
+      <w:tr>
+        <w:tc>
+          <w:tcPr>
+            <w:tcW w:w="0" w:type="auto"/>
+            <w:tcBorders>
+              <w:bottom w:val="single" w:sz="4" w:space="0" w:color="BFBFBF"/>
+            </w:tcBorders>
+            <w:tcMar>
+              <w:top w:w="100" w:type="dxa"/>
+              <w:left w:w="140" w:type="dxa"/>
+              <w:bottom w:w="100" w:type="dxa"/>
+              <w:right w:w="140" w:type="dxa"/>
+            </w:tcMar>
+            <w:hideMark/>
+          </w:tcPr>
+          <w:p>
+            <w:pPr>
+              <w:spacing w:before="160" w:after="240"/>
+              <w:rPr>
+                <w:rFonts w:ascii="Calibri" w:eastAsia="Times New Roman" w:hAnsi="Calibri" w:cs="Calibri"/>
+                <w:color w:val="1A1A1A"/>
+                <w:sz w:val="20"/>
+                <w:szCs w:val="20"/>
+              </w:rPr>
+            </w:pPr>
+            <w:r>
+              <w:rPr>
+                <w:rFonts w:ascii="Calibri" w:eastAsia="Times New Roman" w:hAnsi="Calibri" w:cs="Calibri"/>
+                <w:color w:val="1A1A1A"/>
+                <w:sz w:val="20"/>
+                <w:szCs w:val="20"/>
+              </w:rPr>
+              <w:lastRenderedPageBreak/>
+              <w:t>Se adapta a la operación real</w:t>
+            </w:r>
+          </w:p>
+        </w:tc>
+        <w:tc>
+          <w:tcPr>
+            <w:tcW w:w="0" w:type="auto"/>
+            <w:tcBorders>
+              <w:bottom w:val="single" w:sz="4" w:space="0" w:color="BFBFBF"/>
+            </w:tcBorders>
+            <w:tcMar>
+              <w:top w:w="100" w:type="dxa"/>
+              <w:left w:w="140" w:type="dxa"/>
+              <w:bottom w:w="100" w:type="dxa"/>
+              <w:right w:w="140" w:type="dxa"/>
+            </w:tcMar>
+            <w:hideMark/>
+          </w:tcPr>
+          <w:p>
+            <w:pPr>
+              <w:spacing w:before="160" w:after="240"/>
+              <w:rPr>
+                <w:rFonts w:ascii="Calibri" w:eastAsia="Times New Roman" w:hAnsi="Calibri" w:cs="Calibri"/>
+                <w:color w:val="1A1A1A"/>
+                <w:sz w:val="20"/>
+                <w:szCs w:val="20"/>
+              </w:rPr>
+            </w:pPr>
+            <w:r>
+              <w:rPr>
+                <w:rFonts w:ascii="Calibri" w:eastAsia="Times New Roman" w:hAnsi="Calibri" w:cs="Calibri"/>
+                <w:color w:val="1A1A1A"/>
+                <w:sz w:val="20"/>
+                <w:szCs w:val="20"/>
+              </w:rPr>
+              <w:t>Con costo por hora</w:t>
+            </w:r>
+          </w:p>
+        </w:tc>
+        <w:tc>
+          <w:tcPr>
+            <w:tcW w:w="0" w:type="auto"/>
+            <w:tcBorders>
+              <w:bottom w:val="single" w:sz="4" w:space="0" w:color="BFBFBF"/>
+            </w:tcBorders>
+            <w:tcMar>
+              <w:top w:w="100" w:type="dxa"/>
+              <w:left w:w="140" w:type="dxa"/>
+              <w:bottom w:w="100" w:type="dxa"/>
+              <w:right w:w="140" w:type="dxa"/>
+            </w:tcMar>
+            <w:hideMark/>
+          </w:tcPr>
+          <w:p>
+            <w:pPr>
+              <w:spacing w:before="160" w:after="240"/>
+              <w:rPr>
+                <w:rFonts w:ascii="Calibri" w:eastAsia="Times New Roman" w:hAnsi="Calibri" w:cs="Calibri"/>
+                <w:color w:val="1A1A1A"/>
+                <w:sz w:val="20"/>
+                <w:szCs w:val="20"/>
+              </w:rPr>
+            </w:pPr>
+            <w:r>
+              <w:rPr>
+                <w:rFonts w:ascii="Calibri" w:eastAsia="Times New Roman" w:hAnsi="Calibri" w:cs="Calibri"/>
+                <w:color w:val="1A1A1A"/>
+                <w:sz w:val="20"/>
+                <w:szCs w:val="20"/>
+              </w:rPr>
+              <w:t>Sí</w:t>
+            </w:r>
+          </w:p>
+        </w:tc>
+        <w:tc>
+          <w:tcPr>
+            <w:tcW w:w="0" w:type="auto"/>
+            <w:tcBorders>
+              <w:bottom w:val="single" w:sz="4" w:space="0" w:color="BFBFBF"/>
+            </w:tcBorders>
+            <w:tcMar>
+              <w:top w:w="100" w:type="dxa"/>
+              <w:left w:w="140" w:type="dxa"/>
+              <w:bottom w:w="100" w:type="dxa"/>
+              <w:right w:w="140" w:type="dxa"/>
+            </w:tcMar>
+            <w:hideMark/>
+          </w:tcPr>
+          <w:p>
+            <w:pPr>
+              <w:spacing w:before="160" w:after="240"/>
+              <w:rPr>
+                <w:rFonts w:ascii="Calibri" w:eastAsia="Times New Roman" w:hAnsi="Calibri" w:cs="Calibri"/>
+                <w:color w:val="1A1A1A"/>
+                <w:sz w:val="20"/>
+                <w:szCs w:val="20"/>
+              </w:rPr>
+            </w:pPr>
+            <w:r>
+              <w:rPr>
+                <w:rFonts w:ascii="Calibri" w:eastAsia="Times New Roman" w:hAnsi="Calibri" w:cs="Calibri"/>
+                <w:b/>
+                <w:bCs/>
+                <w:color w:val="1A1A1A"/>
+                <w:sz w:val="20"/>
+                <w:szCs w:val="20"/>
+              </w:rPr>
+              <w:t>Sí, incluido en el abono</w:t>
+            </w:r>
+          </w:p>
+        </w:tc>
+      </w:tr>
+      <w:tr>
+        <w:tc>
+          <w:tcPr>
+            <w:tcW w:w="0" w:type="auto"/>
+            <w:tcBorders>
+              <w:bottom w:val="single" w:sz="4" w:space="0" w:color="BFBFBF"/>
+            </w:tcBorders>
+            <w:tcMar>
+              <w:top w:w="100" w:type="dxa"/>
+              <w:left w:w="140" w:type="dxa"/>
+              <w:bottom w:w="100" w:type="dxa"/>
+              <w:right w:w="140" w:type="dxa"/>
+            </w:tcMar>
+            <w:hideMark/>
+          </w:tcPr>
+          <w:p>
+            <w:pPr>
+              <w:spacing w:before="160" w:after="240"/>
+              <w:rPr>
+                <w:rFonts w:ascii="Calibri" w:eastAsia="Times New Roman" w:hAnsi="Calibri" w:cs="Calibri"/>
+                <w:color w:val="1A1A1A"/>
+                <w:sz w:val="20"/>
+                <w:szCs w:val="20"/>
+              </w:rPr>
+            </w:pPr>
+            <w:r>
+              <w:rPr>
+                <w:rFonts w:ascii="Calibri" w:eastAsia="Times New Roman" w:hAnsi="Calibri" w:cs="Calibri"/>
+                <w:color w:val="1A1A1A"/>
+                <w:sz w:val="20"/>
+                <w:szCs w:val="20"/>
+              </w:rPr>
+              <w:t>Versionado, soporte y actualizaciones de producto</w:t>
+            </w:r>
+          </w:p>
+        </w:tc>
+        <w:tc>
+          <w:tcPr>
+            <w:tcW w:w="0" w:type="auto"/>
+            <w:tcBorders>
+              <w:bottom w:val="single" w:sz="4" w:space="0" w:color="BFBFBF"/>
+            </w:tcBorders>
+            <w:tcMar>
+              <w:top w:w="100" w:type="dxa"/>
+              <w:left w:w="140" w:type="dxa"/>
+              <w:bottom w:w="100" w:type="dxa"/>
+              <w:right w:w="140" w:type="dxa"/>
+            </w:tcMar>
+            <w:hideMark/>
+          </w:tcPr>
+          <w:p>
+            <w:pPr>
+              <w:spacing w:before="160" w:after="240"/>
+              <w:rPr>
+                <w:rFonts w:ascii="Calibri" w:eastAsia="Times New Roman" w:hAnsi="Calibri" w:cs="Calibri"/>
+                <w:color w:val="1A1A1A"/>
+                <w:sz w:val="20"/>
+                <w:szCs w:val="20"/>
+              </w:rPr>
+            </w:pPr>
+            <w:r>
+              <w:rPr>
+                <w:rFonts w:ascii="Calibri" w:eastAsia="Times New Roman" w:hAnsi="Calibri" w:cs="Calibri"/>
+                <w:color w:val="1A1A1A"/>
+                <w:sz w:val="20"/>
+                <w:szCs w:val="20"/>
+              </w:rPr>
+              <w:t>Sí</w:t>
+            </w:r>
+          </w:p>
+        </w:tc>
+        <w:tc>
+          <w:tcPr>
+            <w:tcW w:w="0" w:type="auto"/>
+            <w:tcBorders>
+              <w:bottom w:val="single" w:sz="4" w:space="0" w:color="BFBFBF"/>
+            </w:tcBorders>
+            <w:tcMar>
+              <w:top w:w="100" w:type="dxa"/>
+              <w:left w:w="140" w:type="dxa"/>
+              <w:bottom w:w="100" w:type="dxa"/>
+              <w:right w:w="140" w:type="dxa"/>
+            </w:tcMar>
+            <w:hideMark/>
+          </w:tcPr>
+          <w:p>
+            <w:pPr>
+              <w:spacing w:before="160" w:after="240"/>
+              <w:rPr>
+                <w:rFonts w:ascii="Calibri" w:eastAsia="Times New Roman" w:hAnsi="Calibri" w:cs="Calibri"/>
+                <w:color w:val="1A1A1A"/>
+                <w:sz w:val="20"/>
+                <w:szCs w:val="20"/>
+              </w:rPr>
+            </w:pPr>
+            <w:r>
+              <w:rPr>
+                <w:rFonts w:ascii="Calibri" w:eastAsia="Times New Roman" w:hAnsi="Calibri" w:cs="Calibri"/>
+                <w:color w:val="1A1A1A"/>
+                <w:sz w:val="20"/>
+                <w:szCs w:val="20"/>
+              </w:rPr>
+              <w:t>Según el acuerdo</w:t>
+            </w:r>
+          </w:p>
+        </w:tc>
+        <w:tc>
+          <w:tcPr>
+            <w:tcW w:w="0" w:type="auto"/>
+            <w:tcBorders>
+              <w:bottom w:val="single" w:sz="4" w:space="0" w:color="BFBFBF"/>
+            </w:tcBorders>
+            <w:tcMar>
+              <w:top w:w="100" w:type="dxa"/>
+              <w:left w:w="140" w:type="dxa"/>
+              <w:bottom w:w="100" w:type="dxa"/>
+              <w:right w:w="140" w:type="dxa"/>
+            </w:tcMar>
+            <w:hideMark/>
+          </w:tcPr>
+          <w:p>
+            <w:pPr>
+              <w:spacing w:before="160" w:after="240"/>
+              <w:rPr>
+                <w:rFonts w:ascii="Calibri" w:eastAsia="Times New Roman" w:hAnsi="Calibri" w:cs="Calibri"/>
+                <w:color w:val="1A1A1A"/>
+                <w:sz w:val="20"/>
+                <w:szCs w:val="20"/>
+              </w:rPr>
+            </w:pPr>
+            <w:r>
+              <w:rPr>
+                <w:rFonts w:ascii="Calibri" w:eastAsia="Times New Roman" w:hAnsi="Calibri" w:cs="Calibri"/>
+                <w:b/>
+                <w:bCs/>
+                <w:color w:val="1A1A1A"/>
+                <w:sz w:val="20"/>
+                <w:szCs w:val="20"/>
+              </w:rPr>
+              <w:t>Sí</w:t>
+            </w:r>
+          </w:p>
+        </w:tc>
+      </w:tr>
+      <w:tr>
+        <w:tc>
+          <w:tcPr>
+            <w:tcW w:w="0" w:type="auto"/>
+            <w:tcBorders>
+              <w:bottom w:val="single" w:sz="4" w:space="0" w:color="BFBFBF"/>
+            </w:tcBorders>
+            <w:tcMar>
+              <w:top w:w="100" w:type="dxa"/>
+              <w:left w:w="140" w:type="dxa"/>
+              <w:bottom w:w="100" w:type="dxa"/>
+              <w:right w:w="140" w:type="dxa"/>
+            </w:tcMar>
+            <w:hideMark/>
+          </w:tcPr>
+          <w:p>
+            <w:pPr>
+              <w:spacing w:before="160" w:after="240"/>
+              <w:rPr>
+                <w:rFonts w:ascii="Calibri" w:eastAsia="Times New Roman" w:hAnsi="Calibri" w:cs="Calibri"/>
+                <w:color w:val="1A1A1A"/>
+                <w:sz w:val="20"/>
+                <w:szCs w:val="20"/>
+              </w:rPr>
+            </w:pPr>
+            <w:r>
+              <w:rPr>
+                <w:rFonts w:ascii="Calibri" w:eastAsia="Times New Roman" w:hAnsi="Calibri" w:cs="Calibri"/>
+                <w:color w:val="1A1A1A"/>
+                <w:sz w:val="20"/>
+                <w:szCs w:val="20"/>
+              </w:rPr>
+              <w:t>Costo de cada adaptación posterior</w:t>
+            </w:r>
+          </w:p>
+        </w:tc>
+        <w:tc>
+          <w:tcPr>
+            <w:tcW w:w="0" w:type="auto"/>
+            <w:tcBorders>
+              <w:bottom w:val="single" w:sz="4" w:space="0" w:color="BFBFBF"/>
+            </w:tcBorders>
+            <w:tcMar>
+              <w:top w:w="100" w:type="dxa"/>
+              <w:left w:w="140" w:type="dxa"/>
+              <w:bottom w:w="100" w:type="dxa"/>
+              <w:right w:w="140" w:type="dxa"/>
+            </w:tcMar>
+            <w:hideMark/>
+          </w:tcPr>
+          <w:p>
+            <w:pPr>
+              <w:spacing w:before="160" w:after="240"/>
+              <w:rPr>
+                <w:rFonts w:ascii="Calibri" w:eastAsia="Times New Roman" w:hAnsi="Calibri" w:cs="Calibri"/>
+                <w:color w:val="1A1A1A"/>
+                <w:sz w:val="20"/>
+                <w:szCs w:val="20"/>
+              </w:rPr>
+            </w:pPr>
+            <w:r>
+              <w:rPr>
+                <w:rFonts w:ascii="Calibri" w:eastAsia="Times New Roman" w:hAnsi="Calibri" w:cs="Calibri"/>
+                <w:color w:val="1A1A1A"/>
+                <w:sz w:val="20"/>
+                <w:szCs w:val="20"/>
+              </w:rPr>
+              <w:t>USD 60 /h</w:t>
+            </w:r>
+          </w:p>
+        </w:tc>
+        <w:tc>
+          <w:tcPr>
+            <w:tcW w:w="0" w:type="auto"/>
+            <w:tcBorders>
+              <w:bottom w:val="single" w:sz="4" w:space="0" w:color="BFBFBF"/>
+            </w:tcBorders>
+            <w:tcMar>
+              <w:top w:w="100" w:type="dxa"/>
+              <w:left w:w="140" w:type="dxa"/>
+              <w:bottom w:w="100" w:type="dxa"/>
+              <w:right w:w="140" w:type="dxa"/>
+            </w:tcMar>
+            <w:hideMark/>
+          </w:tcPr>
+          <w:p>
+            <w:pPr>
+              <w:spacing w:before="160" w:after="240"/>
+              <w:rPr>
+                <w:rFonts w:ascii="Calibri" w:eastAsia="Times New Roman" w:hAnsi="Calibri" w:cs="Calibri"/>
+                <w:color w:val="1A1A1A"/>
+                <w:sz w:val="20"/>
+                <w:szCs w:val="20"/>
+              </w:rPr>
+            </w:pPr>
+            <w:r>
+              <w:rPr>
+                <w:rFonts w:ascii="Calibri" w:eastAsia="Times New Roman" w:hAnsi="Calibri" w:cs="Calibri"/>
+                <w:color w:val="1A1A1A"/>
+                <w:sz w:val="20"/>
+                <w:szCs w:val="20"/>
+              </w:rPr>
+              <w:t>Proyecto nuevo</w:t>
+            </w:r>
+          </w:p>
+        </w:tc>
+        <w:tc>
+          <w:tcPr>
+            <w:tcW w:w="0" w:type="auto"/>
+            <w:tcBorders>
+              <w:bottom w:val="single" w:sz="4" w:space="0" w:color="BFBFBF"/>
+            </w:tcBorders>
+            <w:tcMar>
+              <w:top w:w="100" w:type="dxa"/>
+              <w:left w:w="140" w:type="dxa"/>
+              <w:bottom w:w="100" w:type="dxa"/>
+              <w:right w:w="140" w:type="dxa"/>
+            </w:tcMar>
+            <w:hideMark/>
+          </w:tcPr>
+          <w:p>
+            <w:pPr>
+              <w:spacing w:before="160" w:after="240"/>
+              <w:rPr>
+                <w:rFonts w:ascii="Calibri" w:eastAsia="Times New Roman" w:hAnsi="Calibri" w:cs="Calibri"/>
+                <w:color w:val="1A1A1A"/>
+                <w:sz w:val="20"/>
+                <w:szCs w:val="20"/>
+              </w:rPr>
+            </w:pPr>
+            <w:r>
+              <w:rPr>
+                <w:rFonts w:ascii="Calibri" w:eastAsia="Times New Roman" w:hAnsi="Calibri" w:cs="Calibri"/>
+                <w:b/>
+                <w:bCs/>
+                <w:color w:val="1A1A1A"/>
+                <w:sz w:val="20"/>
+                <w:szCs w:val="20"/>
+              </w:rPr>
+              <w:t>Dentro del abono, hasta 10 h/mes</w:t>
+            </w:r>
+          </w:p>
+        </w:tc>
+      </w:tr>
+      <w:tr>
+        <w:tc>
+          <w:tcPr>
+            <w:tcW w:w="0" w:type="auto"/>
+            <w:tcBorders>
+              <w:bottom w:val="single" w:sz="4" w:space="0" w:color="BFBFBF"/>
+            </w:tcBorders>
+            <w:tcMar>
+              <w:top w:w="100" w:type="dxa"/>
+              <w:left w:w="140" w:type="dxa"/>
+              <w:bottom w:w="100" w:type="dxa"/>
+              <w:right w:w="140" w:type="dxa"/>
+            </w:tcMar>
+            <w:hideMark/>
+          </w:tcPr>
+          <w:p>
+            <w:pPr>
+              <w:spacing w:before="160" w:after="240"/>
+              <w:rPr>
+                <w:rFonts w:ascii="Calibri" w:eastAsia="Times New Roman" w:hAnsi="Calibri" w:cs="Calibri"/>
+                <w:color w:val="1A1A1A"/>
+                <w:sz w:val="20"/>
+                <w:szCs w:val="20"/>
+              </w:rPr>
+            </w:pPr>
+            <w:r>
+              <w:rPr>
+                <w:rFonts w:ascii="Calibri" w:eastAsia="Times New Roman" w:hAnsi="Calibri" w:cs="Calibri"/>
+                <w:color w:val="1A1A1A"/>
+                <w:sz w:val="20"/>
+                <w:szCs w:val="20"/>
+              </w:rPr>
+              <w:t>Efecto de las adaptaciones sobre las actualizaciones</w:t>
+            </w:r>
+          </w:p>
+        </w:tc>
+        <w:tc>
+          <w:tcPr>
+            <w:tcW w:w="0" w:type="auto"/>
+            <w:tcBorders>
+              <w:bottom w:val="single" w:sz="4" w:space="0" w:color="BFBFBF"/>
+            </w:tcBorders>
+            <w:tcMar>
+              <w:top w:w="100" w:type="dxa"/>
+              <w:left w:w="140" w:type="dxa"/>
+              <w:bottom w:w="100" w:type="dxa"/>
+              <w:right w:w="140" w:type="dxa"/>
+            </w:tcMar>
+            <w:hideMark/>
+          </w:tcPr>
+          <w:p>
+            <w:pPr>
+              <w:spacing w:before="160" w:after="240"/>
+              <w:rPr>
+                <w:rFonts w:ascii="Calibri" w:eastAsia="Times New Roman" w:hAnsi="Calibri" w:cs="Calibri"/>
+                <w:color w:val="1A1A1A"/>
+                <w:sz w:val="20"/>
+                <w:szCs w:val="20"/>
+              </w:rPr>
+            </w:pPr>
+            <w:r>
+              <w:rPr>
+                <w:rFonts w:ascii="Calibri" w:eastAsia="Times New Roman" w:hAnsi="Calibri" w:cs="Calibri"/>
+                <w:color w:val="1A1A1A"/>
+                <w:sz w:val="20"/>
+                <w:szCs w:val="20"/>
+              </w:rPr>
+              <w:t>Las complican</w:t>
+            </w:r>
+          </w:p>
+        </w:tc>
+        <w:tc>
+          <w:tcPr>
+            <w:tcW w:w="0" w:type="auto"/>
+            <w:tcBorders>
+              <w:bottom w:val="single" w:sz="4" w:space="0" w:color="BFBFBF"/>
+            </w:tcBorders>
+            <w:tcMar>
+              <w:top w:w="100" w:type="dxa"/>
+              <w:left w:w="140" w:type="dxa"/>
+              <w:bottom w:w="100" w:type="dxa"/>
+              <w:right w:w="140" w:type="dxa"/>
+            </w:tcMar>
+            <w:hideMark/>
+          </w:tcPr>
+          <w:p>
+            <w:pPr>
+              <w:spacing w:before="160" w:after="240"/>
+              <w:rPr>
+                <w:rFonts w:ascii="Calibri" w:eastAsia="Times New Roman" w:hAnsi="Calibri" w:cs="Calibri"/>
+                <w:color w:val="1A1A1A"/>
+                <w:sz w:val="20"/>
+                <w:szCs w:val="20"/>
+              </w:rPr>
+            </w:pPr>
+            <w:r>
+              <w:rPr>
+                <w:rFonts w:ascii="Calibri" w:eastAsia="Times New Roman" w:hAnsi="Calibri" w:cs="Calibri"/>
+                <w:color w:val="1A1A1A"/>
+                <w:sz w:val="20"/>
+                <w:szCs w:val="20"/>
+              </w:rPr>
+              <w:t>—</w:t>
+            </w:r>
+          </w:p>
+        </w:tc>
+        <w:tc>
+          <w:tcPr>
+            <w:tcW w:w="0" w:type="auto"/>
+            <w:tcBorders>
+              <w:bottom w:val="single" w:sz="4" w:space="0" w:color="BFBFBF"/>
+            </w:tcBorders>
+            <w:tcMar>
+              <w:top w:w="100" w:type="dxa"/>
+              <w:left w:w="140" w:type="dxa"/>
+              <w:bottom w:w="100" w:type="dxa"/>
+              <w:right w:w="140" w:type="dxa"/>
+            </w:tcMar>
+            <w:hideMark/>
+          </w:tcPr>
+          <w:p>
+            <w:pPr>
+              <w:spacing w:before="160" w:after="240"/>
+              <w:rPr>
+                <w:rFonts w:ascii="Calibri" w:eastAsia="Times New Roman" w:hAnsi="Calibri" w:cs="Calibri"/>
+                <w:color w:val="1A1A1A"/>
+                <w:sz w:val="20"/>
+                <w:szCs w:val="20"/>
+              </w:rPr>
+            </w:pPr>
+            <w:r>
+              <w:rPr>
+                <w:rFonts w:ascii="Calibri" w:eastAsia="Times New Roman" w:hAnsi="Calibri" w:cs="Calibri"/>
+                <w:b/>
+                <w:bCs/>
+                <w:color w:val="1A1A1A"/>
+                <w:sz w:val="20"/>
+                <w:szCs w:val="20"/>
+              </w:rPr>
+              <w:t>Son parte del producto</w:t>
+            </w:r>
+          </w:p>
+        </w:tc>
+      </w:tr>
+    </w:tbl>
+    <w:p>
+      <w:pPr>
+        <w:shd w:val="clear" w:color="auto" w:fill="F2F5FA"/>
+        <w:divId w:val="1981039110"/>
+        <w:rPr>
+          <w:rFonts w:ascii="Calibri" w:eastAsia="Times New Roman" w:hAnsi="Calibri" w:cs="Calibri"/>
+          <w:color w:val="1A1A1A"/>
+          <w:sz w:val="22"/>
+          <w:szCs w:val="22"/>
+        </w:rPr>
+      </w:pPr>
+      <w:r>
+        <w:rPr>
+          <w:rFonts w:ascii="Calibri" w:eastAsia="Times New Roman" w:hAnsi="Calibri" w:cs="Calibri"/>
+          <w:b/>
+          <w:bCs/>
+          <w:color w:val="1A1A1A"/>
+          <w:sz w:val="22"/>
+          <w:szCs w:val="22"/>
+        </w:rPr>
+        <w:t>Buena parte de las adaptaciones no consume horas de desarrollo.</w:t>
+      </w:r>
+      <w:r>
+        <w:rPr>
+          <w:rFonts w:ascii="Calibri" w:eastAsia="Times New Roman" w:hAnsi="Calibri" w:cs="Calibri"/>
+          <w:color w:val="1A1A1A"/>
+          <w:sz w:val="22"/>
+          <w:szCs w:val="22"/>
+        </w:rPr>
+        <w:t xml:space="preserve"> El módulo está construido para configurarse, no para reprogramarse: conceptos, fórmulas, parámetros con vigencia, fuentes de datos y atributos se definen desde la propia aplicación. Un concepto nuevo, un cambio de convenio o un dato adicional que deba intervenir en el cálculo son tareas de configuración, no de programación. Eso hace que la bolsa mensual rinda bastante más de lo que rendiría en un esquema donde cada cambio exige intervención técnica. </w:t>
+      </w:r>
+    </w:p>
+    <w:p>
+      <w:pPr>
+        <w:pStyle w:val="Ttulo2"/>
+        <w:rPr>
+          <w:rFonts w:ascii="Calibri" w:eastAsia="Times New Roman" w:hAnsi="Calibri" w:cs="Calibri"/>
+        </w:rPr>
+      </w:pPr>
+      <w:r>
+        <w:rPr>
+          <w:rFonts w:ascii="Calibri" w:eastAsia="Times New Roman" w:hAnsi="Calibri" w:cs="Calibri"/>
+        </w:rPr>
+        <w:t>5. Alcance comparado</w:t>
       </w:r>
     </w:p>
     <w:tbl>
@@ -1707,7 +2980,31 @@
                 <w:sz w:val="20"/>
                 <w:szCs w:val="20"/>
               </w:rPr>
-              <w:t>Plataforma cloud generalista</w:t>
+              <w:t xml:space="preserve">Plataforma </w:t>
+            </w:r>
+            <w:proofErr w:type="spellStart"/>
+            <w:r>
+              <w:rPr>
+                <w:rFonts w:ascii="Calibri" w:eastAsia="Times New Roman" w:hAnsi="Calibri" w:cs="Calibri"/>
+                <w:b/>
+                <w:bCs/>
+                <w:color w:val="FFFFFF"/>
+                <w:sz w:val="20"/>
+                <w:szCs w:val="20"/>
+              </w:rPr>
+              <w:t>cloud</w:t>
+            </w:r>
+            <w:proofErr w:type="spellEnd"/>
+            <w:r>
+              <w:rPr>
+                <w:rFonts w:ascii="Calibri" w:eastAsia="Times New Roman" w:hAnsi="Calibri" w:cs="Calibri"/>
+                <w:b/>
+                <w:bCs/>
+                <w:color w:val="FFFFFF"/>
+                <w:sz w:val="20"/>
+                <w:szCs w:val="20"/>
+              </w:rPr>
+              <w:t xml:space="preserve"> generalista</w:t>
             </w:r>
           </w:p>
         </w:tc>
@@ -2279,6 +3576,7 @@
                 <w:sz w:val="20"/>
                 <w:szCs w:val="20"/>
               </w:rPr>
+              <w:lastRenderedPageBreak/>
               <w:t>Actualizaciones normativas</w:t>
             </w:r>
           </w:p>
@@ -2314,7 +3612,7 @@
                 <w:sz w:val="20"/>
                 <w:szCs w:val="20"/>
               </w:rPr>
-              <w:t>Incluidas en el soporte anual</w:t>
+              <w:t>Incluidas</w:t>
             </w:r>
           </w:p>
         </w:tc>
@@ -2386,114 +3684,27 @@
                 <w:sz w:val="20"/>
                 <w:szCs w:val="20"/>
               </w:rPr>
-              <w:t>Mesa de ayuda e infraestructura certificada</w:t>
-            </w:r>
-          </w:p>
-        </w:tc>
-        <w:tc>
-          <w:tcPr>
-            <w:tcW w:w="0" w:type="auto"/>
-            <w:tcBorders>
-              <w:bottom w:val="single" w:sz="4" w:space="0" w:color="BFBFBF"/>
-            </w:tcBorders>
-            <w:tcMar>
-              <w:top w:w="100" w:type="dxa"/>
-              <w:left w:w="140" w:type="dxa"/>
-              <w:bottom w:w="100" w:type="dxa"/>
-              <w:right w:w="140" w:type="dxa"/>
-            </w:tcMar>
-            <w:hideMark/>
-          </w:tcPr>
-          <w:p>
-            <w:pPr>
-              <w:spacing w:before="160" w:after="240"/>
-              <w:rPr>
-                <w:rFonts w:ascii="Calibri" w:eastAsia="Times New Roman" w:hAnsi="Calibri" w:cs="Calibri"/>
-                <w:color w:val="1A1A1A"/>
-                <w:sz w:val="20"/>
-                <w:szCs w:val="20"/>
-              </w:rPr>
-            </w:pPr>
-            <w:r>
-              <w:rPr>
-                <w:rFonts w:ascii="Calibri" w:eastAsia="Times New Roman" w:hAnsi="Calibri" w:cs="Calibri"/>
-                <w:color w:val="1A1A1A"/>
-                <w:sz w:val="20"/>
-                <w:szCs w:val="20"/>
-              </w:rPr>
-              <w:t>Según acuerdo de soporte e infraestructura del cliente</w:t>
-            </w:r>
-          </w:p>
-        </w:tc>
-        <w:tc>
-          <w:tcPr>
-            <w:tcW w:w="0" w:type="auto"/>
-            <w:tcBorders>
-              <w:bottom w:val="single" w:sz="4" w:space="0" w:color="BFBFBF"/>
-            </w:tcBorders>
-            <w:tcMar>
-              <w:top w:w="100" w:type="dxa"/>
-              <w:left w:w="140" w:type="dxa"/>
-              <w:bottom w:w="100" w:type="dxa"/>
-              <w:right w:w="140" w:type="dxa"/>
-            </w:tcMar>
-            <w:hideMark/>
-          </w:tcPr>
-          <w:p>
-            <w:pPr>
-              <w:spacing w:before="160" w:after="240"/>
-              <w:rPr>
-                <w:rFonts w:ascii="Calibri" w:eastAsia="Times New Roman" w:hAnsi="Calibri" w:cs="Calibri"/>
-                <w:color w:val="1A1A1A"/>
-                <w:sz w:val="20"/>
-                <w:szCs w:val="20"/>
-              </w:rPr>
-            </w:pPr>
-            <w:r>
-              <w:rPr>
-                <w:rFonts w:ascii="Calibri" w:eastAsia="Times New Roman" w:hAnsi="Calibri" w:cs="Calibri"/>
-                <w:color w:val="1A1A1A"/>
-                <w:sz w:val="20"/>
-                <w:szCs w:val="20"/>
-              </w:rPr>
-              <w:t>Incluidas</w:t>
-            </w:r>
-          </w:p>
-        </w:tc>
-      </w:tr>
-      <w:tr>
-        <w:tc>
-          <w:tcPr>
-            <w:tcW w:w="0" w:type="auto"/>
-            <w:tcBorders>
-              <w:bottom w:val="single" w:sz="4" w:space="0" w:color="BFBFBF"/>
-            </w:tcBorders>
-            <w:tcMar>
-              <w:top w:w="100" w:type="dxa"/>
-              <w:left w:w="140" w:type="dxa"/>
-              <w:bottom w:w="100" w:type="dxa"/>
-              <w:right w:w="140" w:type="dxa"/>
-            </w:tcMar>
-            <w:hideMark/>
-          </w:tcPr>
-          <w:p>
-            <w:pPr>
-              <w:spacing w:before="160" w:after="240"/>
-              <w:rPr>
-                <w:rFonts w:ascii="Calibri" w:eastAsia="Times New Roman" w:hAnsi="Calibri" w:cs="Calibri"/>
-                <w:color w:val="1A1A1A"/>
-                <w:sz w:val="20"/>
-                <w:szCs w:val="20"/>
-              </w:rPr>
-            </w:pPr>
-            <w:r>
-              <w:rPr>
-                <w:rFonts w:ascii="Calibri" w:eastAsia="Times New Roman" w:hAnsi="Calibri" w:cs="Calibri"/>
-                <w:color w:val="1A1A1A"/>
-                <w:sz w:val="20"/>
-                <w:szCs w:val="20"/>
-              </w:rPr>
-              <w:t>Firma digital, onboarding, legajo digital</w:t>
+              <w:t xml:space="preserve">Firma digital, </w:t>
+            </w:r>
+            <w:proofErr w:type="spellStart"/>
+            <w:r>
+              <w:rPr>
+                <w:rFonts w:ascii="Calibri" w:eastAsia="Times New Roman" w:hAnsi="Calibri" w:cs="Calibri"/>
+                <w:color w:val="1A1A1A"/>
+                <w:sz w:val="20"/>
+                <w:szCs w:val="20"/>
+              </w:rPr>
+              <w:t>onboarding</w:t>
+            </w:r>
+            <w:proofErr w:type="spellEnd"/>
+            <w:r>
+              <w:rPr>
+                <w:rFonts w:ascii="Calibri" w:eastAsia="Times New Roman" w:hAnsi="Calibri" w:cs="Calibri"/>
+                <w:color w:val="1A1A1A"/>
+                <w:sz w:val="20"/>
+                <w:szCs w:val="20"/>
+              </w:rPr>
+              <w:t>, legajo digital</w:t>
             </w:r>
           </w:p>
         </w:tc>
@@ -2572,7 +3783,7 @@
     <w:p>
       <w:pPr>
         <w:shd w:val="clear" w:color="auto" w:fill="FBF0F0"/>
-        <w:divId w:val="937713928"/>
+        <w:divId w:val="1018507022"/>
         <w:rPr>
           <w:rFonts w:ascii="Calibri" w:eastAsia="Times New Roman" w:hAnsi="Calibri" w:cs="Calibri"/>
           <w:color w:val="1A1A1A"/>
@@ -2589,44 +3800,104 @@
           <w:sz w:val="22"/>
           <w:szCs w:val="22"/>
         </w:rPr>
-        <w:t>Alcance no cubierto.</w:t>
-      </w:r>
-      <w:r>
-        <w:rPr>
-          <w:rFonts w:ascii="Calibri" w:eastAsia="Times New Roman" w:hAnsi="Calibri" w:cs="Calibri"/>
-          <w:color w:val="1A1A1A"/>
-          <w:sz w:val="22"/>
-          <w:szCs w:val="22"/>
-        </w:rPr>
-        <w:t xml:space="preserve"> Este módulo resuelve la liquidación de haberes. No incluye gestión documental, firma digital, onboarding ni legajo digital. Si esas funciones son un requisito, corresponde evaluarlas por separado — pueden incorporarse por etapas o cubrirse con una herramienta específica, sin afectar la liquidación. </w:t>
+        <w:t>Alcance no cubierto por este módulo.</w:t>
+      </w:r>
+      <w:r>
+        <w:rPr>
+          <w:rFonts w:ascii="Calibri" w:eastAsia="Times New Roman" w:hAnsi="Calibri" w:cs="Calibri"/>
+          <w:color w:val="1A1A1A"/>
+          <w:sz w:val="22"/>
+          <w:szCs w:val="22"/>
+        </w:rPr>
+        <w:t xml:space="preserve"> Resuelve la liquidación de haberes. No incluye gestión documental, firma digital, </w:t>
+      </w:r>
+      <w:proofErr w:type="spellStart"/>
+      <w:r>
+        <w:rPr>
+          <w:rFonts w:ascii="Calibri" w:eastAsia="Times New Roman" w:hAnsi="Calibri" w:cs="Calibri"/>
+          <w:color w:val="1A1A1A"/>
+          <w:sz w:val="22"/>
+          <w:szCs w:val="22"/>
+        </w:rPr>
+        <w:t>onboarding</w:t>
+      </w:r>
+      <w:proofErr w:type="spellEnd"/>
+      <w:r>
+        <w:rPr>
+          <w:rFonts w:ascii="Calibri" w:eastAsia="Times New Roman" w:hAnsi="Calibri" w:cs="Calibri"/>
+          <w:color w:val="1A1A1A"/>
+          <w:sz w:val="22"/>
+          <w:szCs w:val="22"/>
+        </w:rPr>
+        <w:t xml:space="preserve"> ni legajo digital, que la alternativa </w:t>
+      </w:r>
+      <w:proofErr w:type="spellStart"/>
+      <w:r>
+        <w:rPr>
+          <w:rFonts w:ascii="Calibri" w:eastAsia="Times New Roman" w:hAnsi="Calibri" w:cs="Calibri"/>
+          <w:color w:val="1A1A1A"/>
+          <w:sz w:val="22"/>
+          <w:szCs w:val="22"/>
+        </w:rPr>
+        <w:t>cloud</w:t>
+      </w:r>
+      <w:proofErr w:type="spellEnd"/>
+      <w:r>
+        <w:rPr>
+          <w:rFonts w:ascii="Calibri" w:eastAsia="Times New Roman" w:hAnsi="Calibri" w:cs="Calibri"/>
+          <w:color w:val="1A1A1A"/>
+          <w:sz w:val="22"/>
+          <w:szCs w:val="22"/>
+        </w:rPr>
+        <w:t xml:space="preserve"> sí ofrece bonificados. Si esas funciones son un requisito, corresponde evaluarlas por separado — pueden incorporarse por etapas o cubrirse con una herramienta específica, sin afectar la liquidación. </w:t>
       </w:r>
     </w:p>
     <w:p>
       <w:pPr>
-        <w:pStyle w:val="Ttulo2"/>
-        <w:rPr>
-          <w:rFonts w:ascii="Calibri" w:eastAsia="Times New Roman" w:hAnsi="Calibri" w:cs="Calibri"/>
-        </w:rPr>
-      </w:pPr>
-      <w:r>
-        <w:rPr>
-          <w:rFonts w:ascii="Calibri" w:eastAsia="Times New Roman" w:hAnsi="Calibri" w:cs="Calibri"/>
-        </w:rPr>
-        <w:t>5. Propuesta económica</w:t>
+        <w:pStyle w:val="Ttulo3"/>
+        <w:rPr>
+          <w:rFonts w:ascii="Calibri" w:eastAsia="Times New Roman" w:hAnsi="Calibri" w:cs="Calibri"/>
+        </w:rPr>
+      </w:pPr>
+      <w:r>
+        <w:rPr>
+          <w:rFonts w:ascii="Calibri" w:eastAsia="Times New Roman" w:hAnsi="Calibri" w:cs="Calibri"/>
+        </w:rPr>
+        <w:t xml:space="preserve">5.1 Lo que la alternativa </w:t>
+      </w:r>
+      <w:proofErr w:type="spellStart"/>
+      <w:r>
+        <w:rPr>
+          <w:rFonts w:ascii="Calibri" w:eastAsia="Times New Roman" w:hAnsi="Calibri" w:cs="Calibri"/>
+        </w:rPr>
+        <w:t>cloud</w:t>
+      </w:r>
+      <w:proofErr w:type="spellEnd"/>
+      <w:r>
+        <w:rPr>
+          <w:rFonts w:ascii="Calibri" w:eastAsia="Times New Roman" w:hAnsi="Calibri" w:cs="Calibri"/>
+        </w:rPr>
+        <w:t xml:space="preserve"> excluye de su alcance</w:t>
       </w:r>
     </w:p>
     <w:p>
       <w:pPr>
-        <w:pStyle w:val="Ttulo3"/>
-        <w:rPr>
-          <w:rFonts w:ascii="Calibri" w:eastAsia="Times New Roman" w:hAnsi="Calibri" w:cs="Calibri"/>
-        </w:rPr>
-      </w:pPr>
-      <w:r>
-        <w:rPr>
-          <w:rFonts w:ascii="Calibri" w:eastAsia="Times New Roman" w:hAnsi="Calibri" w:cs="Calibri"/>
-        </w:rPr>
-        <w:t>5.1 Licencia del módulo</w:t>
+        <w:pStyle w:val="NormalWeb"/>
+        <w:rPr>
+          <w:rFonts w:ascii="Calibri" w:hAnsi="Calibri" w:cs="Calibri"/>
+          <w:color w:val="1A1A1A"/>
+          <w:sz w:val="22"/>
+          <w:szCs w:val="22"/>
+        </w:rPr>
+      </w:pPr>
+      <w:r>
+        <w:rPr>
+          <w:rFonts w:ascii="Calibri" w:hAnsi="Calibri" w:cs="Calibri"/>
+          <w:color w:val="1A1A1A"/>
+          <w:sz w:val="22"/>
+          <w:szCs w:val="22"/>
+        </w:rPr>
+        <w:t>La documentación pública de alcance de la plataforma enumera, entre las exclusiones del proyecto de implementación:</w:t>
       </w:r>
     </w:p>
     <w:tbl>
@@ -2641,14 +3912,13 @@
         <w:tblLook w:val="04A0" w:firstRow="1" w:lastRow="0" w:firstColumn="1" w:lastColumn="0" w:noHBand="0" w:noVBand="1"/>
       </w:tblPr>
       <w:tblGrid>
-        <w:gridCol w:w="4422"/>
-        <w:gridCol w:w="2041"/>
-        <w:gridCol w:w="2041"/>
+        <w:gridCol w:w="3232"/>
+        <w:gridCol w:w="5272"/>
       </w:tblGrid>
       <w:tr>
         <w:tc>
           <w:tcPr>
-            <w:tcW w:w="2600" w:type="pct"/>
+            <w:tcW w:w="1900" w:type="pct"/>
             <w:shd w:val="clear" w:color="auto" w:fill="1F3864"/>
             <w:tcMar>
               <w:top w:w="100" w:type="dxa"/>
@@ -2680,13 +3950,13 @@
                 <w:sz w:val="20"/>
                 <w:szCs w:val="20"/>
               </w:rPr>
-              <w:t>Concepto</w:t>
-            </w:r>
-          </w:p>
-        </w:tc>
-        <w:tc>
-          <w:tcPr>
-            <w:tcW w:w="1200" w:type="pct"/>
+              <w:t>Exclusión declarada</w:t>
+            </w:r>
+          </w:p>
+        </w:tc>
+        <w:tc>
+          <w:tcPr>
+            <w:tcW w:w="3100" w:type="pct"/>
             <w:shd w:val="clear" w:color="auto" w:fill="1F3864"/>
             <w:tcMar>
               <w:top w:w="100" w:type="dxa"/>
@@ -2718,45 +3988,7 @@
                 <w:sz w:val="20"/>
                 <w:szCs w:val="20"/>
               </w:rPr>
-              <w:t>Modalidad</w:t>
-            </w:r>
-          </w:p>
-        </w:tc>
-        <w:tc>
-          <w:tcPr>
-            <w:tcW w:w="1200" w:type="pct"/>
-            <w:shd w:val="clear" w:color="auto" w:fill="1F3864"/>
-            <w:tcMar>
-              <w:top w:w="100" w:type="dxa"/>
-              <w:left w:w="140" w:type="dxa"/>
-              <w:bottom w:w="100" w:type="dxa"/>
-              <w:right w:w="140" w:type="dxa"/>
-            </w:tcMar>
-            <w:vAlign w:val="center"/>
-            <w:hideMark/>
-          </w:tcPr>
-          <w:p>
-            <w:pPr>
-              <w:spacing w:before="160" w:after="240"/>
-              <w:rPr>
-                <w:rFonts w:ascii="Calibri" w:eastAsia="Times New Roman" w:hAnsi="Calibri" w:cs="Calibri"/>
-                <w:b/>
-                <w:bCs/>
-                <w:color w:val="FFFFFF"/>
-                <w:sz w:val="20"/>
-                <w:szCs w:val="20"/>
-              </w:rPr>
-            </w:pPr>
-            <w:r>
-              <w:rPr>
-                <w:rFonts w:ascii="Calibri" w:eastAsia="Times New Roman" w:hAnsi="Calibri" w:cs="Calibri"/>
-                <w:b/>
-                <w:bCs/>
-                <w:color w:val="FFFFFF"/>
-                <w:sz w:val="20"/>
-                <w:szCs w:val="20"/>
-              </w:rPr>
-              <w:t>Importe</w:t>
+              <w:t>Qué implica para esta operación</w:t>
             </w:r>
           </w:p>
         </w:tc>
@@ -2789,83 +4021,456 @@
             <w:r>
               <w:rPr>
                 <w:rFonts w:ascii="Calibri" w:eastAsia="Times New Roman" w:hAnsi="Calibri" w:cs="Calibri"/>
-                <w:color w:val="1A1A1A"/>
-                <w:sz w:val="20"/>
-                <w:szCs w:val="20"/>
-              </w:rPr>
-              <w:t>Licencia de uso del módulo, sin límite de empleados</w:t>
-            </w:r>
-          </w:p>
-        </w:tc>
-        <w:tc>
-          <w:tcPr>
-            <w:tcW w:w="0" w:type="auto"/>
-            <w:tcBorders>
-              <w:bottom w:val="single" w:sz="4" w:space="0" w:color="BFBFBF"/>
-            </w:tcBorders>
-            <w:tcMar>
-              <w:top w:w="100" w:type="dxa"/>
-              <w:left w:w="140" w:type="dxa"/>
-              <w:bottom w:w="100" w:type="dxa"/>
-              <w:right w:w="140" w:type="dxa"/>
-            </w:tcMar>
-            <w:hideMark/>
-          </w:tcPr>
-          <w:p>
-            <w:pPr>
-              <w:spacing w:before="160" w:after="240"/>
-              <w:rPr>
-                <w:rFonts w:ascii="Calibri" w:eastAsia="Times New Roman" w:hAnsi="Calibri" w:cs="Calibri"/>
-                <w:color w:val="1A1A1A"/>
-                <w:sz w:val="20"/>
-                <w:szCs w:val="20"/>
-              </w:rPr>
-            </w:pPr>
-            <w:r>
-              <w:rPr>
-                <w:rFonts w:ascii="Calibri" w:eastAsia="Times New Roman" w:hAnsi="Calibri" w:cs="Calibri"/>
-                <w:color w:val="1A1A1A"/>
-                <w:sz w:val="20"/>
-                <w:szCs w:val="20"/>
-              </w:rPr>
-              <w:t>Perpetua, pago único</w:t>
-            </w:r>
-          </w:p>
-        </w:tc>
-        <w:tc>
-          <w:tcPr>
-            <w:tcW w:w="0" w:type="auto"/>
-            <w:tcBorders>
-              <w:bottom w:val="single" w:sz="4" w:space="0" w:color="BFBFBF"/>
-            </w:tcBorders>
-            <w:noWrap/>
-            <w:tcMar>
-              <w:top w:w="100" w:type="dxa"/>
-              <w:left w:w="140" w:type="dxa"/>
-              <w:bottom w:w="100" w:type="dxa"/>
-              <w:right w:w="140" w:type="dxa"/>
-            </w:tcMar>
-            <w:hideMark/>
-          </w:tcPr>
-          <w:p>
-            <w:pPr>
-              <w:spacing w:before="160" w:after="240"/>
-              <w:jc w:val="right"/>
-              <w:rPr>
-                <w:rFonts w:ascii="Calibri" w:eastAsia="Times New Roman" w:hAnsi="Calibri" w:cs="Calibri"/>
-                <w:color w:val="1A1A1A"/>
-                <w:sz w:val="20"/>
-                <w:szCs w:val="20"/>
-              </w:rPr>
-            </w:pPr>
-            <w:r>
-              <w:rPr>
-                <w:rFonts w:ascii="Calibri" w:eastAsia="Times New Roman" w:hAnsi="Calibri" w:cs="Calibri"/>
-                <w:color w:val="1A1A1A"/>
-                <w:sz w:val="20"/>
-                <w:szCs w:val="20"/>
-              </w:rPr>
-              <w:t>[COMPLETAR]</w:t>
+                <w:b/>
+                <w:bCs/>
+                <w:color w:val="1A1A1A"/>
+                <w:sz w:val="20"/>
+                <w:szCs w:val="20"/>
+              </w:rPr>
+              <w:t>Customizaciones que requieran código</w:t>
+            </w:r>
+          </w:p>
+        </w:tc>
+        <w:tc>
+          <w:tcPr>
+            <w:tcW w:w="0" w:type="auto"/>
+            <w:tcBorders>
+              <w:bottom w:val="single" w:sz="4" w:space="0" w:color="BFBFBF"/>
+            </w:tcBorders>
+            <w:tcMar>
+              <w:top w:w="100" w:type="dxa"/>
+              <w:left w:w="140" w:type="dxa"/>
+              <w:bottom w:w="100" w:type="dxa"/>
+              <w:right w:w="140" w:type="dxa"/>
+            </w:tcMar>
+            <w:hideMark/>
+          </w:tcPr>
+          <w:p>
+            <w:pPr>
+              <w:spacing w:before="160" w:after="240"/>
+              <w:rPr>
+                <w:rFonts w:ascii="Calibri" w:eastAsia="Times New Roman" w:hAnsi="Calibri" w:cs="Calibri"/>
+                <w:color w:val="1A1A1A"/>
+                <w:sz w:val="20"/>
+                <w:szCs w:val="20"/>
+              </w:rPr>
+            </w:pPr>
+            <w:r>
+              <w:rPr>
+                <w:rFonts w:ascii="Calibri" w:eastAsia="Times New Roman" w:hAnsi="Calibri" w:cs="Calibri"/>
+                <w:color w:val="1A1A1A"/>
+                <w:sz w:val="20"/>
+                <w:szCs w:val="20"/>
+              </w:rPr>
+              <w:t xml:space="preserve">La liquidación por marea, los francos valuados por categoría de lote y los coeficientes de producción no son parametrización. Al quedar fuera del alcance, </w:t>
+            </w:r>
+            <w:r>
+              <w:rPr>
+                <w:rFonts w:ascii="Calibri" w:eastAsia="Times New Roman" w:hAnsi="Calibri" w:cs="Calibri"/>
+                <w:b/>
+                <w:bCs/>
+                <w:color w:val="1A1A1A"/>
+                <w:sz w:val="20"/>
+                <w:szCs w:val="20"/>
+              </w:rPr>
+              <w:t>no se resuelven con horas de consultoría</w:t>
+            </w:r>
+            <w:r>
+              <w:rPr>
+                <w:rFonts w:ascii="Calibri" w:eastAsia="Times New Roman" w:hAnsi="Calibri" w:cs="Calibri"/>
+                <w:color w:val="1A1A1A"/>
+                <w:sz w:val="20"/>
+                <w:szCs w:val="20"/>
+              </w:rPr>
+              <w:t>: requieren un acuerdo aparte, si el proveedor lo acepta.</w:t>
+            </w:r>
+          </w:p>
+        </w:tc>
+      </w:tr>
+      <w:tr>
+        <w:tc>
+          <w:tcPr>
+            <w:tcW w:w="0" w:type="auto"/>
+            <w:tcBorders>
+              <w:bottom w:val="single" w:sz="4" w:space="0" w:color="BFBFBF"/>
+            </w:tcBorders>
+            <w:tcMar>
+              <w:top w:w="100" w:type="dxa"/>
+              <w:left w:w="140" w:type="dxa"/>
+              <w:bottom w:w="100" w:type="dxa"/>
+              <w:right w:w="140" w:type="dxa"/>
+            </w:tcMar>
+            <w:hideMark/>
+          </w:tcPr>
+          <w:p>
+            <w:pPr>
+              <w:spacing w:before="160" w:after="240"/>
+              <w:rPr>
+                <w:rFonts w:ascii="Calibri" w:eastAsia="Times New Roman" w:hAnsi="Calibri" w:cs="Calibri"/>
+                <w:color w:val="1A1A1A"/>
+                <w:sz w:val="20"/>
+                <w:szCs w:val="20"/>
+              </w:rPr>
+            </w:pPr>
+            <w:r>
+              <w:rPr>
+                <w:rFonts w:ascii="Calibri" w:eastAsia="Times New Roman" w:hAnsi="Calibri" w:cs="Calibri"/>
+                <w:b/>
+                <w:bCs/>
+                <w:color w:val="1A1A1A"/>
+                <w:sz w:val="20"/>
+                <w:szCs w:val="20"/>
+              </w:rPr>
+              <w:t>Integraciones externas</w:t>
+            </w:r>
+          </w:p>
+        </w:tc>
+        <w:tc>
+          <w:tcPr>
+            <w:tcW w:w="0" w:type="auto"/>
+            <w:tcBorders>
+              <w:bottom w:val="single" w:sz="4" w:space="0" w:color="BFBFBF"/>
+            </w:tcBorders>
+            <w:tcMar>
+              <w:top w:w="100" w:type="dxa"/>
+              <w:left w:w="140" w:type="dxa"/>
+              <w:bottom w:w="100" w:type="dxa"/>
+              <w:right w:w="140" w:type="dxa"/>
+            </w:tcMar>
+            <w:hideMark/>
+          </w:tcPr>
+          <w:p>
+            <w:pPr>
+              <w:spacing w:before="160" w:after="240"/>
+              <w:rPr>
+                <w:rFonts w:ascii="Calibri" w:eastAsia="Times New Roman" w:hAnsi="Calibri" w:cs="Calibri"/>
+                <w:color w:val="1A1A1A"/>
+                <w:sz w:val="20"/>
+                <w:szCs w:val="20"/>
+              </w:rPr>
+            </w:pPr>
+            <w:r>
+              <w:rPr>
+                <w:rFonts w:ascii="Calibri" w:eastAsia="Times New Roman" w:hAnsi="Calibri" w:cs="Calibri"/>
+                <w:color w:val="1A1A1A"/>
+                <w:sz w:val="20"/>
+                <w:szCs w:val="20"/>
+              </w:rPr>
+              <w:t>La interfaz con el ERP —asiento contable, empleados, proyectos, costo por marea— queda a cargo del cliente y no está cuantificada en la propuesta.</w:t>
+            </w:r>
+          </w:p>
+        </w:tc>
+      </w:tr>
+      <w:tr>
+        <w:tc>
+          <w:tcPr>
+            <w:tcW w:w="0" w:type="auto"/>
+            <w:tcBorders>
+              <w:bottom w:val="single" w:sz="4" w:space="0" w:color="BFBFBF"/>
+            </w:tcBorders>
+            <w:tcMar>
+              <w:top w:w="100" w:type="dxa"/>
+              <w:left w:w="140" w:type="dxa"/>
+              <w:bottom w:w="100" w:type="dxa"/>
+              <w:right w:w="140" w:type="dxa"/>
+            </w:tcMar>
+            <w:hideMark/>
+          </w:tcPr>
+          <w:p>
+            <w:pPr>
+              <w:spacing w:before="160" w:after="240"/>
+              <w:rPr>
+                <w:rFonts w:ascii="Calibri" w:eastAsia="Times New Roman" w:hAnsi="Calibri" w:cs="Calibri"/>
+                <w:color w:val="1A1A1A"/>
+                <w:sz w:val="20"/>
+                <w:szCs w:val="20"/>
+              </w:rPr>
+            </w:pPr>
+            <w:r>
+              <w:rPr>
+                <w:rFonts w:ascii="Calibri" w:eastAsia="Times New Roman" w:hAnsi="Calibri" w:cs="Calibri"/>
+                <w:b/>
+                <w:bCs/>
+                <w:color w:val="1A1A1A"/>
+                <w:sz w:val="20"/>
+                <w:szCs w:val="20"/>
+              </w:rPr>
+              <w:t>Historial de migraciones</w:t>
+            </w:r>
+          </w:p>
+        </w:tc>
+        <w:tc>
+          <w:tcPr>
+            <w:tcW w:w="0" w:type="auto"/>
+            <w:tcBorders>
+              <w:bottom w:val="single" w:sz="4" w:space="0" w:color="BFBFBF"/>
+            </w:tcBorders>
+            <w:tcMar>
+              <w:top w:w="100" w:type="dxa"/>
+              <w:left w:w="140" w:type="dxa"/>
+              <w:bottom w:w="100" w:type="dxa"/>
+              <w:right w:w="140" w:type="dxa"/>
+            </w:tcMar>
+            <w:hideMark/>
+          </w:tcPr>
+          <w:p>
+            <w:pPr>
+              <w:spacing w:before="160" w:after="240"/>
+              <w:rPr>
+                <w:rFonts w:ascii="Calibri" w:eastAsia="Times New Roman" w:hAnsi="Calibri" w:cs="Calibri"/>
+                <w:color w:val="1A1A1A"/>
+                <w:sz w:val="20"/>
+                <w:szCs w:val="20"/>
+              </w:rPr>
+            </w:pPr>
+            <w:r>
+              <w:rPr>
+                <w:rFonts w:ascii="Calibri" w:eastAsia="Times New Roman" w:hAnsi="Calibri" w:cs="Calibri"/>
+                <w:color w:val="1A1A1A"/>
+                <w:sz w:val="20"/>
+                <w:szCs w:val="20"/>
+              </w:rPr>
+              <w:t>Las liquidaciones anteriores no se migran. La consulta del histórico exige mantener el sistema actual en paralelo o resignarla.</w:t>
+            </w:r>
+          </w:p>
+        </w:tc>
+      </w:tr>
+      <w:tr>
+        <w:tc>
+          <w:tcPr>
+            <w:tcW w:w="0" w:type="auto"/>
+            <w:tcBorders>
+              <w:bottom w:val="single" w:sz="4" w:space="0" w:color="BFBFBF"/>
+            </w:tcBorders>
+            <w:tcMar>
+              <w:top w:w="100" w:type="dxa"/>
+              <w:left w:w="140" w:type="dxa"/>
+              <w:bottom w:w="100" w:type="dxa"/>
+              <w:right w:w="140" w:type="dxa"/>
+            </w:tcMar>
+            <w:hideMark/>
+          </w:tcPr>
+          <w:p>
+            <w:pPr>
+              <w:spacing w:before="160" w:after="240"/>
+              <w:rPr>
+                <w:rFonts w:ascii="Calibri" w:eastAsia="Times New Roman" w:hAnsi="Calibri" w:cs="Calibri"/>
+                <w:color w:val="1A1A1A"/>
+                <w:sz w:val="20"/>
+                <w:szCs w:val="20"/>
+              </w:rPr>
+            </w:pPr>
+            <w:r>
+              <w:rPr>
+                <w:rFonts w:ascii="Calibri" w:eastAsia="Times New Roman" w:hAnsi="Calibri" w:cs="Calibri"/>
+                <w:b/>
+                <w:bCs/>
+                <w:color w:val="1A1A1A"/>
+                <w:sz w:val="20"/>
+                <w:szCs w:val="20"/>
+              </w:rPr>
+              <w:t>Configuraciones de tablas adicionales</w:t>
+            </w:r>
+          </w:p>
+        </w:tc>
+        <w:tc>
+          <w:tcPr>
+            <w:tcW w:w="0" w:type="auto"/>
+            <w:tcBorders>
+              <w:bottom w:val="single" w:sz="4" w:space="0" w:color="BFBFBF"/>
+            </w:tcBorders>
+            <w:tcMar>
+              <w:top w:w="100" w:type="dxa"/>
+              <w:left w:w="140" w:type="dxa"/>
+              <w:bottom w:w="100" w:type="dxa"/>
+              <w:right w:w="140" w:type="dxa"/>
+            </w:tcMar>
+            <w:hideMark/>
+          </w:tcPr>
+          <w:p>
+            <w:pPr>
+              <w:spacing w:before="160" w:after="240"/>
+              <w:rPr>
+                <w:rFonts w:ascii="Calibri" w:eastAsia="Times New Roman" w:hAnsi="Calibri" w:cs="Calibri"/>
+                <w:color w:val="1A1A1A"/>
+                <w:sz w:val="20"/>
+                <w:szCs w:val="20"/>
+              </w:rPr>
+            </w:pPr>
+            <w:r>
+              <w:rPr>
+                <w:rFonts w:ascii="Calibri" w:eastAsia="Times New Roman" w:hAnsi="Calibri" w:cs="Calibri"/>
+                <w:color w:val="1A1A1A"/>
+                <w:sz w:val="20"/>
+                <w:szCs w:val="20"/>
+              </w:rPr>
+              <w:t>Solo se configura lo previsto en las plantillas estándar. Toda tabla propia de la actividad queda fuera.</w:t>
+            </w:r>
+          </w:p>
+        </w:tc>
+      </w:tr>
+      <w:tr>
+        <w:tc>
+          <w:tcPr>
+            <w:tcW w:w="0" w:type="auto"/>
+            <w:tcBorders>
+              <w:bottom w:val="single" w:sz="4" w:space="0" w:color="BFBFBF"/>
+            </w:tcBorders>
+            <w:tcMar>
+              <w:top w:w="100" w:type="dxa"/>
+              <w:left w:w="140" w:type="dxa"/>
+              <w:bottom w:w="100" w:type="dxa"/>
+              <w:right w:w="140" w:type="dxa"/>
+            </w:tcMar>
+            <w:hideMark/>
+          </w:tcPr>
+          <w:p>
+            <w:pPr>
+              <w:spacing w:before="160" w:after="240"/>
+              <w:rPr>
+                <w:rFonts w:ascii="Calibri" w:eastAsia="Times New Roman" w:hAnsi="Calibri" w:cs="Calibri"/>
+                <w:color w:val="1A1A1A"/>
+                <w:sz w:val="20"/>
+                <w:szCs w:val="20"/>
+              </w:rPr>
+            </w:pPr>
+            <w:r>
+              <w:rPr>
+                <w:rFonts w:ascii="Calibri" w:eastAsia="Times New Roman" w:hAnsi="Calibri" w:cs="Calibri"/>
+                <w:color w:val="1A1A1A"/>
+                <w:sz w:val="20"/>
+                <w:szCs w:val="20"/>
+              </w:rPr>
+              <w:t xml:space="preserve">Carga inicial </w:t>
+            </w:r>
+            <w:r>
+              <w:rPr>
+                <w:rFonts w:ascii="Calibri" w:eastAsia="Times New Roman" w:hAnsi="Calibri" w:cs="Calibri"/>
+                <w:b/>
+                <w:bCs/>
+                <w:color w:val="1A1A1A"/>
+                <w:sz w:val="20"/>
+                <w:szCs w:val="20"/>
+              </w:rPr>
+              <w:t>por plantillas estándar</w:t>
+            </w:r>
+          </w:p>
+        </w:tc>
+        <w:tc>
+          <w:tcPr>
+            <w:tcW w:w="0" w:type="auto"/>
+            <w:tcBorders>
+              <w:bottom w:val="single" w:sz="4" w:space="0" w:color="BFBFBF"/>
+            </w:tcBorders>
+            <w:tcMar>
+              <w:top w:w="100" w:type="dxa"/>
+              <w:left w:w="140" w:type="dxa"/>
+              <w:bottom w:w="100" w:type="dxa"/>
+              <w:right w:w="140" w:type="dxa"/>
+            </w:tcMar>
+            <w:hideMark/>
+          </w:tcPr>
+          <w:p>
+            <w:pPr>
+              <w:spacing w:before="160" w:after="240"/>
+              <w:rPr>
+                <w:rFonts w:ascii="Calibri" w:eastAsia="Times New Roman" w:hAnsi="Calibri" w:cs="Calibri"/>
+                <w:color w:val="1A1A1A"/>
+                <w:sz w:val="20"/>
+                <w:szCs w:val="20"/>
+              </w:rPr>
+            </w:pPr>
+            <w:r>
+              <w:rPr>
+                <w:rFonts w:ascii="Calibri" w:eastAsia="Times New Roman" w:hAnsi="Calibri" w:cs="Calibri"/>
+                <w:color w:val="1A1A1A"/>
+                <w:sz w:val="20"/>
+                <w:szCs w:val="20"/>
+              </w:rPr>
+              <w:t>Los datos que no encajen en esas plantillas —escalas por convenio y categoría, saldos de francos, producción por marea— requieren tratamiento aparte.</w:t>
+            </w:r>
+          </w:p>
+        </w:tc>
+      </w:tr>
+      <w:tr>
+        <w:tc>
+          <w:tcPr>
+            <w:tcW w:w="0" w:type="auto"/>
+            <w:tcBorders>
+              <w:bottom w:val="single" w:sz="4" w:space="0" w:color="BFBFBF"/>
+            </w:tcBorders>
+            <w:tcMar>
+              <w:top w:w="100" w:type="dxa"/>
+              <w:left w:w="140" w:type="dxa"/>
+              <w:bottom w:w="100" w:type="dxa"/>
+              <w:right w:w="140" w:type="dxa"/>
+            </w:tcMar>
+            <w:hideMark/>
+          </w:tcPr>
+          <w:p>
+            <w:pPr>
+              <w:spacing w:before="160" w:after="240"/>
+              <w:rPr>
+                <w:rFonts w:ascii="Calibri" w:eastAsia="Times New Roman" w:hAnsi="Calibri" w:cs="Calibri"/>
+                <w:color w:val="1A1A1A"/>
+                <w:sz w:val="20"/>
+                <w:szCs w:val="20"/>
+              </w:rPr>
+            </w:pPr>
+            <w:r>
+              <w:rPr>
+                <w:rFonts w:ascii="Calibri" w:eastAsia="Times New Roman" w:hAnsi="Calibri" w:cs="Calibri"/>
+                <w:color w:val="1A1A1A"/>
+                <w:sz w:val="20"/>
+                <w:szCs w:val="20"/>
+              </w:rPr>
+              <w:t xml:space="preserve">Capacitación </w:t>
+            </w:r>
+            <w:r>
+              <w:rPr>
+                <w:rFonts w:ascii="Calibri" w:eastAsia="Times New Roman" w:hAnsi="Calibri" w:cs="Calibri"/>
+                <w:b/>
+                <w:bCs/>
+                <w:color w:val="1A1A1A"/>
+                <w:sz w:val="20"/>
+                <w:szCs w:val="20"/>
+              </w:rPr>
+              <w:t>de capacitadores</w:t>
+            </w:r>
+          </w:p>
+        </w:tc>
+        <w:tc>
+          <w:tcPr>
+            <w:tcW w:w="0" w:type="auto"/>
+            <w:tcBorders>
+              <w:bottom w:val="single" w:sz="4" w:space="0" w:color="BFBFBF"/>
+            </w:tcBorders>
+            <w:tcMar>
+              <w:top w:w="100" w:type="dxa"/>
+              <w:left w:w="140" w:type="dxa"/>
+              <w:bottom w:w="100" w:type="dxa"/>
+              <w:right w:w="140" w:type="dxa"/>
+            </w:tcMar>
+            <w:hideMark/>
+          </w:tcPr>
+          <w:p>
+            <w:pPr>
+              <w:spacing w:before="160" w:after="240"/>
+              <w:rPr>
+                <w:rFonts w:ascii="Calibri" w:eastAsia="Times New Roman" w:hAnsi="Calibri" w:cs="Calibri"/>
+                <w:color w:val="1A1A1A"/>
+                <w:sz w:val="20"/>
+                <w:szCs w:val="20"/>
+              </w:rPr>
+            </w:pPr>
+            <w:r>
+              <w:rPr>
+                <w:rFonts w:ascii="Calibri" w:eastAsia="Times New Roman" w:hAnsi="Calibri" w:cs="Calibri"/>
+                <w:color w:val="1A1A1A"/>
+                <w:sz w:val="20"/>
+                <w:szCs w:val="20"/>
+              </w:rPr>
+              <w:t>La formación al usuario final queda a cargo del cliente.</w:t>
             </w:r>
           </w:p>
         </w:tc>
@@ -2873,6 +4478,60 @@
     </w:tbl>
     <w:p>
       <w:pPr>
+        <w:shd w:val="clear" w:color="auto" w:fill="FBF0F0"/>
+        <w:spacing w:before="200" w:after="200"/>
+        <w:divId w:val="432671257"/>
+        <w:rPr>
+          <w:rFonts w:ascii="Calibri" w:eastAsia="Times New Roman" w:hAnsi="Calibri" w:cs="Calibri"/>
+          <w:color w:val="1A1A1A"/>
+          <w:sz w:val="22"/>
+          <w:szCs w:val="22"/>
+        </w:rPr>
+      </w:pPr>
+      <w:r>
+        <w:rPr>
+          <w:rFonts w:ascii="Calibri" w:eastAsia="Times New Roman" w:hAnsi="Calibri" w:cs="Calibri"/>
+          <w:b/>
+          <w:bCs/>
+          <w:color w:val="1A1A1A"/>
+          <w:sz w:val="22"/>
+          <w:szCs w:val="22"/>
+        </w:rPr>
+        <w:lastRenderedPageBreak/>
+        <w:t>La distinción importa más que el precio.</w:t>
+      </w:r>
+      <w:r>
+        <w:rPr>
+          <w:rFonts w:ascii="Calibri" w:eastAsia="Times New Roman" w:hAnsi="Calibri" w:cs="Calibri"/>
+          <w:color w:val="1A1A1A"/>
+          <w:sz w:val="22"/>
+          <w:szCs w:val="22"/>
+        </w:rPr>
+        <w:t xml:space="preserve"> Una hora de consultoría cubre configurar lo que la plataforma ya sabe hacer. Lo que necesita código está </w:t>
+      </w:r>
+      <w:r>
+        <w:rPr>
+          <w:rFonts w:ascii="Calibri" w:eastAsia="Times New Roman" w:hAnsi="Calibri" w:cs="Calibri"/>
+          <w:b/>
+          <w:bCs/>
+          <w:color w:val="1A1A1A"/>
+          <w:sz w:val="22"/>
+          <w:szCs w:val="22"/>
+        </w:rPr>
+        <w:t>fuera del alcance</w:t>
+      </w:r>
+      <w:r>
+        <w:rPr>
+          <w:rFonts w:ascii="Calibri" w:eastAsia="Times New Roman" w:hAnsi="Calibri" w:cs="Calibri"/>
+          <w:color w:val="1A1A1A"/>
+          <w:sz w:val="22"/>
+          <w:szCs w:val="22"/>
+        </w:rPr>
+        <w:t xml:space="preserve">, no arancelado: no es que cueste USD 60 por hora, es que no forma parte de lo contratado. Las particularidades de la liquidación pesquera caen en esa categoría. </w:t>
+      </w:r>
+    </w:p>
+    <w:p>
+      <w:pPr>
         <w:pStyle w:val="small"/>
         <w:spacing w:after="100" w:afterAutospacing="1"/>
         <w:rPr>
@@ -2883,11 +4542,45 @@
         <w:rPr>
           <w:rFonts w:ascii="Calibri" w:hAnsi="Calibri" w:cs="Calibri"/>
         </w:rPr>
-        <w:t>La licencia no tiene costo por empleado activo: la dotación puede crecer sin impacto en el precio.</w:t>
+        <w:t>Fuente: documentación de alcance e implementación publicada por el proveedor, referida en su propia propuesta.</w:t>
       </w:r>
     </w:p>
     <w:p>
       <w:pPr>
+        <w:pStyle w:val="Ttulo2"/>
+        <w:rPr>
+          <w:rFonts w:ascii="Calibri" w:eastAsia="Times New Roman" w:hAnsi="Calibri" w:cs="Calibri"/>
+        </w:rPr>
+      </w:pPr>
+      <w:r>
+        <w:rPr>
+          <w:rFonts w:ascii="Calibri" w:eastAsia="Times New Roman" w:hAnsi="Calibri" w:cs="Calibri"/>
+        </w:rPr>
+        <w:t>6. Modelo comercial</w:t>
+      </w:r>
+    </w:p>
+    <w:p>
+      <w:pPr>
+        <w:pStyle w:val="NormalWeb"/>
+        <w:rPr>
+          <w:rFonts w:ascii="Calibri" w:hAnsi="Calibri" w:cs="Calibri"/>
+          <w:color w:val="1A1A1A"/>
+          <w:sz w:val="22"/>
+          <w:szCs w:val="22"/>
+        </w:rPr>
+      </w:pPr>
+      <w:r>
+        <w:rPr>
+          <w:rFonts w:ascii="Calibri" w:hAnsi="Calibri" w:cs="Calibri"/>
+          <w:color w:val="1A1A1A"/>
+          <w:sz w:val="22"/>
+          <w:szCs w:val="22"/>
+        </w:rPr>
+        <w:t>Se ofrecen dos modalidades. Ambas incluyen exactamente el mismo alcance funcional, la misma implementación y el mismo nivel de servicio; cambia únicamente cómo se paga.</w:t>
+      </w:r>
+    </w:p>
+    <w:p>
+      <w:pPr>
         <w:pStyle w:val="Ttulo3"/>
         <w:rPr>
           <w:rFonts w:ascii="Calibri" w:eastAsia="Times New Roman" w:hAnsi="Calibri" w:cs="Calibri"/>
@@ -2897,7 +4590,46 @@
         <w:rPr>
           <w:rFonts w:ascii="Calibri" w:eastAsia="Times New Roman" w:hAnsi="Calibri" w:cs="Calibri"/>
         </w:rPr>
-        <w:t>5.2 Implementación</w:t>
+        <w:t xml:space="preserve">Opción A — Abono integral con horas incluidas </w:t>
+      </w:r>
+      <w:r>
+        <w:rPr>
+          <w:rStyle w:val="small1"/>
+          <w:rFonts w:ascii="Calibri" w:eastAsia="Times New Roman" w:hAnsi="Calibri" w:cs="Calibri"/>
+        </w:rPr>
+        <w:t>(recomendada)</w:t>
+      </w:r>
+    </w:p>
+    <w:p>
+      <w:pPr>
+        <w:shd w:val="clear" w:color="auto" w:fill="F2F5FA"/>
+        <w:divId w:val="2127311012"/>
+        <w:rPr>
+          <w:rFonts w:ascii="Calibri" w:eastAsia="Times New Roman" w:hAnsi="Calibri" w:cs="Calibri"/>
+          <w:color w:val="1A1A1A"/>
+          <w:sz w:val="22"/>
+          <w:szCs w:val="22"/>
+        </w:rPr>
+      </w:pPr>
+      <w:r>
+        <w:rPr>
+          <w:rFonts w:ascii="Calibri" w:eastAsia="Times New Roman" w:hAnsi="Calibri" w:cs="Calibri"/>
+          <w:b/>
+          <w:bCs/>
+          <w:color w:val="1A1A1A"/>
+          <w:sz w:val="22"/>
+          <w:szCs w:val="22"/>
+        </w:rPr>
+        <w:t>Sin pago inicial. Sin costo de implementación por separado. Un único abono mensual que incluye la bolsa de horas de adaptación.</w:t>
+      </w:r>
+      <w:r>
+        <w:rPr>
+          <w:rFonts w:ascii="Calibri" w:eastAsia="Times New Roman" w:hAnsi="Calibri" w:cs="Calibri"/>
+          <w:color w:val="1A1A1A"/>
+          <w:sz w:val="22"/>
+          <w:szCs w:val="22"/>
+        </w:rPr>
+        <w:t xml:space="preserve"> </w:t>
       </w:r>
     </w:p>
     <w:tbl>
@@ -2912,13 +4644,14 @@
         <w:tblLook w:val="04A0" w:firstRow="1" w:lastRow="0" w:firstColumn="1" w:lastColumn="0" w:noHBand="0" w:noVBand="1"/>
       </w:tblPr>
       <w:tblGrid>
-        <w:gridCol w:w="6463"/>
-        <w:gridCol w:w="2041"/>
+        <w:gridCol w:w="4932"/>
+        <w:gridCol w:w="1786"/>
+        <w:gridCol w:w="1786"/>
       </w:tblGrid>
       <w:tr>
         <w:tc>
           <w:tcPr>
-            <w:tcW w:w="3800" w:type="pct"/>
+            <w:tcW w:w="2900" w:type="pct"/>
             <w:shd w:val="clear" w:color="auto" w:fill="1F3864"/>
             <w:tcMar>
               <w:top w:w="100" w:type="dxa"/>
@@ -2956,7 +4689,7 @@
         </w:tc>
         <w:tc>
           <w:tcPr>
-            <w:tcW w:w="1200" w:type="pct"/>
+            <w:tcW w:w="1050" w:type="pct"/>
             <w:shd w:val="clear" w:color="auto" w:fill="1F3864"/>
             <w:tcMar>
               <w:top w:w="100" w:type="dxa"/>
@@ -2988,7 +4721,45 @@
                 <w:sz w:val="20"/>
                 <w:szCs w:val="20"/>
               </w:rPr>
-              <w:t>Importe</w:t>
+              <w:t>Incluye</w:t>
+            </w:r>
+          </w:p>
+        </w:tc>
+        <w:tc>
+          <w:tcPr>
+            <w:tcW w:w="1050" w:type="pct"/>
+            <w:shd w:val="clear" w:color="auto" w:fill="1F3864"/>
+            <w:tcMar>
+              <w:top w:w="100" w:type="dxa"/>
+              <w:left w:w="140" w:type="dxa"/>
+              <w:bottom w:w="100" w:type="dxa"/>
+              <w:right w:w="140" w:type="dxa"/>
+            </w:tcMar>
+            <w:vAlign w:val="center"/>
+            <w:hideMark/>
+          </w:tcPr>
+          <w:p>
+            <w:pPr>
+              <w:spacing w:before="160" w:after="240"/>
+              <w:rPr>
+                <w:rFonts w:ascii="Calibri" w:eastAsia="Times New Roman" w:hAnsi="Calibri" w:cs="Calibri"/>
+                <w:b/>
+                <w:bCs/>
+                <w:color w:val="FFFFFF"/>
+                <w:sz w:val="20"/>
+                <w:szCs w:val="20"/>
+              </w:rPr>
+            </w:pPr>
+            <w:r>
+              <w:rPr>
+                <w:rFonts w:ascii="Calibri" w:eastAsia="Times New Roman" w:hAnsi="Calibri" w:cs="Calibri"/>
+                <w:b/>
+                <w:bCs/>
+                <w:color w:val="FFFFFF"/>
+                <w:sz w:val="20"/>
+                <w:szCs w:val="20"/>
+              </w:rPr>
+              <w:t>Importe mensual</w:t>
             </w:r>
           </w:p>
         </w:tc>
@@ -3025,7 +4796,55 @@
                 <w:sz w:val="20"/>
                 <w:szCs w:val="20"/>
               </w:rPr>
-              <w:t>Parametrización de convenios, categorías, conceptos y acumuladores</w:t>
+              <w:t xml:space="preserve">Abono integral — uso del módulo, implementación, soporte, actualizaciones normativas, nuevas versiones </w:t>
+            </w:r>
+            <w:r>
+              <w:rPr>
+                <w:rFonts w:ascii="Calibri" w:eastAsia="Times New Roman" w:hAnsi="Calibri" w:cs="Calibri"/>
+                <w:b/>
+                <w:bCs/>
+                <w:color w:val="1A1A1A"/>
+                <w:sz w:val="20"/>
+                <w:szCs w:val="20"/>
+              </w:rPr>
+              <w:t>y adaptaciones al negocio</w:t>
+            </w:r>
+          </w:p>
+        </w:tc>
+        <w:tc>
+          <w:tcPr>
+            <w:tcW w:w="0" w:type="auto"/>
+            <w:tcBorders>
+              <w:bottom w:val="single" w:sz="4" w:space="0" w:color="BFBFBF"/>
+            </w:tcBorders>
+            <w:tcMar>
+              <w:top w:w="100" w:type="dxa"/>
+              <w:left w:w="140" w:type="dxa"/>
+              <w:bottom w:w="100" w:type="dxa"/>
+              <w:right w:w="140" w:type="dxa"/>
+            </w:tcMar>
+            <w:hideMark/>
+          </w:tcPr>
+          <w:p>
+            <w:pPr>
+              <w:spacing w:before="160" w:after="240"/>
+              <w:rPr>
+                <w:rFonts w:ascii="Calibri" w:eastAsia="Times New Roman" w:hAnsi="Calibri" w:cs="Calibri"/>
+                <w:color w:val="1A1A1A"/>
+                <w:sz w:val="20"/>
+                <w:szCs w:val="20"/>
+              </w:rPr>
+            </w:pPr>
+            <w:r>
+              <w:rPr>
+                <w:rFonts w:ascii="Calibri" w:eastAsia="Times New Roman" w:hAnsi="Calibri" w:cs="Calibri"/>
+                <w:b/>
+                <w:bCs/>
+                <w:color w:val="1A1A1A"/>
+                <w:sz w:val="20"/>
+                <w:szCs w:val="20"/>
+              </w:rPr>
+              <w:t>10 horas /mes</w:t>
             </w:r>
           </w:p>
         </w:tc>
@@ -3058,11 +4877,13 @@
             <w:r>
               <w:rPr>
                 <w:rFonts w:ascii="Calibri" w:eastAsia="Times New Roman" w:hAnsi="Calibri" w:cs="Calibri"/>
-                <w:color w:val="1A1A1A"/>
-                <w:sz w:val="20"/>
-                <w:szCs w:val="20"/>
-              </w:rPr>
-              <w:t>[COMPLETAR]</w:t>
+                <w:b/>
+                <w:bCs/>
+                <w:color w:val="1A1A1A"/>
+                <w:sz w:val="20"/>
+                <w:szCs w:val="20"/>
+              </w:rPr>
+              <w:t>USD 1.800</w:t>
             </w:r>
           </w:p>
         </w:tc>
@@ -3099,7 +4920,42 @@
                 <w:sz w:val="20"/>
                 <w:szCs w:val="20"/>
               </w:rPr>
-              <w:t>Migración de datos e histórico</w:t>
+              <w:t>Hora adicional, por encima de la bolsa mensual</w:t>
+            </w:r>
+          </w:p>
+        </w:tc>
+        <w:tc>
+          <w:tcPr>
+            <w:tcW w:w="0" w:type="auto"/>
+            <w:tcBorders>
+              <w:bottom w:val="single" w:sz="4" w:space="0" w:color="BFBFBF"/>
+            </w:tcBorders>
+            <w:tcMar>
+              <w:top w:w="100" w:type="dxa"/>
+              <w:left w:w="140" w:type="dxa"/>
+              <w:bottom w:w="100" w:type="dxa"/>
+              <w:right w:w="140" w:type="dxa"/>
+            </w:tcMar>
+            <w:hideMark/>
+          </w:tcPr>
+          <w:p>
+            <w:pPr>
+              <w:spacing w:before="160" w:after="240"/>
+              <w:rPr>
+                <w:rFonts w:ascii="Calibri" w:eastAsia="Times New Roman" w:hAnsi="Calibri" w:cs="Calibri"/>
+                <w:color w:val="1A1A1A"/>
+                <w:sz w:val="20"/>
+                <w:szCs w:val="20"/>
+              </w:rPr>
+            </w:pPr>
+            <w:r>
+              <w:rPr>
+                <w:rFonts w:ascii="Calibri" w:eastAsia="Times New Roman" w:hAnsi="Calibri" w:cs="Calibri"/>
+                <w:color w:val="1A1A1A"/>
+                <w:sz w:val="20"/>
+                <w:szCs w:val="20"/>
+              </w:rPr>
+              <w:t>—</w:t>
             </w:r>
           </w:p>
         </w:tc>
@@ -3136,7 +4992,25 @@
                 <w:sz w:val="20"/>
                 <w:szCs w:val="20"/>
               </w:rPr>
-              <w:t>[COMPLETAR]</w:t>
+              <w:t xml:space="preserve">USD </w:t>
+            </w:r>
+            <w:r>
+              <w:rPr>
+                <w:rStyle w:val="fill1"/>
+                <w:rFonts w:ascii="Calibri" w:eastAsia="Times New Roman" w:hAnsi="Calibri" w:cs="Calibri"/>
+                <w:sz w:val="20"/>
+                <w:szCs w:val="20"/>
+              </w:rPr>
+              <w:t>45</w:t>
+            </w:r>
+            <w:r>
+              <w:rPr>
+                <w:rFonts w:ascii="Calibri" w:eastAsia="Times New Roman" w:hAnsi="Calibri" w:cs="Calibri"/>
+                <w:color w:val="1A1A1A"/>
+                <w:sz w:val="20"/>
+                <w:szCs w:val="20"/>
+              </w:rPr>
+              <w:t xml:space="preserve"> /h</w:t>
             </w:r>
           </w:p>
         </w:tc>
@@ -3146,154 +5020,6 @@
           <w:tcPr>
             <w:tcW w:w="0" w:type="auto"/>
             <w:tcBorders>
-              <w:bottom w:val="single" w:sz="4" w:space="0" w:color="BFBFBF"/>
-            </w:tcBorders>
-            <w:tcMar>
-              <w:top w:w="100" w:type="dxa"/>
-              <w:left w:w="140" w:type="dxa"/>
-              <w:bottom w:w="100" w:type="dxa"/>
-              <w:right w:w="140" w:type="dxa"/>
-            </w:tcMar>
-            <w:hideMark/>
-          </w:tcPr>
-          <w:p>
-            <w:pPr>
-              <w:spacing w:before="160" w:after="240"/>
-              <w:rPr>
-                <w:rFonts w:ascii="Calibri" w:eastAsia="Times New Roman" w:hAnsi="Calibri" w:cs="Calibri"/>
-                <w:color w:val="1A1A1A"/>
-                <w:sz w:val="20"/>
-                <w:szCs w:val="20"/>
-              </w:rPr>
-            </w:pPr>
-            <w:r>
-              <w:rPr>
-                <w:rFonts w:ascii="Calibri" w:eastAsia="Times New Roman" w:hAnsi="Calibri" w:cs="Calibri"/>
-                <w:color w:val="1A1A1A"/>
-                <w:sz w:val="20"/>
-                <w:szCs w:val="20"/>
-              </w:rPr>
-              <w:t>Liquidación en paralelo y ajuste</w:t>
-            </w:r>
-          </w:p>
-        </w:tc>
-        <w:tc>
-          <w:tcPr>
-            <w:tcW w:w="0" w:type="auto"/>
-            <w:tcBorders>
-              <w:bottom w:val="single" w:sz="4" w:space="0" w:color="BFBFBF"/>
-            </w:tcBorders>
-            <w:noWrap/>
-            <w:tcMar>
-              <w:top w:w="100" w:type="dxa"/>
-              <w:left w:w="140" w:type="dxa"/>
-              <w:bottom w:w="100" w:type="dxa"/>
-              <w:right w:w="140" w:type="dxa"/>
-            </w:tcMar>
-            <w:hideMark/>
-          </w:tcPr>
-          <w:p>
-            <w:pPr>
-              <w:spacing w:before="160" w:after="240"/>
-              <w:jc w:val="right"/>
-              <w:rPr>
-                <w:rFonts w:ascii="Calibri" w:eastAsia="Times New Roman" w:hAnsi="Calibri" w:cs="Calibri"/>
-                <w:color w:val="1A1A1A"/>
-                <w:sz w:val="20"/>
-                <w:szCs w:val="20"/>
-              </w:rPr>
-            </w:pPr>
-            <w:r>
-              <w:rPr>
-                <w:rFonts w:ascii="Calibri" w:eastAsia="Times New Roman" w:hAnsi="Calibri" w:cs="Calibri"/>
-                <w:color w:val="1A1A1A"/>
-                <w:sz w:val="20"/>
-                <w:szCs w:val="20"/>
-              </w:rPr>
-              <w:t>[COMPLETAR]</w:t>
-            </w:r>
-          </w:p>
-        </w:tc>
-      </w:tr>
-      <w:tr>
-        <w:tc>
-          <w:tcPr>
-            <w:tcW w:w="0" w:type="auto"/>
-            <w:tcBorders>
-              <w:bottom w:val="single" w:sz="4" w:space="0" w:color="BFBFBF"/>
-            </w:tcBorders>
-            <w:tcMar>
-              <w:top w:w="100" w:type="dxa"/>
-              <w:left w:w="140" w:type="dxa"/>
-              <w:bottom w:w="100" w:type="dxa"/>
-              <w:right w:w="140" w:type="dxa"/>
-            </w:tcMar>
-            <w:hideMark/>
-          </w:tcPr>
-          <w:p>
-            <w:pPr>
-              <w:spacing w:before="160" w:after="240"/>
-              <w:rPr>
-                <w:rFonts w:ascii="Calibri" w:eastAsia="Times New Roman" w:hAnsi="Calibri" w:cs="Calibri"/>
-                <w:color w:val="1A1A1A"/>
-                <w:sz w:val="20"/>
-                <w:szCs w:val="20"/>
-              </w:rPr>
-            </w:pPr>
-            <w:r>
-              <w:rPr>
-                <w:rFonts w:ascii="Calibri" w:eastAsia="Times New Roman" w:hAnsi="Calibri" w:cs="Calibri"/>
-                <w:color w:val="1A1A1A"/>
-                <w:sz w:val="20"/>
-                <w:szCs w:val="20"/>
-              </w:rPr>
-              <w:t>Capacitación a usuarios</w:t>
-            </w:r>
-          </w:p>
-        </w:tc>
-        <w:tc>
-          <w:tcPr>
-            <w:tcW w:w="0" w:type="auto"/>
-            <w:tcBorders>
-              <w:bottom w:val="single" w:sz="4" w:space="0" w:color="BFBFBF"/>
-            </w:tcBorders>
-            <w:noWrap/>
-            <w:tcMar>
-              <w:top w:w="100" w:type="dxa"/>
-              <w:left w:w="140" w:type="dxa"/>
-              <w:bottom w:w="100" w:type="dxa"/>
-              <w:right w:w="140" w:type="dxa"/>
-            </w:tcMar>
-            <w:hideMark/>
-          </w:tcPr>
-          <w:p>
-            <w:pPr>
-              <w:spacing w:before="160" w:after="240"/>
-              <w:jc w:val="right"/>
-              <w:rPr>
-                <w:rFonts w:ascii="Calibri" w:eastAsia="Times New Roman" w:hAnsi="Calibri" w:cs="Calibri"/>
-                <w:color w:val="1A1A1A"/>
-                <w:sz w:val="20"/>
-                <w:szCs w:val="20"/>
-              </w:rPr>
-            </w:pPr>
-            <w:r>
-              <w:rPr>
-                <w:rFonts w:ascii="Calibri" w:eastAsia="Times New Roman" w:hAnsi="Calibri" w:cs="Calibri"/>
-                <w:color w:val="1A1A1A"/>
-                <w:sz w:val="20"/>
-                <w:szCs w:val="20"/>
-              </w:rPr>
-              <w:t>[COMPLETAR]</w:t>
-            </w:r>
-          </w:p>
-        </w:tc>
-      </w:tr>
-      <w:tr>
-        <w:tc>
-          <w:tcPr>
-            <w:tcW w:w="0" w:type="auto"/>
-            <w:tcBorders>
               <w:top w:val="single" w:sz="8" w:space="0" w:color="1F3864"/>
               <w:bottom w:val="single" w:sz="4" w:space="0" w:color="BFBFBF"/>
             </w:tcBorders>
@@ -3327,7 +5053,48 @@
                 <w:sz w:val="20"/>
                 <w:szCs w:val="20"/>
               </w:rPr>
-              <w:t>Total implementación — pago único</w:t>
+              <w:t>Desembolso inicial</w:t>
+            </w:r>
+          </w:p>
+        </w:tc>
+        <w:tc>
+          <w:tcPr>
+            <w:tcW w:w="0" w:type="auto"/>
+            <w:tcBorders>
+              <w:top w:val="single" w:sz="8" w:space="0" w:color="1F3864"/>
+              <w:bottom w:val="single" w:sz="4" w:space="0" w:color="BFBFBF"/>
+            </w:tcBorders>
+            <w:shd w:val="clear" w:color="auto" w:fill="DEEAF6"/>
+            <w:tcMar>
+              <w:top w:w="100" w:type="dxa"/>
+              <w:left w:w="140" w:type="dxa"/>
+              <w:bottom w:w="100" w:type="dxa"/>
+              <w:right w:w="140" w:type="dxa"/>
+            </w:tcMar>
+            <w:hideMark/>
+          </w:tcPr>
+          <w:p>
+            <w:pPr>
+              <w:spacing w:before="160" w:after="240"/>
+              <w:rPr>
+                <w:rFonts w:ascii="Calibri" w:eastAsia="Times New Roman" w:hAnsi="Calibri" w:cs="Calibri"/>
+                <w:b/>
+                <w:bCs/>
+                <w:color w:val="1A1A1A"/>
+                <w:sz w:val="20"/>
+                <w:szCs w:val="20"/>
+              </w:rPr>
+            </w:pPr>
+            <w:r>
+              <w:rPr>
+                <w:rFonts w:ascii="Calibri" w:eastAsia="Times New Roman" w:hAnsi="Calibri" w:cs="Calibri"/>
+                <w:b/>
+                <w:bCs/>
+                <w:color w:val="1A1A1A"/>
+                <w:sz w:val="20"/>
+                <w:szCs w:val="20"/>
+              </w:rPr>
+              <w:t> </w:t>
             </w:r>
           </w:p>
         </w:tc>
@@ -3370,7 +5137,7 @@
                 <w:sz w:val="20"/>
                 <w:szCs w:val="20"/>
               </w:rPr>
-              <w:t>[COMPLETAR]</w:t>
+              <w:t>USD 0</w:t>
             </w:r>
           </w:p>
         </w:tc>
@@ -3388,234 +5155,74 @@
         <w:rPr>
           <w:rFonts w:ascii="Calibri" w:hAnsi="Calibri" w:cs="Calibri"/>
         </w:rPr>
-        <w:t xml:space="preserve">Forma de pago sugerida: </w:t>
-      </w:r>
-      <w:r>
-        <w:rPr>
-          <w:rStyle w:val="fill1"/>
-          <w:rFonts w:ascii="Calibri" w:hAnsi="Calibri" w:cs="Calibri"/>
-        </w:rPr>
-        <w:t>[COMPLETAR]</w:t>
+        <w:t>Plazo mínimo de 36 meses. La implementación se absorbe en el abono, por lo que una interrupción anticipada devenga el saldo no amortizado de la puesta en marcha. Las horas no consumidas se acumulan dentro del mismo año contractual.</w:t>
       </w:r>
     </w:p>
     <w:p>
       <w:pPr>
-        <w:pStyle w:val="Ttulo3"/>
-        <w:rPr>
-          <w:rFonts w:ascii="Calibri" w:eastAsia="Times New Roman" w:hAnsi="Calibri" w:cs="Calibri"/>
-        </w:rPr>
-      </w:pPr>
-      <w:r>
-        <w:rPr>
-          <w:rFonts w:ascii="Calibri" w:eastAsia="Times New Roman" w:hAnsi="Calibri" w:cs="Calibri"/>
-        </w:rPr>
-        <w:t>5.3 Soporte, mantenimiento y actualizaciones</w:t>
+        <w:shd w:val="clear" w:color="auto" w:fill="F2F5FA"/>
+        <w:spacing w:before="200" w:after="200"/>
+        <w:divId w:val="1756047537"/>
+        <w:rPr>
+          <w:rFonts w:ascii="Calibri" w:eastAsia="Times New Roman" w:hAnsi="Calibri" w:cs="Calibri"/>
+          <w:color w:val="1A1A1A"/>
+          <w:sz w:val="22"/>
+          <w:szCs w:val="22"/>
+        </w:rPr>
+      </w:pPr>
+      <w:r>
+        <w:rPr>
+          <w:rFonts w:ascii="Calibri" w:eastAsia="Times New Roman" w:hAnsi="Calibri" w:cs="Calibri"/>
+          <w:b/>
+          <w:bCs/>
+          <w:color w:val="1A1A1A"/>
+          <w:sz w:val="22"/>
+          <w:szCs w:val="22"/>
+        </w:rPr>
+        <w:t>Por qué el abono incluye horas y no se factura aparte.</w:t>
+      </w:r>
+      <w:r>
+        <w:rPr>
+          <w:rFonts w:ascii="Calibri" w:eastAsia="Times New Roman" w:hAnsi="Calibri" w:cs="Calibri"/>
+          <w:color w:val="1A1A1A"/>
+          <w:sz w:val="22"/>
+          <w:szCs w:val="22"/>
+        </w:rPr>
+        <w:t xml:space="preserve"> La liquidación pesquera no se estabiliza: cambian los convenios, las modalidades de marea, los coeficientes de producción y las formas de valuar francos. Un esquema que factura cada ajuste por hora convierte esa realidad en un costo variable e imprevisible. Incluirlas en el abono la vuelve un costo fijo y presupuestable. </w:t>
       </w:r>
     </w:p>
     <w:p>
       <w:pPr>
-        <w:pStyle w:val="NormalWeb"/>
-        <w:rPr>
-          <w:rFonts w:ascii="Calibri" w:hAnsi="Calibri" w:cs="Calibri"/>
-          <w:color w:val="1A1A1A"/>
-          <w:sz w:val="22"/>
-          <w:szCs w:val="22"/>
-        </w:rPr>
-      </w:pPr>
-      <w:r>
-        <w:rPr>
-          <w:rFonts w:ascii="Calibri" w:hAnsi="Calibri" w:cs="Calibri"/>
-          <w:color w:val="1A1A1A"/>
-          <w:sz w:val="22"/>
-          <w:szCs w:val="22"/>
-        </w:rPr>
-        <w:t>Servicio anual, renovable:</w:t>
+        <w:pStyle w:val="Ttulo3"/>
+        <w:rPr>
+          <w:rFonts w:ascii="Calibri" w:eastAsia="Times New Roman" w:hAnsi="Calibri" w:cs="Calibri"/>
+        </w:rPr>
+      </w:pPr>
+      <w:r>
+        <w:rPr>
+          <w:rFonts w:ascii="Calibri" w:eastAsia="Times New Roman" w:hAnsi="Calibri" w:cs="Calibri"/>
+        </w:rPr>
+        <w:t>Opción B — Abono reducido, horas facturadas por separado</w:t>
       </w:r>
     </w:p>
     <w:p>
       <w:pPr>
-        <w:numPr>
-          <w:ilvl w:val="0"/>
-          <w:numId w:val="6"/>
-        </w:numPr>
-        <w:spacing w:before="100" w:beforeAutospacing="1" w:after="60"/>
-        <w:rPr>
-          <w:rFonts w:ascii="Calibri" w:eastAsia="Times New Roman" w:hAnsi="Calibri" w:cs="Calibri"/>
-          <w:color w:val="1A1A1A"/>
-          <w:sz w:val="22"/>
-          <w:szCs w:val="22"/>
-        </w:rPr>
-      </w:pPr>
-      <w:r>
-        <w:rPr>
-          <w:rFonts w:ascii="Calibri" w:eastAsia="Times New Roman" w:hAnsi="Calibri" w:cs="Calibri"/>
-          <w:color w:val="1A1A1A"/>
-          <w:sz w:val="22"/>
-          <w:szCs w:val="22"/>
-        </w:rPr>
-        <w:t>Actualización de escalas, topes y mínimos de Ganancias, y de todo cambio normativo que afecte el cálculo.</w:t>
-      </w:r>
-    </w:p>
-    <w:p>
-      <w:pPr>
-        <w:numPr>
-          <w:ilvl w:val="0"/>
-          <w:numId w:val="6"/>
-        </w:numPr>
-        <w:spacing w:before="100" w:beforeAutospacing="1" w:after="60"/>
-        <w:rPr>
-          <w:rFonts w:ascii="Calibri" w:eastAsia="Times New Roman" w:hAnsi="Calibri" w:cs="Calibri"/>
-          <w:color w:val="1A1A1A"/>
-          <w:sz w:val="22"/>
-          <w:szCs w:val="22"/>
-        </w:rPr>
-      </w:pPr>
-      <w:r>
-        <w:rPr>
-          <w:rFonts w:ascii="Calibri" w:eastAsia="Times New Roman" w:hAnsi="Calibri" w:cs="Calibri"/>
-          <w:color w:val="1A1A1A"/>
-          <w:sz w:val="22"/>
-          <w:szCs w:val="22"/>
-        </w:rPr>
-        <w:t>Actualización de parámetros por acuerdos paritarios de los convenios aplicables.</w:t>
-      </w:r>
-    </w:p>
-    <w:p>
-      <w:pPr>
-        <w:numPr>
-          <w:ilvl w:val="0"/>
-          <w:numId w:val="6"/>
-        </w:numPr>
-        <w:spacing w:before="100" w:beforeAutospacing="1" w:after="60"/>
-        <w:rPr>
-          <w:rFonts w:ascii="Calibri" w:eastAsia="Times New Roman" w:hAnsi="Calibri" w:cs="Calibri"/>
-          <w:color w:val="1A1A1A"/>
-          <w:sz w:val="22"/>
-          <w:szCs w:val="22"/>
-        </w:rPr>
-      </w:pPr>
-      <w:r>
-        <w:rPr>
-          <w:rFonts w:ascii="Calibri" w:eastAsia="Times New Roman" w:hAnsi="Calibri" w:cs="Calibri"/>
-          <w:color w:val="1A1A1A"/>
-          <w:sz w:val="22"/>
-          <w:szCs w:val="22"/>
-        </w:rPr>
-        <w:t>Nuevas versiones del módulo sin cargo.</w:t>
-      </w:r>
-    </w:p>
-    <w:p>
-      <w:pPr>
-        <w:numPr>
-          <w:ilvl w:val="0"/>
-          <w:numId w:val="6"/>
-        </w:numPr>
-        <w:spacing w:before="100" w:beforeAutospacing="1" w:after="60"/>
-        <w:rPr>
-          <w:rFonts w:ascii="Calibri" w:eastAsia="Times New Roman" w:hAnsi="Calibri" w:cs="Calibri"/>
-          <w:color w:val="1A1A1A"/>
-          <w:sz w:val="22"/>
-          <w:szCs w:val="22"/>
-        </w:rPr>
-      </w:pPr>
-      <w:r>
-        <w:rPr>
-          <w:rFonts w:ascii="Calibri" w:eastAsia="Times New Roman" w:hAnsi="Calibri" w:cs="Calibri"/>
-          <w:color w:val="1A1A1A"/>
-          <w:sz w:val="22"/>
-          <w:szCs w:val="22"/>
-        </w:rPr>
-        <w:t>Corrección de defectos sin cargo.</w:t>
-      </w:r>
-    </w:p>
-    <w:p>
-      <w:pPr>
-        <w:numPr>
-          <w:ilvl w:val="0"/>
-          <w:numId w:val="6"/>
-        </w:numPr>
-        <w:spacing w:before="100" w:beforeAutospacing="1" w:after="60"/>
-        <w:rPr>
-          <w:rFonts w:ascii="Calibri" w:eastAsia="Times New Roman" w:hAnsi="Calibri" w:cs="Calibri"/>
-          <w:color w:val="1A1A1A"/>
-          <w:sz w:val="22"/>
-          <w:szCs w:val="22"/>
-        </w:rPr>
-      </w:pPr>
-      <w:r>
-        <w:rPr>
-          <w:rFonts w:ascii="Calibri" w:eastAsia="Times New Roman" w:hAnsi="Calibri" w:cs="Calibri"/>
-          <w:color w:val="1A1A1A"/>
-          <w:sz w:val="22"/>
-          <w:szCs w:val="22"/>
-        </w:rPr>
-        <w:t>Compatibilidad garantizada con las actualizaciones de Business Central.</w:t>
-      </w:r>
-    </w:p>
-    <w:p>
-      <w:pPr>
-        <w:numPr>
-          <w:ilvl w:val="0"/>
-          <w:numId w:val="6"/>
-        </w:numPr>
-        <w:spacing w:before="100" w:beforeAutospacing="1" w:after="60"/>
-        <w:rPr>
-          <w:rFonts w:ascii="Calibri" w:eastAsia="Times New Roman" w:hAnsi="Calibri" w:cs="Calibri"/>
-          <w:color w:val="1A1A1A"/>
-          <w:sz w:val="22"/>
-          <w:szCs w:val="22"/>
-        </w:rPr>
-      </w:pPr>
-      <w:r>
-        <w:rPr>
-          <w:rFonts w:ascii="Calibri" w:eastAsia="Times New Roman" w:hAnsi="Calibri" w:cs="Calibri"/>
-          <w:color w:val="1A1A1A"/>
-          <w:sz w:val="22"/>
-          <w:szCs w:val="22"/>
-        </w:rPr>
-        <w:t>Soporte a usuarios con tiempo de respuesta comprometido.</w:t>
-      </w:r>
-    </w:p>
-    <w:p>
-      <w:pPr>
-        <w:numPr>
-          <w:ilvl w:val="0"/>
-          <w:numId w:val="6"/>
-        </w:numPr>
-        <w:spacing w:before="100" w:beforeAutospacing="1" w:after="60"/>
-        <w:rPr>
-          <w:rFonts w:ascii="Calibri" w:eastAsia="Times New Roman" w:hAnsi="Calibri" w:cs="Calibri"/>
-          <w:color w:val="1A1A1A"/>
-          <w:sz w:val="22"/>
-          <w:szCs w:val="22"/>
-        </w:rPr>
-      </w:pPr>
-      <w:r>
-        <w:rPr>
-          <w:rFonts w:ascii="Calibri" w:eastAsia="Times New Roman" w:hAnsi="Calibri" w:cs="Calibri"/>
-          <w:color w:val="1A1A1A"/>
-          <w:sz w:val="22"/>
-          <w:szCs w:val="22"/>
-        </w:rPr>
-        <w:t xml:space="preserve">Bolsa de </w:t>
-      </w:r>
-      <w:r>
-        <w:rPr>
-          <w:rStyle w:val="fill1"/>
-          <w:rFonts w:ascii="Calibri" w:eastAsia="Times New Roman" w:hAnsi="Calibri" w:cs="Calibri"/>
-          <w:sz w:val="22"/>
-          <w:szCs w:val="22"/>
-        </w:rPr>
-        <w:t>[N]</w:t>
-      </w:r>
-      <w:r>
-        <w:rPr>
-          <w:rFonts w:ascii="Calibri" w:eastAsia="Times New Roman" w:hAnsi="Calibri" w:cs="Calibri"/>
-          <w:color w:val="1A1A1A"/>
-          <w:sz w:val="22"/>
-          <w:szCs w:val="22"/>
-        </w:rPr>
-        <w:t xml:space="preserve"> horas anuales para ajustes y conceptos nuevos.</w:t>
+        <w:pStyle w:val="NormalWeb"/>
+        <w:rPr>
+          <w:rFonts w:ascii="Calibri" w:hAnsi="Calibri" w:cs="Calibri"/>
+          <w:color w:val="1A1A1A"/>
+          <w:sz w:val="22"/>
+          <w:szCs w:val="22"/>
+        </w:rPr>
+      </w:pPr>
+      <w:r>
+        <w:rPr>
+          <w:rFonts w:ascii="Calibri" w:hAnsi="Calibri" w:cs="Calibri"/>
+          <w:color w:val="1A1A1A"/>
+          <w:sz w:val="22"/>
+          <w:szCs w:val="22"/>
+        </w:rPr>
+        <w:t>Para el caso de preferirse un abono mensual menor, asumiendo la variabilidad del costo de las adaptaciones:</w:t>
       </w:r>
     </w:p>
     <w:tbl>
@@ -3630,13 +5237,14 @@
         <w:tblLook w:val="04A0" w:firstRow="1" w:lastRow="0" w:firstColumn="1" w:lastColumn="0" w:noHBand="0" w:noVBand="1"/>
       </w:tblPr>
       <w:tblGrid>
-        <w:gridCol w:w="6463"/>
-        <w:gridCol w:w="2041"/>
+        <w:gridCol w:w="4932"/>
+        <w:gridCol w:w="1786"/>
+        <w:gridCol w:w="1786"/>
       </w:tblGrid>
       <w:tr>
         <w:tc>
           <w:tcPr>
-            <w:tcW w:w="3800" w:type="pct"/>
+            <w:tcW w:w="2900" w:type="pct"/>
             <w:shd w:val="clear" w:color="auto" w:fill="1F3864"/>
             <w:tcMar>
               <w:top w:w="100" w:type="dxa"/>
@@ -3674,7 +5282,7 @@
         </w:tc>
         <w:tc>
           <w:tcPr>
-            <w:tcW w:w="1200" w:type="pct"/>
+            <w:tcW w:w="1050" w:type="pct"/>
             <w:shd w:val="clear" w:color="auto" w:fill="1F3864"/>
             <w:tcMar>
               <w:top w:w="100" w:type="dxa"/>
@@ -3706,7 +5314,45 @@
                 <w:sz w:val="20"/>
                 <w:szCs w:val="20"/>
               </w:rPr>
-              <w:t>Importe anual</w:t>
+              <w:t>Incluye</w:t>
+            </w:r>
+          </w:p>
+        </w:tc>
+        <w:tc>
+          <w:tcPr>
+            <w:tcW w:w="1050" w:type="pct"/>
+            <w:shd w:val="clear" w:color="auto" w:fill="1F3864"/>
+            <w:tcMar>
+              <w:top w:w="100" w:type="dxa"/>
+              <w:left w:w="140" w:type="dxa"/>
+              <w:bottom w:w="100" w:type="dxa"/>
+              <w:right w:w="140" w:type="dxa"/>
+            </w:tcMar>
+            <w:vAlign w:val="center"/>
+            <w:hideMark/>
+          </w:tcPr>
+          <w:p>
+            <w:pPr>
+              <w:spacing w:before="160" w:after="240"/>
+              <w:rPr>
+                <w:rFonts w:ascii="Calibri" w:eastAsia="Times New Roman" w:hAnsi="Calibri" w:cs="Calibri"/>
+                <w:b/>
+                <w:bCs/>
+                <w:color w:val="FFFFFF"/>
+                <w:sz w:val="20"/>
+                <w:szCs w:val="20"/>
+              </w:rPr>
+            </w:pPr>
+            <w:r>
+              <w:rPr>
+                <w:rFonts w:ascii="Calibri" w:eastAsia="Times New Roman" w:hAnsi="Calibri" w:cs="Calibri"/>
+                <w:b/>
+                <w:bCs/>
+                <w:color w:val="FFFFFF"/>
+                <w:sz w:val="20"/>
+                <w:szCs w:val="20"/>
+              </w:rPr>
+              <w:t>Importe mensual</w:t>
             </w:r>
           </w:p>
         </w:tc>
@@ -3743,7 +5389,43 @@
                 <w:sz w:val="20"/>
                 <w:szCs w:val="20"/>
               </w:rPr>
-              <w:t>Soporte, mantenimiento y actualizaciones normativas</w:t>
+              <w:lastRenderedPageBreak/>
+              <w:t>Abono — uso del módulo, implementación, soporte, actualizaciones normativas y nuevas versiones</w:t>
+            </w:r>
+          </w:p>
+        </w:tc>
+        <w:tc>
+          <w:tcPr>
+            <w:tcW w:w="0" w:type="auto"/>
+            <w:tcBorders>
+              <w:bottom w:val="single" w:sz="4" w:space="0" w:color="BFBFBF"/>
+            </w:tcBorders>
+            <w:tcMar>
+              <w:top w:w="100" w:type="dxa"/>
+              <w:left w:w="140" w:type="dxa"/>
+              <w:bottom w:w="100" w:type="dxa"/>
+              <w:right w:w="140" w:type="dxa"/>
+            </w:tcMar>
+            <w:hideMark/>
+          </w:tcPr>
+          <w:p>
+            <w:pPr>
+              <w:spacing w:before="160" w:after="240"/>
+              <w:rPr>
+                <w:rFonts w:ascii="Calibri" w:eastAsia="Times New Roman" w:hAnsi="Calibri" w:cs="Calibri"/>
+                <w:color w:val="1A1A1A"/>
+                <w:sz w:val="20"/>
+                <w:szCs w:val="20"/>
+              </w:rPr>
+            </w:pPr>
+            <w:r>
+              <w:rPr>
+                <w:rFonts w:ascii="Calibri" w:eastAsia="Times New Roman" w:hAnsi="Calibri" w:cs="Calibri"/>
+                <w:color w:val="1A1A1A"/>
+                <w:sz w:val="20"/>
+                <w:szCs w:val="20"/>
+              </w:rPr>
+              <w:t>Sin bolsa</w:t>
             </w:r>
           </w:p>
         </w:tc>
@@ -3780,7 +5462,7 @@
                 <w:sz w:val="20"/>
                 <w:szCs w:val="20"/>
               </w:rPr>
-              <w:t>[COMPLETAR]</w:t>
+              <w:t>USD 1.300</w:t>
             </w:r>
           </w:p>
         </w:tc>
@@ -3817,7 +5499,42 @@
                 <w:sz w:val="20"/>
                 <w:szCs w:val="20"/>
               </w:rPr>
-              <w:t>Hora adicional fuera de bolsa</w:t>
+              <w:t>Hora de consultoría o desarrollo</w:t>
+            </w:r>
+          </w:p>
+        </w:tc>
+        <w:tc>
+          <w:tcPr>
+            <w:tcW w:w="0" w:type="auto"/>
+            <w:tcBorders>
+              <w:bottom w:val="single" w:sz="4" w:space="0" w:color="BFBFBF"/>
+            </w:tcBorders>
+            <w:tcMar>
+              <w:top w:w="100" w:type="dxa"/>
+              <w:left w:w="140" w:type="dxa"/>
+              <w:bottom w:w="100" w:type="dxa"/>
+              <w:right w:w="140" w:type="dxa"/>
+            </w:tcMar>
+            <w:hideMark/>
+          </w:tcPr>
+          <w:p>
+            <w:pPr>
+              <w:spacing w:before="160" w:after="240"/>
+              <w:rPr>
+                <w:rFonts w:ascii="Calibri" w:eastAsia="Times New Roman" w:hAnsi="Calibri" w:cs="Calibri"/>
+                <w:color w:val="1A1A1A"/>
+                <w:sz w:val="20"/>
+                <w:szCs w:val="20"/>
+              </w:rPr>
+            </w:pPr>
+            <w:r>
+              <w:rPr>
+                <w:rFonts w:ascii="Calibri" w:eastAsia="Times New Roman" w:hAnsi="Calibri" w:cs="Calibri"/>
+                <w:color w:val="1A1A1A"/>
+                <w:sz w:val="20"/>
+                <w:szCs w:val="20"/>
+              </w:rPr>
+              <w:t>—</w:t>
             </w:r>
           </w:p>
         </w:tc>
@@ -3854,7 +5571,7 @@
                 <w:sz w:val="20"/>
                 <w:szCs w:val="20"/>
               </w:rPr>
-              <w:t>[COMPLETAR]</w:t>
+              <w:t>USD 55 /h</w:t>
             </w:r>
           </w:p>
         </w:tc>
@@ -3862,20 +5579,209 @@
     </w:tbl>
     <w:p>
       <w:pPr>
-        <w:pStyle w:val="Ttulo2"/>
-        <w:rPr>
-          <w:rFonts w:ascii="Calibri" w:eastAsia="Times New Roman" w:hAnsi="Calibri" w:cs="Calibri"/>
-        </w:rPr>
-      </w:pPr>
-      <w:r>
-        <w:rPr>
-          <w:rFonts w:ascii="Calibri" w:eastAsia="Times New Roman" w:hAnsi="Calibri" w:cs="Calibri"/>
-        </w:rPr>
-        <w:t>6. Costo total de propiedad</w:t>
+        <w:pStyle w:val="small"/>
+        <w:spacing w:after="100" w:afterAutospacing="1"/>
+        <w:rPr>
+          <w:rFonts w:ascii="Calibri" w:hAnsi="Calibri" w:cs="Calibri"/>
+        </w:rPr>
+      </w:pPr>
+      <w:r>
+        <w:rPr>
+          <w:rFonts w:ascii="Calibri" w:hAnsi="Calibri" w:cs="Calibri"/>
+        </w:rPr>
+        <w:t xml:space="preserve">La Opción A resulta más conveniente a partir de las </w:t>
+      </w:r>
+      <w:r>
+        <w:rPr>
+          <w:rFonts w:ascii="Calibri" w:hAnsi="Calibri" w:cs="Calibri"/>
+          <w:b/>
+          <w:bCs/>
+        </w:rPr>
+        <w:t>10 horas mensuales</w:t>
+      </w:r>
+      <w:r>
+        <w:rPr>
+          <w:rFonts w:ascii="Calibri" w:hAnsi="Calibri" w:cs="Calibri"/>
+        </w:rPr>
+        <w:t xml:space="preserve"> de uso promedio, y elimina la variabilidad del costo.</w:t>
       </w:r>
     </w:p>
     <w:p>
       <w:pPr>
+        <w:pStyle w:val="Ttulo3"/>
+        <w:rPr>
+          <w:rFonts w:ascii="Calibri" w:eastAsia="Times New Roman" w:hAnsi="Calibri" w:cs="Calibri"/>
+        </w:rPr>
+      </w:pPr>
+      <w:r>
+        <w:rPr>
+          <w:rFonts w:ascii="Calibri" w:eastAsia="Times New Roman" w:hAnsi="Calibri" w:cs="Calibri"/>
+        </w:rPr>
+        <w:t>Qué incluye el servicio, en ambas opciones</w:t>
+      </w:r>
+    </w:p>
+    <w:p>
+      <w:pPr>
+        <w:numPr>
+          <w:ilvl w:val="0"/>
+          <w:numId w:val="6"/>
+        </w:numPr>
+        <w:spacing w:before="100" w:beforeAutospacing="1" w:after="60"/>
+        <w:rPr>
+          <w:rFonts w:ascii="Calibri" w:eastAsia="Times New Roman" w:hAnsi="Calibri" w:cs="Calibri"/>
+          <w:color w:val="1A1A1A"/>
+          <w:sz w:val="22"/>
+          <w:szCs w:val="22"/>
+        </w:rPr>
+      </w:pPr>
+      <w:proofErr w:type="spellStart"/>
+      <w:r>
+        <w:rPr>
+          <w:rFonts w:ascii="Calibri" w:eastAsia="Times New Roman" w:hAnsi="Calibri" w:cs="Calibri"/>
+          <w:color w:val="1A1A1A"/>
+          <w:sz w:val="22"/>
+          <w:szCs w:val="22"/>
+        </w:rPr>
+        <w:t>Co-parametrización</w:t>
+      </w:r>
+      <w:proofErr w:type="spellEnd"/>
+      <w:r>
+        <w:rPr>
+          <w:rFonts w:ascii="Calibri" w:eastAsia="Times New Roman" w:hAnsi="Calibri" w:cs="Calibri"/>
+          <w:color w:val="1A1A1A"/>
+          <w:sz w:val="22"/>
+          <w:szCs w:val="22"/>
+        </w:rPr>
+        <w:t xml:space="preserve"> de convenios, categorías, conceptos y acumuladores junto al equipo de Recursos Humanos.</w:t>
+      </w:r>
+    </w:p>
+    <w:p>
+      <w:pPr>
+        <w:numPr>
+          <w:ilvl w:val="0"/>
+          <w:numId w:val="6"/>
+        </w:numPr>
+        <w:spacing w:before="100" w:beforeAutospacing="1" w:after="60"/>
+        <w:rPr>
+          <w:rFonts w:ascii="Calibri" w:eastAsia="Times New Roman" w:hAnsi="Calibri" w:cs="Calibri"/>
+          <w:color w:val="1A1A1A"/>
+          <w:sz w:val="22"/>
+          <w:szCs w:val="22"/>
+        </w:rPr>
+      </w:pPr>
+      <w:r>
+        <w:rPr>
+          <w:rFonts w:ascii="Calibri" w:eastAsia="Times New Roman" w:hAnsi="Calibri" w:cs="Calibri"/>
+          <w:color w:val="1A1A1A"/>
+          <w:sz w:val="22"/>
+          <w:szCs w:val="22"/>
+        </w:rPr>
+        <w:t>Migración de datos e histórico, liquidación en paralelo y capacitación a usuarios.</w:t>
+      </w:r>
+    </w:p>
+    <w:p>
+      <w:pPr>
+        <w:numPr>
+          <w:ilvl w:val="0"/>
+          <w:numId w:val="6"/>
+        </w:numPr>
+        <w:spacing w:before="100" w:beforeAutospacing="1" w:after="60"/>
+        <w:rPr>
+          <w:rFonts w:ascii="Calibri" w:eastAsia="Times New Roman" w:hAnsi="Calibri" w:cs="Calibri"/>
+          <w:color w:val="1A1A1A"/>
+          <w:sz w:val="22"/>
+          <w:szCs w:val="22"/>
+        </w:rPr>
+      </w:pPr>
+      <w:r>
+        <w:rPr>
+          <w:rFonts w:ascii="Calibri" w:eastAsia="Times New Roman" w:hAnsi="Calibri" w:cs="Calibri"/>
+          <w:color w:val="1A1A1A"/>
+          <w:sz w:val="22"/>
+          <w:szCs w:val="22"/>
+        </w:rPr>
+        <w:t>Adaptación para todo cambio normativo que afecte el cálculo.</w:t>
+      </w:r>
+    </w:p>
+    <w:p>
+      <w:pPr>
+        <w:numPr>
+          <w:ilvl w:val="0"/>
+          <w:numId w:val="6"/>
+        </w:numPr>
+        <w:spacing w:before="100" w:beforeAutospacing="1" w:after="60"/>
+        <w:rPr>
+          <w:rFonts w:ascii="Calibri" w:eastAsia="Times New Roman" w:hAnsi="Calibri" w:cs="Calibri"/>
+          <w:color w:val="1A1A1A"/>
+          <w:sz w:val="22"/>
+          <w:szCs w:val="22"/>
+        </w:rPr>
+      </w:pPr>
+      <w:r>
+        <w:rPr>
+          <w:rFonts w:ascii="Calibri" w:eastAsia="Times New Roman" w:hAnsi="Calibri" w:cs="Calibri"/>
+          <w:color w:val="1A1A1A"/>
+          <w:sz w:val="22"/>
+          <w:szCs w:val="22"/>
+        </w:rPr>
+        <w:t>Nuevas versiones del módulo y corrección de defectos, sin cargo.</w:t>
+      </w:r>
+    </w:p>
+    <w:p>
+      <w:pPr>
+        <w:numPr>
+          <w:ilvl w:val="0"/>
+          <w:numId w:val="6"/>
+        </w:numPr>
+        <w:spacing w:before="100" w:beforeAutospacing="1" w:after="60"/>
+        <w:rPr>
+          <w:rFonts w:ascii="Calibri" w:eastAsia="Times New Roman" w:hAnsi="Calibri" w:cs="Calibri"/>
+          <w:color w:val="1A1A1A"/>
+          <w:sz w:val="22"/>
+          <w:szCs w:val="22"/>
+        </w:rPr>
+      </w:pPr>
+      <w:r>
+        <w:rPr>
+          <w:rFonts w:ascii="Calibri" w:eastAsia="Times New Roman" w:hAnsi="Calibri" w:cs="Calibri"/>
+          <w:color w:val="1A1A1A"/>
+          <w:sz w:val="22"/>
+          <w:szCs w:val="22"/>
+        </w:rPr>
+        <w:t>Compatibilidad garantizada con las actualizaciones de Business Central.</w:t>
+      </w:r>
+    </w:p>
+    <w:p>
+      <w:pPr>
+        <w:pStyle w:val="small"/>
+        <w:spacing w:after="100" w:afterAutospacing="1"/>
+        <w:rPr>
+          <w:rFonts w:ascii="Calibri" w:hAnsi="Calibri" w:cs="Calibri"/>
+        </w:rPr>
+      </w:pPr>
+      <w:r>
+        <w:rPr>
+          <w:rFonts w:ascii="Calibri" w:hAnsi="Calibri" w:cs="Calibri"/>
+        </w:rPr>
+        <w:t>Ninguna de las dos modalidades tiene costo por empleado activo: la dotación puede crecer sin impacto en el precio.</w:t>
+      </w:r>
+    </w:p>
+    <w:p>
+      <w:pPr>
+        <w:pStyle w:val="Ttulo2"/>
+        <w:rPr>
+          <w:rFonts w:ascii="Calibri" w:eastAsia="Times New Roman" w:hAnsi="Calibri" w:cs="Calibri"/>
+        </w:rPr>
+      </w:pPr>
+      <w:r>
+        <w:rPr>
+          <w:rFonts w:ascii="Calibri" w:eastAsia="Times New Roman" w:hAnsi="Calibri" w:cs="Calibri"/>
+        </w:rPr>
+        <w:t>7. Costo comparado</w:t>
+      </w:r>
+    </w:p>
+    <w:p>
+      <w:pPr>
         <w:pStyle w:val="NormalWeb"/>
         <w:rPr>
           <w:rFonts w:ascii="Calibri" w:hAnsi="Calibri" w:cs="Calibri"/>
@@ -3891,7 +5797,148 @@
           <w:sz w:val="22"/>
           <w:szCs w:val="22"/>
         </w:rPr>
-        <w:t>Comparación sobre una base de 300 empleados activos, en dólares, sin impuestos.</w:t>
+        <w:t>Base de 300 empleados activos, en dólares, sin impuestos.</w:t>
+      </w:r>
+    </w:p>
+    <w:p>
+      <w:pPr>
+        <w:pStyle w:val="Ttulo3"/>
+        <w:rPr>
+          <w:rFonts w:ascii="Calibri" w:eastAsia="Times New Roman" w:hAnsi="Calibri" w:cs="Calibri"/>
+        </w:rPr>
+      </w:pPr>
+      <w:r>
+        <w:rPr>
+          <w:rFonts w:ascii="Calibri" w:eastAsia="Times New Roman" w:hAnsi="Calibri" w:cs="Calibri"/>
+        </w:rPr>
+        <w:t>7.1 La puesta en marcha</w:t>
+      </w:r>
+    </w:p>
+    <w:p>
+      <w:pPr>
+        <w:pStyle w:val="NormalWeb"/>
+        <w:rPr>
+          <w:rFonts w:ascii="Calibri" w:hAnsi="Calibri" w:cs="Calibri"/>
+          <w:color w:val="1A1A1A"/>
+          <w:sz w:val="22"/>
+          <w:szCs w:val="22"/>
+        </w:rPr>
+      </w:pPr>
+      <w:r>
+        <w:rPr>
+          <w:rFonts w:ascii="Calibri" w:hAnsi="Calibri" w:cs="Calibri"/>
+          <w:color w:val="1A1A1A"/>
+          <w:sz w:val="22"/>
+          <w:szCs w:val="22"/>
+        </w:rPr>
+        <w:t xml:space="preserve">La alternativa </w:t>
+      </w:r>
+      <w:proofErr w:type="spellStart"/>
+      <w:r>
+        <w:rPr>
+          <w:rFonts w:ascii="Calibri" w:hAnsi="Calibri" w:cs="Calibri"/>
+          <w:color w:val="1A1A1A"/>
+          <w:sz w:val="22"/>
+          <w:szCs w:val="22"/>
+        </w:rPr>
+        <w:t>cloud</w:t>
+      </w:r>
+      <w:proofErr w:type="spellEnd"/>
+      <w:r>
+        <w:rPr>
+          <w:rFonts w:ascii="Calibri" w:hAnsi="Calibri" w:cs="Calibri"/>
+          <w:color w:val="1A1A1A"/>
+          <w:sz w:val="22"/>
+          <w:szCs w:val="22"/>
+        </w:rPr>
+        <w:t xml:space="preserve"> concentra la implementación en 6 cuotas de USD 4.000 que </w:t>
+      </w:r>
+      <w:r>
+        <w:rPr>
+          <w:rFonts w:ascii="Calibri" w:hAnsi="Calibri" w:cs="Calibri"/>
+          <w:b/>
+          <w:bCs/>
+          <w:color w:val="1A1A1A"/>
+          <w:sz w:val="22"/>
+          <w:szCs w:val="22"/>
+        </w:rPr>
+        <w:t>se suman</w:t>
+      </w:r>
+      <w:r>
+        <w:rPr>
+          <w:rFonts w:ascii="Calibri" w:hAnsi="Calibri" w:cs="Calibri"/>
+          <w:color w:val="1A1A1A"/>
+          <w:sz w:val="22"/>
+          <w:szCs w:val="22"/>
+        </w:rPr>
+        <w:t xml:space="preserve"> </w:t>
+      </w:r>
+      <w:proofErr w:type="gramStart"/>
+      <w:r>
+        <w:rPr>
+          <w:rFonts w:ascii="Calibri" w:hAnsi="Calibri" w:cs="Calibri"/>
+          <w:color w:val="1A1A1A"/>
+          <w:sz w:val="22"/>
+          <w:szCs w:val="22"/>
+        </w:rPr>
+        <w:t xml:space="preserve">a la </w:t>
+      </w:r>
+      <w:r>
+        <w:rPr>
+          <w:rFonts w:ascii="Calibri" w:hAnsi="Calibri" w:cs="Calibri"/>
+          <w:color w:val="1A1A1A"/>
+          <w:sz w:val="22"/>
+          <w:szCs w:val="22"/>
+        </w:rPr>
+        <w:t>a</w:t>
+      </w:r>
+      <w:r>
+        <w:rPr>
+          <w:rFonts w:ascii="Calibri" w:hAnsi="Calibri" w:cs="Calibri"/>
+          <w:color w:val="1A1A1A"/>
+          <w:sz w:val="22"/>
+          <w:szCs w:val="22"/>
+        </w:rPr>
+        <w:t>bono</w:t>
+      </w:r>
+      <w:r>
+        <w:rPr>
+          <w:rFonts w:ascii="Calibri" w:hAnsi="Calibri" w:cs="Calibri"/>
+          <w:color w:val="1A1A1A"/>
+          <w:sz w:val="22"/>
+          <w:szCs w:val="22"/>
+        </w:rPr>
+        <w:t xml:space="preserve"> mensual</w:t>
+      </w:r>
+      <w:proofErr w:type="gramEnd"/>
+      <w:r>
+        <w:rPr>
+          <w:rFonts w:ascii="Calibri" w:hAnsi="Calibri" w:cs="Calibri"/>
+          <w:color w:val="1A1A1A"/>
+          <w:sz w:val="22"/>
+          <w:szCs w:val="22"/>
+        </w:rPr>
+        <w:t xml:space="preserve">. Durante ese período —que es también el plazo mínimo de implementación— el costo es de </w:t>
+      </w:r>
+      <w:r>
+        <w:rPr>
+          <w:rFonts w:ascii="Calibri" w:hAnsi="Calibri" w:cs="Calibri"/>
+          <w:b/>
+          <w:bCs/>
+          <w:color w:val="1A1A1A"/>
+          <w:sz w:val="22"/>
+          <w:szCs w:val="22"/>
+        </w:rPr>
+        <w:t>USD 5.200 mensuales</w:t>
+      </w:r>
+      <w:r>
+        <w:rPr>
+          <w:rFonts w:ascii="Calibri" w:hAnsi="Calibri" w:cs="Calibri"/>
+          <w:color w:val="1A1A1A"/>
+          <w:sz w:val="22"/>
+          <w:szCs w:val="22"/>
+        </w:rPr>
+        <w:t>, mientras el sistema todavía no está en producción y se sostiene el circuito actual en paralelo.</w:t>
       </w:r>
     </w:p>
     <w:tbl>
@@ -3906,16 +5953,15 @@
         <w:tblLook w:val="04A0" w:firstRow="1" w:lastRow="0" w:firstColumn="1" w:lastColumn="0" w:noHBand="0" w:noVBand="1"/>
       </w:tblPr>
       <w:tblGrid>
-        <w:gridCol w:w="2550"/>
-        <w:gridCol w:w="1446"/>
-        <w:gridCol w:w="1446"/>
-        <w:gridCol w:w="1531"/>
-        <w:gridCol w:w="1531"/>
+        <w:gridCol w:w="2891"/>
+        <w:gridCol w:w="1871"/>
+        <w:gridCol w:w="1871"/>
+        <w:gridCol w:w="1871"/>
       </w:tblGrid>
       <w:tr>
         <w:tc>
           <w:tcPr>
-            <w:tcW w:w="1500" w:type="pct"/>
+            <w:tcW w:w="1700" w:type="pct"/>
             <w:shd w:val="clear" w:color="auto" w:fill="1F3864"/>
             <w:tcMar>
               <w:top w:w="100" w:type="dxa"/>
@@ -3953,7 +5999,7 @@
         </w:tc>
         <w:tc>
           <w:tcPr>
-            <w:tcW w:w="850" w:type="pct"/>
+            <w:tcW w:w="1100" w:type="pct"/>
             <w:shd w:val="clear" w:color="auto" w:fill="1F3864"/>
             <w:tcMar>
               <w:top w:w="100" w:type="dxa"/>
@@ -3985,13 +6031,13 @@
                 <w:sz w:val="20"/>
                 <w:szCs w:val="20"/>
               </w:rPr>
-              <w:t>Año 1</w:t>
-            </w:r>
-          </w:p>
-        </w:tc>
-        <w:tc>
-          <w:tcPr>
-            <w:tcW w:w="850" w:type="pct"/>
+              <w:t>Meses 1 a 6</w:t>
+            </w:r>
+          </w:p>
+        </w:tc>
+        <w:tc>
+          <w:tcPr>
+            <w:tcW w:w="1100" w:type="pct"/>
             <w:shd w:val="clear" w:color="auto" w:fill="1F3864"/>
             <w:tcMar>
               <w:top w:w="100" w:type="dxa"/>
@@ -4023,13 +6069,13 @@
                 <w:sz w:val="20"/>
                 <w:szCs w:val="20"/>
               </w:rPr>
-              <w:t>Años 2-3</w:t>
-            </w:r>
-          </w:p>
-        </w:tc>
-        <w:tc>
-          <w:tcPr>
-            <w:tcW w:w="900" w:type="pct"/>
+              <w:t>Meses 7 a 12</w:t>
+            </w:r>
+          </w:p>
+        </w:tc>
+        <w:tc>
+          <w:tcPr>
+            <w:tcW w:w="1100" w:type="pct"/>
             <w:shd w:val="clear" w:color="auto" w:fill="1F3864"/>
             <w:tcMar>
               <w:top w:w="100" w:type="dxa"/>
@@ -4052,6 +6098,7 @@
                 <w:szCs w:val="20"/>
               </w:rPr>
             </w:pPr>
+            <w:proofErr w:type="gramStart"/>
             <w:r>
               <w:rPr>
                 <w:rFonts w:ascii="Calibri" w:eastAsia="Times New Roman" w:hAnsi="Calibri" w:cs="Calibri"/>
@@ -4061,26 +6108,10 @@
                 <w:sz w:val="20"/>
                 <w:szCs w:val="20"/>
               </w:rPr>
-              <w:t>3 años</w:t>
-            </w:r>
-          </w:p>
-        </w:tc>
-        <w:tc>
-          <w:tcPr>
-            <w:tcW w:w="900" w:type="pct"/>
-            <w:shd w:val="clear" w:color="auto" w:fill="1F3864"/>
-            <w:tcMar>
-              <w:top w:w="100" w:type="dxa"/>
-              <w:left w:w="140" w:type="dxa"/>
-              <w:bottom w:w="100" w:type="dxa"/>
-              <w:right w:w="140" w:type="dxa"/>
-            </w:tcMar>
-            <w:vAlign w:val="center"/>
-            <w:hideMark/>
-          </w:tcPr>
-          <w:p>
-            <w:pPr>
-              <w:spacing w:before="160" w:after="240"/>
+              <w:t>Total</w:t>
+            </w:r>
+            <w:proofErr w:type="gramEnd"/>
+            <w:r>
               <w:rPr>
                 <w:rFonts w:ascii="Calibri" w:eastAsia="Times New Roman" w:hAnsi="Calibri" w:cs="Calibri"/>
                 <w:b/>
@@ -4089,17 +6120,7 @@
                 <w:sz w:val="20"/>
                 <w:szCs w:val="20"/>
               </w:rPr>
-            </w:pPr>
-            <w:r>
-              <w:rPr>
-                <w:rFonts w:ascii="Calibri" w:eastAsia="Times New Roman" w:hAnsi="Calibri" w:cs="Calibri"/>
-                <w:b/>
-                <w:bCs/>
-                <w:color w:val="FFFFFF"/>
-                <w:sz w:val="20"/>
-                <w:szCs w:val="20"/>
-              </w:rPr>
-              <w:t>5 años</w:t>
+              <w:t xml:space="preserve"> año 1</w:t>
             </w:r>
           </w:p>
         </w:tc>
@@ -4138,24 +6159,21 @@
                 <w:sz w:val="20"/>
                 <w:szCs w:val="20"/>
               </w:rPr>
-              <w:t>Plataforma cloud</w:t>
-            </w:r>
-            <w:r>
-              <w:rPr>
-                <w:rFonts w:ascii="Calibri" w:eastAsia="Times New Roman" w:hAnsi="Calibri" w:cs="Calibri"/>
-                <w:color w:val="1A1A1A"/>
-                <w:sz w:val="20"/>
-                <w:szCs w:val="20"/>
-              </w:rPr>
-              <w:br/>
-            </w:r>
-            <w:r>
-              <w:rPr>
-                <w:rStyle w:val="small1"/>
-                <w:rFonts w:ascii="Calibri" w:eastAsia="Times New Roman" w:hAnsi="Calibri" w:cs="Calibri"/>
-              </w:rPr>
-              <w:t>Implementación 24.000 + renta 1.200/mes</w:t>
-            </w:r>
+              <w:t xml:space="preserve">Plataforma </w:t>
+            </w:r>
+            <w:proofErr w:type="spellStart"/>
+            <w:r>
+              <w:rPr>
+                <w:rFonts w:ascii="Calibri" w:eastAsia="Times New Roman" w:hAnsi="Calibri" w:cs="Calibri"/>
+                <w:b/>
+                <w:bCs/>
+                <w:color w:val="1A1A1A"/>
+                <w:sz w:val="20"/>
+                <w:szCs w:val="20"/>
+              </w:rPr>
+              <w:t>cloud</w:t>
+            </w:r>
+            <w:proofErr w:type="spellEnd"/>
           </w:p>
         </w:tc>
         <w:tc>
@@ -4191,7 +6209,7 @@
                 <w:sz w:val="20"/>
                 <w:szCs w:val="20"/>
               </w:rPr>
-              <w:t>38.400</w:t>
+              <w:t>USD 5.200 /mes</w:t>
             </w:r>
           </w:p>
         </w:tc>
@@ -4228,7 +6246,7 @@
                 <w:sz w:val="20"/>
                 <w:szCs w:val="20"/>
               </w:rPr>
-              <w:t>14.400 /año</w:t>
+              <w:t>USD 1.200 /mes</w:t>
             </w:r>
           </w:p>
         </w:tc>
@@ -4265,44 +6283,7 @@
                 <w:sz w:val="20"/>
                 <w:szCs w:val="20"/>
               </w:rPr>
-              <w:t>67.200</w:t>
-            </w:r>
-          </w:p>
-        </w:tc>
-        <w:tc>
-          <w:tcPr>
-            <w:tcW w:w="0" w:type="auto"/>
-            <w:tcBorders>
-              <w:bottom w:val="single" w:sz="4" w:space="0" w:color="BFBFBF"/>
-            </w:tcBorders>
-            <w:noWrap/>
-            <w:tcMar>
-              <w:top w:w="100" w:type="dxa"/>
-              <w:left w:w="140" w:type="dxa"/>
-              <w:bottom w:w="100" w:type="dxa"/>
-              <w:right w:w="140" w:type="dxa"/>
-            </w:tcMar>
-            <w:hideMark/>
-          </w:tcPr>
-          <w:p>
-            <w:pPr>
-              <w:spacing w:before="160" w:after="240"/>
-              <w:jc w:val="right"/>
-              <w:rPr>
-                <w:rFonts w:ascii="Calibri" w:eastAsia="Times New Roman" w:hAnsi="Calibri" w:cs="Calibri"/>
-                <w:color w:val="1A1A1A"/>
-                <w:sz w:val="20"/>
-                <w:szCs w:val="20"/>
-              </w:rPr>
-            </w:pPr>
-            <w:r>
-              <w:rPr>
-                <w:rFonts w:ascii="Calibri" w:eastAsia="Times New Roman" w:hAnsi="Calibri" w:cs="Calibri"/>
-                <w:color w:val="1A1A1A"/>
-                <w:sz w:val="20"/>
-                <w:szCs w:val="20"/>
-              </w:rPr>
-              <w:t>96.000</w:t>
+              <w:t>USD 38.400</w:t>
             </w:r>
           </w:p>
         </w:tc>
@@ -4341,23 +6322,7 @@
                 <w:sz w:val="20"/>
                 <w:szCs w:val="20"/>
               </w:rPr>
-              <w:t>Módulo sobre BC</w:t>
-            </w:r>
-            <w:r>
-              <w:rPr>
-                <w:rFonts w:ascii="Calibri" w:eastAsia="Times New Roman" w:hAnsi="Calibri" w:cs="Calibri"/>
-                <w:color w:val="1A1A1A"/>
-                <w:sz w:val="20"/>
-                <w:szCs w:val="20"/>
-              </w:rPr>
-              <w:br/>
-            </w:r>
-            <w:r>
-              <w:rPr>
-                <w:rStyle w:val="small1"/>
-                <w:rFonts w:ascii="Calibri" w:eastAsia="Times New Roman" w:hAnsi="Calibri" w:cs="Calibri"/>
-              </w:rPr>
-              <w:t>Licencia + implementación + soporte anual</w:t>
+              <w:t>Módulo — Opción A</w:t>
             </w:r>
           </w:p>
         </w:tc>
@@ -4394,7 +6359,7 @@
                 <w:sz w:val="20"/>
                 <w:szCs w:val="20"/>
               </w:rPr>
-              <w:t>[ ]</w:t>
+              <w:t>USD 1.800 /mes</w:t>
             </w:r>
           </w:p>
         </w:tc>
@@ -4431,7 +6396,7 @@
                 <w:sz w:val="20"/>
                 <w:szCs w:val="20"/>
               </w:rPr>
-              <w:t>[ ]</w:t>
+              <w:t>USD 1.800 /mes</w:t>
             </w:r>
           </w:p>
         </w:tc>
@@ -4468,44 +6433,7 @@
                 <w:sz w:val="20"/>
                 <w:szCs w:val="20"/>
               </w:rPr>
-              <w:t>[ ]</w:t>
-            </w:r>
-          </w:p>
-        </w:tc>
-        <w:tc>
-          <w:tcPr>
-            <w:tcW w:w="0" w:type="auto"/>
-            <w:tcBorders>
-              <w:bottom w:val="single" w:sz="4" w:space="0" w:color="BFBFBF"/>
-            </w:tcBorders>
-            <w:noWrap/>
-            <w:tcMar>
-              <w:top w:w="100" w:type="dxa"/>
-              <w:left w:w="140" w:type="dxa"/>
-              <w:bottom w:w="100" w:type="dxa"/>
-              <w:right w:w="140" w:type="dxa"/>
-            </w:tcMar>
-            <w:hideMark/>
-          </w:tcPr>
-          <w:p>
-            <w:pPr>
-              <w:spacing w:before="160" w:after="240"/>
-              <w:jc w:val="right"/>
-              <w:rPr>
-                <w:rFonts w:ascii="Calibri" w:eastAsia="Times New Roman" w:hAnsi="Calibri" w:cs="Calibri"/>
-                <w:color w:val="1A1A1A"/>
-                <w:sz w:val="20"/>
-                <w:szCs w:val="20"/>
-              </w:rPr>
-            </w:pPr>
-            <w:r>
-              <w:rPr>
-                <w:rFonts w:ascii="Calibri" w:eastAsia="Times New Roman" w:hAnsi="Calibri" w:cs="Calibri"/>
-                <w:color w:val="1A1A1A"/>
-                <w:sz w:val="20"/>
-                <w:szCs w:val="20"/>
-              </w:rPr>
-              <w:t>[ ]</w:t>
+              <w:t>USD 21.600</w:t>
             </w:r>
           </w:p>
         </w:tc>
@@ -4548,7 +6476,29 @@
                 <w:sz w:val="20"/>
                 <w:szCs w:val="20"/>
               </w:rPr>
-              <w:t>Diferencia acumulada</w:t>
+              <w:t xml:space="preserve">Diferencia </w:t>
+            </w:r>
+            <w:r>
+              <w:rPr>
+                <w:rFonts w:ascii="Calibri" w:eastAsia="Times New Roman" w:hAnsi="Calibri" w:cs="Calibri"/>
+                <w:b/>
+                <w:bCs/>
+                <w:color w:val="1A1A1A"/>
+                <w:sz w:val="20"/>
+                <w:szCs w:val="20"/>
+              </w:rPr>
+              <w:t xml:space="preserve">mínima durante el </w:t>
+            </w:r>
+            <w:r>
+              <w:rPr>
+                <w:rFonts w:ascii="Calibri" w:eastAsia="Times New Roman" w:hAnsi="Calibri" w:cs="Calibri"/>
+                <w:b/>
+                <w:bCs/>
+                <w:color w:val="1A1A1A"/>
+                <w:sz w:val="20"/>
+                <w:szCs w:val="20"/>
+              </w:rPr>
+              <w:t>primer año</w:t>
             </w:r>
           </w:p>
         </w:tc>
@@ -4591,7 +6541,7 @@
                 <w:sz w:val="20"/>
                 <w:szCs w:val="20"/>
               </w:rPr>
-              <w:t> </w:t>
+              <w:t>− USD 20.400</w:t>
             </w:r>
           </w:p>
         </w:tc>
@@ -4677,50 +6627,7 @@
                 <w:sz w:val="20"/>
                 <w:szCs w:val="20"/>
               </w:rPr>
-              <w:t>[ ]</w:t>
-            </w:r>
-          </w:p>
-        </w:tc>
-        <w:tc>
-          <w:tcPr>
-            <w:tcW w:w="0" w:type="auto"/>
-            <w:tcBorders>
-              <w:top w:val="single" w:sz="8" w:space="0" w:color="1F3864"/>
-              <w:bottom w:val="single" w:sz="4" w:space="0" w:color="BFBFBF"/>
-            </w:tcBorders>
-            <w:shd w:val="clear" w:color="auto" w:fill="DEEAF6"/>
-            <w:noWrap/>
-            <w:tcMar>
-              <w:top w:w="100" w:type="dxa"/>
-              <w:left w:w="140" w:type="dxa"/>
-              <w:bottom w:w="100" w:type="dxa"/>
-              <w:right w:w="140" w:type="dxa"/>
-            </w:tcMar>
-            <w:hideMark/>
-          </w:tcPr>
-          <w:p>
-            <w:pPr>
-              <w:spacing w:before="160" w:after="240"/>
-              <w:jc w:val="right"/>
-              <w:rPr>
-                <w:rFonts w:ascii="Calibri" w:eastAsia="Times New Roman" w:hAnsi="Calibri" w:cs="Calibri"/>
-                <w:b/>
-                <w:bCs/>
-                <w:color w:val="1A1A1A"/>
-                <w:sz w:val="20"/>
-                <w:szCs w:val="20"/>
-              </w:rPr>
-            </w:pPr>
-            <w:r>
-              <w:rPr>
-                <w:rFonts w:ascii="Calibri" w:eastAsia="Times New Roman" w:hAnsi="Calibri" w:cs="Calibri"/>
-                <w:b/>
-                <w:bCs/>
-                <w:color w:val="1A1A1A"/>
-                <w:sz w:val="20"/>
-                <w:szCs w:val="20"/>
-              </w:rPr>
-              <w:t>[ ]</w:t>
+              <w:t>− USD 16.800</w:t>
             </w:r>
           </w:p>
         </w:tc>
@@ -4728,66 +6635,916 @@
     </w:tbl>
     <w:p>
       <w:pPr>
-        <w:shd w:val="clear" w:color="auto" w:fill="F2F5FA"/>
-        <w:divId w:val="1716664185"/>
-        <w:rPr>
-          <w:rFonts w:ascii="Calibri" w:eastAsia="Times New Roman" w:hAnsi="Calibri" w:cs="Calibri"/>
-          <w:color w:val="1A1A1A"/>
-          <w:sz w:val="22"/>
-          <w:szCs w:val="22"/>
-        </w:rPr>
-      </w:pPr>
-      <w:r>
-        <w:rPr>
-          <w:rFonts w:ascii="Calibri" w:eastAsia="Times New Roman" w:hAnsi="Calibri" w:cs="Calibri"/>
+        <w:pStyle w:val="Ttulo3"/>
+        <w:rPr>
+          <w:rFonts w:ascii="Calibri" w:eastAsia="Times New Roman" w:hAnsi="Calibri" w:cs="Calibri"/>
+        </w:rPr>
+      </w:pPr>
+      <w:r>
+        <w:rPr>
+          <w:rFonts w:ascii="Calibri" w:eastAsia="Times New Roman" w:hAnsi="Calibri" w:cs="Calibri"/>
+        </w:rPr>
+        <w:t>7.2 El costo de las adaptaciones</w:t>
+      </w:r>
+    </w:p>
+    <w:p>
+      <w:pPr>
+        <w:pStyle w:val="NormalWeb"/>
+        <w:rPr>
+          <w:rFonts w:ascii="Calibri" w:hAnsi="Calibri" w:cs="Calibri"/>
+          <w:color w:val="1A1A1A"/>
+          <w:sz w:val="22"/>
+          <w:szCs w:val="22"/>
+        </w:rPr>
+      </w:pPr>
+      <w:r>
+        <w:rPr>
+          <w:rFonts w:ascii="Calibri" w:hAnsi="Calibri" w:cs="Calibri"/>
+          <w:color w:val="1A1A1A"/>
+          <w:sz w:val="22"/>
+          <w:szCs w:val="22"/>
+        </w:rPr>
+        <w:lastRenderedPageBreak/>
+        <w:t xml:space="preserve">La comparación por precio de lista deja fuera el componente que más pesa en una industria específica. La propuesta </w:t>
+      </w:r>
+      <w:proofErr w:type="spellStart"/>
+      <w:r>
+        <w:rPr>
+          <w:rFonts w:ascii="Calibri" w:hAnsi="Calibri" w:cs="Calibri"/>
+          <w:color w:val="1A1A1A"/>
+          <w:sz w:val="22"/>
+          <w:szCs w:val="22"/>
+        </w:rPr>
+        <w:t>cloud</w:t>
+      </w:r>
+      <w:proofErr w:type="spellEnd"/>
+      <w:r>
+        <w:rPr>
+          <w:rFonts w:ascii="Calibri" w:hAnsi="Calibri" w:cs="Calibri"/>
+          <w:color w:val="1A1A1A"/>
+          <w:sz w:val="22"/>
+          <w:szCs w:val="22"/>
+        </w:rPr>
+        <w:t xml:space="preserve"> incluye </w:t>
+      </w:r>
+      <w:r>
+        <w:rPr>
+          <w:rFonts w:ascii="Calibri" w:hAnsi="Calibri" w:cs="Calibri"/>
           <w:b/>
           <w:bCs/>
           <w:color w:val="1A1A1A"/>
           <w:sz w:val="22"/>
           <w:szCs w:val="22"/>
         </w:rPr>
-        <w:t>Tres factores que no figuran en el precio de lista.</w:t>
-      </w:r>
-      <w:r>
-        <w:rPr>
-          <w:rFonts w:ascii="Calibri" w:eastAsia="Times New Roman" w:hAnsi="Calibri" w:cs="Calibri"/>
-          <w:color w:val="1A1A1A"/>
-          <w:sz w:val="22"/>
-          <w:szCs w:val="22"/>
-        </w:rPr>
-        <w:br/>
-        <w:t xml:space="preserve">• La renta cloud es </w:t>
-      </w:r>
-      <w:r>
-        <w:rPr>
-          <w:rFonts w:ascii="Calibri" w:eastAsia="Times New Roman" w:hAnsi="Calibri" w:cs="Calibri"/>
+        <w:t>100 horas de consultoría únicamente durante el primer año</w:t>
+      </w:r>
+      <w:r>
+        <w:rPr>
+          <w:rFonts w:ascii="Calibri" w:hAnsi="Calibri" w:cs="Calibri"/>
+          <w:color w:val="1A1A1A"/>
+          <w:sz w:val="22"/>
+          <w:szCs w:val="22"/>
+        </w:rPr>
+        <w:t xml:space="preserve">; a partir del segundo, toda adaptación se factura a </w:t>
+      </w:r>
+      <w:r>
+        <w:rPr>
+          <w:rFonts w:ascii="Calibri" w:hAnsi="Calibri" w:cs="Calibri"/>
           <w:b/>
           <w:bCs/>
           <w:color w:val="1A1A1A"/>
           <w:sz w:val="22"/>
           <w:szCs w:val="22"/>
         </w:rPr>
-        <w:t>por empleado activo</w:t>
-      </w:r>
-      <w:r>
-        <w:rPr>
-          <w:rFonts w:ascii="Calibri" w:eastAsia="Times New Roman" w:hAnsi="Calibri" w:cs="Calibri"/>
-          <w:color w:val="1A1A1A"/>
-          <w:sz w:val="22"/>
-          <w:szCs w:val="22"/>
-        </w:rPr>
-        <w:t>: incorporar dotación aumenta el costo mensual de forma permanente.</w:t>
-      </w:r>
-      <w:r>
-        <w:rPr>
-          <w:rFonts w:ascii="Calibri" w:eastAsia="Times New Roman" w:hAnsi="Calibri" w:cs="Calibri"/>
-          <w:color w:val="1A1A1A"/>
-          <w:sz w:val="22"/>
-          <w:szCs w:val="22"/>
-        </w:rPr>
-        <w:br/>
-        <w:t xml:space="preserve">• El contrato cloud es </w:t>
-      </w:r>
+        <w:t>USD 60 por hora</w:t>
+      </w:r>
+      <w:r>
+        <w:rPr>
+          <w:rFonts w:ascii="Calibri" w:hAnsi="Calibri" w:cs="Calibri"/>
+          <w:color w:val="1A1A1A"/>
+          <w:sz w:val="22"/>
+          <w:szCs w:val="22"/>
+        </w:rPr>
+        <w:t xml:space="preserve"> sin bolsa incluida. Dado que buena parte de esas 100 horas se consume en la propia puesta en marcha, el remanente disponible para ajustes posteriores suele ser reducido.</w:t>
+      </w:r>
+    </w:p>
+    <w:p>
+      <w:pPr>
+        <w:pStyle w:val="NormalWeb"/>
+        <w:rPr>
+          <w:rFonts w:ascii="Calibri" w:hAnsi="Calibri" w:cs="Calibri"/>
+          <w:color w:val="1A1A1A"/>
+          <w:sz w:val="22"/>
+          <w:szCs w:val="22"/>
+        </w:rPr>
+      </w:pPr>
+      <w:r>
+        <w:rPr>
+          <w:rFonts w:ascii="Calibri" w:hAnsi="Calibri" w:cs="Calibri"/>
+          <w:color w:val="1A1A1A"/>
+          <w:sz w:val="22"/>
+          <w:szCs w:val="22"/>
+        </w:rPr>
+        <w:t>Como no es posible anticipar con exactitud cuántas horas demandará la operación, se presentan tres escenarios. El costo adicional acumulado a tres años, únicamente por horas, sería:</w:t>
+      </w:r>
+    </w:p>
+    <w:tbl>
+      <w:tblPr>
+        <w:tblW w:w="5000" w:type="pct"/>
+        <w:tblCellMar>
+          <w:top w:w="15" w:type="dxa"/>
+          <w:left w:w="15" w:type="dxa"/>
+          <w:bottom w:w="15" w:type="dxa"/>
+          <w:right w:w="15" w:type="dxa"/>
+        </w:tblCellMar>
+        <w:tblLook w:val="04A0" w:firstRow="1" w:lastRow="0" w:firstColumn="1" w:lastColumn="0" w:noHBand="0" w:noVBand="1"/>
+      </w:tblPr>
+      <w:tblGrid>
+        <w:gridCol w:w="2349"/>
+        <w:gridCol w:w="1500"/>
+        <w:gridCol w:w="1500"/>
+        <w:gridCol w:w="1655"/>
+        <w:gridCol w:w="1500"/>
+      </w:tblGrid>
+      <w:tr>
+        <w:tc>
+          <w:tcPr>
+            <w:tcW w:w="1400" w:type="pct"/>
+            <w:shd w:val="clear" w:color="auto" w:fill="1F3864"/>
+            <w:tcMar>
+              <w:top w:w="100" w:type="dxa"/>
+              <w:left w:w="140" w:type="dxa"/>
+              <w:bottom w:w="100" w:type="dxa"/>
+              <w:right w:w="140" w:type="dxa"/>
+            </w:tcMar>
+            <w:vAlign w:val="center"/>
+            <w:hideMark/>
+          </w:tcPr>
+          <w:p>
+            <w:pPr>
+              <w:spacing w:before="160" w:after="240"/>
+              <w:rPr>
+                <w:rFonts w:ascii="Calibri" w:eastAsia="Times New Roman" w:hAnsi="Calibri" w:cs="Calibri"/>
+                <w:b/>
+                <w:bCs/>
+                <w:color w:val="FFFFFF"/>
+                <w:sz w:val="20"/>
+                <w:szCs w:val="20"/>
+              </w:rPr>
+            </w:pPr>
+            <w:r>
+              <w:rPr>
+                <w:rFonts w:ascii="Calibri" w:eastAsia="Times New Roman" w:hAnsi="Calibri" w:cs="Calibri"/>
+                <w:b/>
+                <w:bCs/>
+                <w:color w:val="FFFFFF"/>
+                <w:sz w:val="20"/>
+                <w:szCs w:val="20"/>
+              </w:rPr>
+              <w:t>Escenario</w:t>
+            </w:r>
+          </w:p>
+        </w:tc>
+        <w:tc>
+          <w:tcPr>
+            <w:tcW w:w="900" w:type="pct"/>
+            <w:shd w:val="clear" w:color="auto" w:fill="1F3864"/>
+            <w:tcMar>
+              <w:top w:w="100" w:type="dxa"/>
+              <w:left w:w="140" w:type="dxa"/>
+              <w:bottom w:w="100" w:type="dxa"/>
+              <w:right w:w="140" w:type="dxa"/>
+            </w:tcMar>
+            <w:vAlign w:val="center"/>
+            <w:hideMark/>
+          </w:tcPr>
+          <w:p>
+            <w:pPr>
+              <w:spacing w:before="160" w:after="240"/>
+              <w:rPr>
+                <w:rFonts w:ascii="Calibri" w:eastAsia="Times New Roman" w:hAnsi="Calibri" w:cs="Calibri"/>
+                <w:b/>
+                <w:bCs/>
+                <w:color w:val="FFFFFF"/>
+                <w:sz w:val="20"/>
+                <w:szCs w:val="20"/>
+              </w:rPr>
+            </w:pPr>
+            <w:r>
+              <w:rPr>
+                <w:rFonts w:ascii="Calibri" w:eastAsia="Times New Roman" w:hAnsi="Calibri" w:cs="Calibri"/>
+                <w:b/>
+                <w:bCs/>
+                <w:color w:val="FFFFFF"/>
+                <w:sz w:val="20"/>
+                <w:szCs w:val="20"/>
+              </w:rPr>
+              <w:t>Horas/año</w:t>
+            </w:r>
+          </w:p>
+        </w:tc>
+        <w:tc>
+          <w:tcPr>
+            <w:tcW w:w="900" w:type="pct"/>
+            <w:shd w:val="clear" w:color="auto" w:fill="1F3864"/>
+            <w:tcMar>
+              <w:top w:w="100" w:type="dxa"/>
+              <w:left w:w="140" w:type="dxa"/>
+              <w:bottom w:w="100" w:type="dxa"/>
+              <w:right w:w="140" w:type="dxa"/>
+            </w:tcMar>
+            <w:vAlign w:val="center"/>
+            <w:hideMark/>
+          </w:tcPr>
+          <w:p>
+            <w:pPr>
+              <w:spacing w:before="160" w:after="240"/>
+              <w:rPr>
+                <w:rFonts w:ascii="Calibri" w:eastAsia="Times New Roman" w:hAnsi="Calibri" w:cs="Calibri"/>
+                <w:b/>
+                <w:bCs/>
+                <w:color w:val="FFFFFF"/>
+                <w:sz w:val="20"/>
+                <w:szCs w:val="20"/>
+              </w:rPr>
+            </w:pPr>
+            <w:r>
+              <w:rPr>
+                <w:rFonts w:ascii="Calibri" w:eastAsia="Times New Roman" w:hAnsi="Calibri" w:cs="Calibri"/>
+                <w:b/>
+                <w:bCs/>
+                <w:color w:val="FFFFFF"/>
+                <w:sz w:val="20"/>
+                <w:szCs w:val="20"/>
+              </w:rPr>
+              <w:t>Año 1</w:t>
+            </w:r>
+            <w:r>
+              <w:rPr>
+                <w:rFonts w:ascii="Calibri" w:eastAsia="Times New Roman" w:hAnsi="Calibri" w:cs="Calibri"/>
+                <w:b/>
+                <w:bCs/>
+                <w:color w:val="FFFFFF"/>
+                <w:sz w:val="20"/>
+                <w:szCs w:val="20"/>
+              </w:rPr>
+              <w:br/>
+            </w:r>
+            <w:r>
+              <w:rPr>
+                <w:rStyle w:val="small1"/>
+                <w:rFonts w:ascii="Calibri" w:eastAsia="Times New Roman" w:hAnsi="Calibri" w:cs="Calibri"/>
+                <w:b/>
+                <w:bCs/>
+              </w:rPr>
+              <w:t>(100 h incluidas)</w:t>
+            </w:r>
+          </w:p>
+        </w:tc>
+        <w:tc>
+          <w:tcPr>
+            <w:tcW w:w="900" w:type="pct"/>
+            <w:shd w:val="clear" w:color="auto" w:fill="1F3864"/>
+            <w:tcMar>
+              <w:top w:w="100" w:type="dxa"/>
+              <w:left w:w="140" w:type="dxa"/>
+              <w:bottom w:w="100" w:type="dxa"/>
+              <w:right w:w="140" w:type="dxa"/>
+            </w:tcMar>
+            <w:vAlign w:val="center"/>
+            <w:hideMark/>
+          </w:tcPr>
+          <w:p>
+            <w:pPr>
+              <w:spacing w:before="160" w:after="240"/>
+              <w:rPr>
+                <w:rFonts w:ascii="Calibri" w:eastAsia="Times New Roman" w:hAnsi="Calibri" w:cs="Calibri"/>
+                <w:b/>
+                <w:bCs/>
+                <w:color w:val="FFFFFF"/>
+                <w:sz w:val="20"/>
+                <w:szCs w:val="20"/>
+              </w:rPr>
+            </w:pPr>
+            <w:r>
+              <w:rPr>
+                <w:rFonts w:ascii="Calibri" w:eastAsia="Times New Roman" w:hAnsi="Calibri" w:cs="Calibri"/>
+                <w:b/>
+                <w:bCs/>
+                <w:color w:val="FFFFFF"/>
+                <w:sz w:val="20"/>
+                <w:szCs w:val="20"/>
+              </w:rPr>
+              <w:t>Años 2 y 3</w:t>
+            </w:r>
+          </w:p>
+        </w:tc>
+        <w:tc>
+          <w:tcPr>
+            <w:tcW w:w="900" w:type="pct"/>
+            <w:shd w:val="clear" w:color="auto" w:fill="1F3864"/>
+            <w:tcMar>
+              <w:top w:w="100" w:type="dxa"/>
+              <w:left w:w="140" w:type="dxa"/>
+              <w:bottom w:w="100" w:type="dxa"/>
+              <w:right w:w="140" w:type="dxa"/>
+            </w:tcMar>
+            <w:vAlign w:val="center"/>
+            <w:hideMark/>
+          </w:tcPr>
+          <w:p>
+            <w:pPr>
+              <w:spacing w:before="160" w:after="240"/>
+              <w:rPr>
+                <w:rFonts w:ascii="Calibri" w:eastAsia="Times New Roman" w:hAnsi="Calibri" w:cs="Calibri"/>
+                <w:b/>
+                <w:bCs/>
+                <w:color w:val="FFFFFF"/>
+                <w:sz w:val="20"/>
+                <w:szCs w:val="20"/>
+              </w:rPr>
+            </w:pPr>
+            <w:r>
+              <w:rPr>
+                <w:rFonts w:ascii="Calibri" w:eastAsia="Times New Roman" w:hAnsi="Calibri" w:cs="Calibri"/>
+                <w:b/>
+                <w:bCs/>
+                <w:color w:val="FFFFFF"/>
+                <w:sz w:val="20"/>
+                <w:szCs w:val="20"/>
+              </w:rPr>
+              <w:t>Total 3 años</w:t>
+            </w:r>
+          </w:p>
+        </w:tc>
+      </w:tr>
+      <w:tr>
+        <w:tc>
+          <w:tcPr>
+            <w:tcW w:w="0" w:type="auto"/>
+            <w:tcBorders>
+              <w:bottom w:val="single" w:sz="4" w:space="0" w:color="BFBFBF"/>
+            </w:tcBorders>
+            <w:tcMar>
+              <w:top w:w="100" w:type="dxa"/>
+              <w:left w:w="140" w:type="dxa"/>
+              <w:bottom w:w="100" w:type="dxa"/>
+              <w:right w:w="140" w:type="dxa"/>
+            </w:tcMar>
+            <w:hideMark/>
+          </w:tcPr>
+          <w:p>
+            <w:pPr>
+              <w:spacing w:before="160" w:after="240"/>
+              <w:rPr>
+                <w:rFonts w:ascii="Calibri" w:eastAsia="Times New Roman" w:hAnsi="Calibri" w:cs="Calibri"/>
+                <w:color w:val="1A1A1A"/>
+                <w:sz w:val="20"/>
+                <w:szCs w:val="20"/>
+              </w:rPr>
+            </w:pPr>
+            <w:r>
+              <w:rPr>
+                <w:rFonts w:ascii="Calibri" w:eastAsia="Times New Roman" w:hAnsi="Calibri" w:cs="Calibri"/>
+                <w:color w:val="1A1A1A"/>
+                <w:sz w:val="20"/>
+                <w:szCs w:val="20"/>
+              </w:rPr>
+              <w:t>Bajo — solo mantenimiento</w:t>
+            </w:r>
+          </w:p>
+        </w:tc>
+        <w:tc>
+          <w:tcPr>
+            <w:tcW w:w="0" w:type="auto"/>
+            <w:tcBorders>
+              <w:bottom w:val="single" w:sz="4" w:space="0" w:color="BFBFBF"/>
+            </w:tcBorders>
+            <w:noWrap/>
+            <w:tcMar>
+              <w:top w:w="100" w:type="dxa"/>
+              <w:left w:w="140" w:type="dxa"/>
+              <w:bottom w:w="100" w:type="dxa"/>
+              <w:right w:w="140" w:type="dxa"/>
+            </w:tcMar>
+            <w:hideMark/>
+          </w:tcPr>
+          <w:p>
+            <w:pPr>
+              <w:spacing w:before="160" w:after="240"/>
+              <w:jc w:val="right"/>
+              <w:rPr>
+                <w:rFonts w:ascii="Calibri" w:eastAsia="Times New Roman" w:hAnsi="Calibri" w:cs="Calibri"/>
+                <w:color w:val="1A1A1A"/>
+                <w:sz w:val="20"/>
+                <w:szCs w:val="20"/>
+              </w:rPr>
+            </w:pPr>
+            <w:r>
+              <w:rPr>
+                <w:rFonts w:ascii="Calibri" w:eastAsia="Times New Roman" w:hAnsi="Calibri" w:cs="Calibri"/>
+                <w:color w:val="1A1A1A"/>
+                <w:sz w:val="20"/>
+                <w:szCs w:val="20"/>
+              </w:rPr>
+              <w:t>60</w:t>
+            </w:r>
+          </w:p>
+        </w:tc>
+        <w:tc>
+          <w:tcPr>
+            <w:tcW w:w="0" w:type="auto"/>
+            <w:tcBorders>
+              <w:bottom w:val="single" w:sz="4" w:space="0" w:color="BFBFBF"/>
+            </w:tcBorders>
+            <w:noWrap/>
+            <w:tcMar>
+              <w:top w:w="100" w:type="dxa"/>
+              <w:left w:w="140" w:type="dxa"/>
+              <w:bottom w:w="100" w:type="dxa"/>
+              <w:right w:w="140" w:type="dxa"/>
+            </w:tcMar>
+            <w:hideMark/>
+          </w:tcPr>
+          <w:p>
+            <w:pPr>
+              <w:spacing w:before="160" w:after="240"/>
+              <w:jc w:val="right"/>
+              <w:rPr>
+                <w:rFonts w:ascii="Calibri" w:eastAsia="Times New Roman" w:hAnsi="Calibri" w:cs="Calibri"/>
+                <w:color w:val="1A1A1A"/>
+                <w:sz w:val="20"/>
+                <w:szCs w:val="20"/>
+              </w:rPr>
+            </w:pPr>
+            <w:r>
+              <w:rPr>
+                <w:rFonts w:ascii="Calibri" w:eastAsia="Times New Roman" w:hAnsi="Calibri" w:cs="Calibri"/>
+                <w:color w:val="1A1A1A"/>
+                <w:sz w:val="20"/>
+                <w:szCs w:val="20"/>
+              </w:rPr>
+              <w:t>USD 0</w:t>
+            </w:r>
+          </w:p>
+        </w:tc>
+        <w:tc>
+          <w:tcPr>
+            <w:tcW w:w="0" w:type="auto"/>
+            <w:tcBorders>
+              <w:bottom w:val="single" w:sz="4" w:space="0" w:color="BFBFBF"/>
+            </w:tcBorders>
+            <w:noWrap/>
+            <w:tcMar>
+              <w:top w:w="100" w:type="dxa"/>
+              <w:left w:w="140" w:type="dxa"/>
+              <w:bottom w:w="100" w:type="dxa"/>
+              <w:right w:w="140" w:type="dxa"/>
+            </w:tcMar>
+            <w:hideMark/>
+          </w:tcPr>
+          <w:p>
+            <w:pPr>
+              <w:spacing w:before="160" w:after="240"/>
+              <w:jc w:val="right"/>
+              <w:rPr>
+                <w:rFonts w:ascii="Calibri" w:eastAsia="Times New Roman" w:hAnsi="Calibri" w:cs="Calibri"/>
+                <w:color w:val="1A1A1A"/>
+                <w:sz w:val="20"/>
+                <w:szCs w:val="20"/>
+              </w:rPr>
+            </w:pPr>
+            <w:r>
+              <w:rPr>
+                <w:rFonts w:ascii="Calibri" w:eastAsia="Times New Roman" w:hAnsi="Calibri" w:cs="Calibri"/>
+                <w:color w:val="1A1A1A"/>
+                <w:sz w:val="20"/>
+                <w:szCs w:val="20"/>
+              </w:rPr>
+              <w:t>USD 3.600 /año</w:t>
+            </w:r>
+          </w:p>
+        </w:tc>
+        <w:tc>
+          <w:tcPr>
+            <w:tcW w:w="0" w:type="auto"/>
+            <w:tcBorders>
+              <w:bottom w:val="single" w:sz="4" w:space="0" w:color="BFBFBF"/>
+            </w:tcBorders>
+            <w:noWrap/>
+            <w:tcMar>
+              <w:top w:w="100" w:type="dxa"/>
+              <w:left w:w="140" w:type="dxa"/>
+              <w:bottom w:w="100" w:type="dxa"/>
+              <w:right w:w="140" w:type="dxa"/>
+            </w:tcMar>
+            <w:hideMark/>
+          </w:tcPr>
+          <w:p>
+            <w:pPr>
+              <w:spacing w:before="160" w:after="240"/>
+              <w:jc w:val="right"/>
+              <w:rPr>
+                <w:rFonts w:ascii="Calibri" w:eastAsia="Times New Roman" w:hAnsi="Calibri" w:cs="Calibri"/>
+                <w:color w:val="1A1A1A"/>
+                <w:sz w:val="20"/>
+                <w:szCs w:val="20"/>
+              </w:rPr>
+            </w:pPr>
+            <w:r>
+              <w:rPr>
+                <w:rFonts w:ascii="Calibri" w:eastAsia="Times New Roman" w:hAnsi="Calibri" w:cs="Calibri"/>
+                <w:color w:val="1A1A1A"/>
+                <w:sz w:val="20"/>
+                <w:szCs w:val="20"/>
+              </w:rPr>
+              <w:t>USD 7.200</w:t>
+            </w:r>
+          </w:p>
+        </w:tc>
+      </w:tr>
+      <w:tr>
+        <w:tc>
+          <w:tcPr>
+            <w:tcW w:w="0" w:type="auto"/>
+            <w:tcBorders>
+              <w:bottom w:val="single" w:sz="4" w:space="0" w:color="BFBFBF"/>
+            </w:tcBorders>
+            <w:tcMar>
+              <w:top w:w="100" w:type="dxa"/>
+              <w:left w:w="140" w:type="dxa"/>
+              <w:bottom w:w="100" w:type="dxa"/>
+              <w:right w:w="140" w:type="dxa"/>
+            </w:tcMar>
+            <w:hideMark/>
+          </w:tcPr>
+          <w:p>
+            <w:pPr>
+              <w:spacing w:before="160" w:after="240"/>
+              <w:rPr>
+                <w:rFonts w:ascii="Calibri" w:eastAsia="Times New Roman" w:hAnsi="Calibri" w:cs="Calibri"/>
+                <w:color w:val="1A1A1A"/>
+                <w:sz w:val="20"/>
+                <w:szCs w:val="20"/>
+              </w:rPr>
+            </w:pPr>
+            <w:r>
+              <w:rPr>
+                <w:rFonts w:ascii="Calibri" w:eastAsia="Times New Roman" w:hAnsi="Calibri" w:cs="Calibri"/>
+                <w:color w:val="1A1A1A"/>
+                <w:sz w:val="20"/>
+                <w:szCs w:val="20"/>
+              </w:rPr>
+              <w:t>Medio — ajustes periódicos</w:t>
+            </w:r>
+          </w:p>
+        </w:tc>
+        <w:tc>
+          <w:tcPr>
+            <w:tcW w:w="0" w:type="auto"/>
+            <w:tcBorders>
+              <w:bottom w:val="single" w:sz="4" w:space="0" w:color="BFBFBF"/>
+            </w:tcBorders>
+            <w:noWrap/>
+            <w:tcMar>
+              <w:top w:w="100" w:type="dxa"/>
+              <w:left w:w="140" w:type="dxa"/>
+              <w:bottom w:w="100" w:type="dxa"/>
+              <w:right w:w="140" w:type="dxa"/>
+            </w:tcMar>
+            <w:hideMark/>
+          </w:tcPr>
+          <w:p>
+            <w:pPr>
+              <w:spacing w:before="160" w:after="240"/>
+              <w:jc w:val="right"/>
+              <w:rPr>
+                <w:rFonts w:ascii="Calibri" w:eastAsia="Times New Roman" w:hAnsi="Calibri" w:cs="Calibri"/>
+                <w:color w:val="1A1A1A"/>
+                <w:sz w:val="20"/>
+                <w:szCs w:val="20"/>
+              </w:rPr>
+            </w:pPr>
+            <w:r>
+              <w:rPr>
+                <w:rFonts w:ascii="Calibri" w:eastAsia="Times New Roman" w:hAnsi="Calibri" w:cs="Calibri"/>
+                <w:color w:val="1A1A1A"/>
+                <w:sz w:val="20"/>
+                <w:szCs w:val="20"/>
+              </w:rPr>
+              <w:t>120</w:t>
+            </w:r>
+          </w:p>
+        </w:tc>
+        <w:tc>
+          <w:tcPr>
+            <w:tcW w:w="0" w:type="auto"/>
+            <w:tcBorders>
+              <w:bottom w:val="single" w:sz="4" w:space="0" w:color="BFBFBF"/>
+            </w:tcBorders>
+            <w:noWrap/>
+            <w:tcMar>
+              <w:top w:w="100" w:type="dxa"/>
+              <w:left w:w="140" w:type="dxa"/>
+              <w:bottom w:w="100" w:type="dxa"/>
+              <w:right w:w="140" w:type="dxa"/>
+            </w:tcMar>
+            <w:hideMark/>
+          </w:tcPr>
+          <w:p>
+            <w:pPr>
+              <w:spacing w:before="160" w:after="240"/>
+              <w:jc w:val="right"/>
+              <w:rPr>
+                <w:rFonts w:ascii="Calibri" w:eastAsia="Times New Roman" w:hAnsi="Calibri" w:cs="Calibri"/>
+                <w:color w:val="1A1A1A"/>
+                <w:sz w:val="20"/>
+                <w:szCs w:val="20"/>
+              </w:rPr>
+            </w:pPr>
+            <w:r>
+              <w:rPr>
+                <w:rFonts w:ascii="Calibri" w:eastAsia="Times New Roman" w:hAnsi="Calibri" w:cs="Calibri"/>
+                <w:color w:val="1A1A1A"/>
+                <w:sz w:val="20"/>
+                <w:szCs w:val="20"/>
+              </w:rPr>
+              <w:t>USD 1.200</w:t>
+            </w:r>
+          </w:p>
+        </w:tc>
+        <w:tc>
+          <w:tcPr>
+            <w:tcW w:w="0" w:type="auto"/>
+            <w:tcBorders>
+              <w:bottom w:val="single" w:sz="4" w:space="0" w:color="BFBFBF"/>
+            </w:tcBorders>
+            <w:noWrap/>
+            <w:tcMar>
+              <w:top w:w="100" w:type="dxa"/>
+              <w:left w:w="140" w:type="dxa"/>
+              <w:bottom w:w="100" w:type="dxa"/>
+              <w:right w:w="140" w:type="dxa"/>
+            </w:tcMar>
+            <w:hideMark/>
+          </w:tcPr>
+          <w:p>
+            <w:pPr>
+              <w:spacing w:before="160" w:after="240"/>
+              <w:jc w:val="right"/>
+              <w:rPr>
+                <w:rFonts w:ascii="Calibri" w:eastAsia="Times New Roman" w:hAnsi="Calibri" w:cs="Calibri"/>
+                <w:color w:val="1A1A1A"/>
+                <w:sz w:val="20"/>
+                <w:szCs w:val="20"/>
+              </w:rPr>
+            </w:pPr>
+            <w:r>
+              <w:rPr>
+                <w:rFonts w:ascii="Calibri" w:eastAsia="Times New Roman" w:hAnsi="Calibri" w:cs="Calibri"/>
+                <w:color w:val="1A1A1A"/>
+                <w:sz w:val="20"/>
+                <w:szCs w:val="20"/>
+              </w:rPr>
+              <w:t>USD 7.200 /año</w:t>
+            </w:r>
+          </w:p>
+        </w:tc>
+        <w:tc>
+          <w:tcPr>
+            <w:tcW w:w="0" w:type="auto"/>
+            <w:tcBorders>
+              <w:bottom w:val="single" w:sz="4" w:space="0" w:color="BFBFBF"/>
+            </w:tcBorders>
+            <w:noWrap/>
+            <w:tcMar>
+              <w:top w:w="100" w:type="dxa"/>
+              <w:left w:w="140" w:type="dxa"/>
+              <w:bottom w:w="100" w:type="dxa"/>
+              <w:right w:w="140" w:type="dxa"/>
+            </w:tcMar>
+            <w:hideMark/>
+          </w:tcPr>
+          <w:p>
+            <w:pPr>
+              <w:spacing w:before="160" w:after="240"/>
+              <w:jc w:val="right"/>
+              <w:rPr>
+                <w:rFonts w:ascii="Calibri" w:eastAsia="Times New Roman" w:hAnsi="Calibri" w:cs="Calibri"/>
+                <w:color w:val="1A1A1A"/>
+                <w:sz w:val="20"/>
+                <w:szCs w:val="20"/>
+              </w:rPr>
+            </w:pPr>
+            <w:r>
+              <w:rPr>
+                <w:rFonts w:ascii="Calibri" w:eastAsia="Times New Roman" w:hAnsi="Calibri" w:cs="Calibri"/>
+                <w:color w:val="1A1A1A"/>
+                <w:sz w:val="20"/>
+                <w:szCs w:val="20"/>
+              </w:rPr>
+              <w:t>USD 15.600</w:t>
+            </w:r>
+          </w:p>
+        </w:tc>
+      </w:tr>
+      <w:tr>
+        <w:tc>
+          <w:tcPr>
+            <w:tcW w:w="0" w:type="auto"/>
+            <w:tcBorders>
+              <w:bottom w:val="single" w:sz="4" w:space="0" w:color="BFBFBF"/>
+            </w:tcBorders>
+            <w:tcMar>
+              <w:top w:w="100" w:type="dxa"/>
+              <w:left w:w="140" w:type="dxa"/>
+              <w:bottom w:w="100" w:type="dxa"/>
+              <w:right w:w="140" w:type="dxa"/>
+            </w:tcMar>
+            <w:hideMark/>
+          </w:tcPr>
+          <w:p>
+            <w:pPr>
+              <w:spacing w:before="160" w:after="240"/>
+              <w:rPr>
+                <w:rFonts w:ascii="Calibri" w:eastAsia="Times New Roman" w:hAnsi="Calibri" w:cs="Calibri"/>
+                <w:color w:val="1A1A1A"/>
+                <w:sz w:val="20"/>
+                <w:szCs w:val="20"/>
+              </w:rPr>
+            </w:pPr>
+            <w:r>
+              <w:rPr>
+                <w:rFonts w:ascii="Calibri" w:eastAsia="Times New Roman" w:hAnsi="Calibri" w:cs="Calibri"/>
+                <w:color w:val="1A1A1A"/>
+                <w:sz w:val="20"/>
+                <w:szCs w:val="20"/>
+              </w:rPr>
+              <w:t>Alto — evolución continua</w:t>
+            </w:r>
+          </w:p>
+        </w:tc>
+        <w:tc>
+          <w:tcPr>
+            <w:tcW w:w="0" w:type="auto"/>
+            <w:tcBorders>
+              <w:bottom w:val="single" w:sz="4" w:space="0" w:color="BFBFBF"/>
+            </w:tcBorders>
+            <w:noWrap/>
+            <w:tcMar>
+              <w:top w:w="100" w:type="dxa"/>
+              <w:left w:w="140" w:type="dxa"/>
+              <w:bottom w:w="100" w:type="dxa"/>
+              <w:right w:w="140" w:type="dxa"/>
+            </w:tcMar>
+            <w:hideMark/>
+          </w:tcPr>
+          <w:p>
+            <w:pPr>
+              <w:spacing w:before="160" w:after="240"/>
+              <w:jc w:val="right"/>
+              <w:rPr>
+                <w:rFonts w:ascii="Calibri" w:eastAsia="Times New Roman" w:hAnsi="Calibri" w:cs="Calibri"/>
+                <w:color w:val="1A1A1A"/>
+                <w:sz w:val="20"/>
+                <w:szCs w:val="20"/>
+              </w:rPr>
+            </w:pPr>
+            <w:r>
+              <w:rPr>
+                <w:rFonts w:ascii="Calibri" w:eastAsia="Times New Roman" w:hAnsi="Calibri" w:cs="Calibri"/>
+                <w:color w:val="1A1A1A"/>
+                <w:sz w:val="20"/>
+                <w:szCs w:val="20"/>
+              </w:rPr>
+              <w:t>240</w:t>
+            </w:r>
+          </w:p>
+        </w:tc>
+        <w:tc>
+          <w:tcPr>
+            <w:tcW w:w="0" w:type="auto"/>
+            <w:tcBorders>
+              <w:bottom w:val="single" w:sz="4" w:space="0" w:color="BFBFBF"/>
+            </w:tcBorders>
+            <w:noWrap/>
+            <w:tcMar>
+              <w:top w:w="100" w:type="dxa"/>
+              <w:left w:w="140" w:type="dxa"/>
+              <w:bottom w:w="100" w:type="dxa"/>
+              <w:right w:w="140" w:type="dxa"/>
+            </w:tcMar>
+            <w:hideMark/>
+          </w:tcPr>
+          <w:p>
+            <w:pPr>
+              <w:spacing w:before="160" w:after="240"/>
+              <w:jc w:val="right"/>
+              <w:rPr>
+                <w:rFonts w:ascii="Calibri" w:eastAsia="Times New Roman" w:hAnsi="Calibri" w:cs="Calibri"/>
+                <w:color w:val="1A1A1A"/>
+                <w:sz w:val="20"/>
+                <w:szCs w:val="20"/>
+              </w:rPr>
+            </w:pPr>
+            <w:r>
+              <w:rPr>
+                <w:rFonts w:ascii="Calibri" w:eastAsia="Times New Roman" w:hAnsi="Calibri" w:cs="Calibri"/>
+                <w:color w:val="1A1A1A"/>
+                <w:sz w:val="20"/>
+                <w:szCs w:val="20"/>
+              </w:rPr>
+              <w:t>USD 8.400</w:t>
+            </w:r>
+          </w:p>
+        </w:tc>
+        <w:tc>
+          <w:tcPr>
+            <w:tcW w:w="0" w:type="auto"/>
+            <w:tcBorders>
+              <w:bottom w:val="single" w:sz="4" w:space="0" w:color="BFBFBF"/>
+            </w:tcBorders>
+            <w:noWrap/>
+            <w:tcMar>
+              <w:top w:w="100" w:type="dxa"/>
+              <w:left w:w="140" w:type="dxa"/>
+              <w:bottom w:w="100" w:type="dxa"/>
+              <w:right w:w="140" w:type="dxa"/>
+            </w:tcMar>
+            <w:hideMark/>
+          </w:tcPr>
+          <w:p>
+            <w:pPr>
+              <w:spacing w:before="160" w:after="240"/>
+              <w:jc w:val="right"/>
+              <w:rPr>
+                <w:rFonts w:ascii="Calibri" w:eastAsia="Times New Roman" w:hAnsi="Calibri" w:cs="Calibri"/>
+                <w:color w:val="1A1A1A"/>
+                <w:sz w:val="20"/>
+                <w:szCs w:val="20"/>
+              </w:rPr>
+            </w:pPr>
+            <w:r>
+              <w:rPr>
+                <w:rFonts w:ascii="Calibri" w:eastAsia="Times New Roman" w:hAnsi="Calibri" w:cs="Calibri"/>
+                <w:color w:val="1A1A1A"/>
+                <w:sz w:val="20"/>
+                <w:szCs w:val="20"/>
+              </w:rPr>
+              <w:t>USD 14.400 /año</w:t>
+            </w:r>
+          </w:p>
+        </w:tc>
+        <w:tc>
+          <w:tcPr>
+            <w:tcW w:w="0" w:type="auto"/>
+            <w:tcBorders>
+              <w:bottom w:val="single" w:sz="4" w:space="0" w:color="BFBFBF"/>
+            </w:tcBorders>
+            <w:noWrap/>
+            <w:tcMar>
+              <w:top w:w="100" w:type="dxa"/>
+              <w:left w:w="140" w:type="dxa"/>
+              <w:bottom w:w="100" w:type="dxa"/>
+              <w:right w:w="140" w:type="dxa"/>
+            </w:tcMar>
+            <w:hideMark/>
+          </w:tcPr>
+          <w:p>
+            <w:pPr>
+              <w:spacing w:before="160" w:after="240"/>
+              <w:jc w:val="right"/>
+              <w:rPr>
+                <w:rFonts w:ascii="Calibri" w:eastAsia="Times New Roman" w:hAnsi="Calibri" w:cs="Calibri"/>
+                <w:color w:val="1A1A1A"/>
+                <w:sz w:val="20"/>
+                <w:szCs w:val="20"/>
+              </w:rPr>
+            </w:pPr>
+            <w:r>
+              <w:rPr>
+                <w:rFonts w:ascii="Calibri" w:eastAsia="Times New Roman" w:hAnsi="Calibri" w:cs="Calibri"/>
+                <w:color w:val="1A1A1A"/>
+                <w:sz w:val="20"/>
+                <w:szCs w:val="20"/>
+              </w:rPr>
+              <w:t>USD 37.200</w:t>
+            </w:r>
+          </w:p>
+        </w:tc>
+      </w:tr>
+    </w:tbl>
+    <w:p>
+      <w:pPr>
+        <w:shd w:val="clear" w:color="auto" w:fill="FBF0F0"/>
+        <w:divId w:val="908420276"/>
+        <w:rPr>
+          <w:rFonts w:ascii="Calibri" w:eastAsia="Times New Roman" w:hAnsi="Calibri" w:cs="Calibri"/>
+          <w:color w:val="1A1A1A"/>
+          <w:sz w:val="22"/>
+          <w:szCs w:val="22"/>
+        </w:rPr>
+      </w:pPr>
       <w:r>
         <w:rPr>
           <w:rFonts w:ascii="Calibri" w:eastAsia="Times New Roman" w:hAnsi="Calibri" w:cs="Calibri"/>
@@ -4797,16 +7554,36 @@
           <w:sz w:val="22"/>
           <w:szCs w:val="22"/>
         </w:rPr>
-        <w:t>a 36 meses</w:t>
-      </w:r>
-      <w:r>
-        <w:rPr>
-          <w:rFonts w:ascii="Calibri" w:eastAsia="Times New Roman" w:hAnsi="Calibri" w:cs="Calibri"/>
-          <w:color w:val="1A1A1A"/>
-          <w:sz w:val="22"/>
-          <w:szCs w:val="22"/>
-        </w:rPr>
-        <w:t xml:space="preserve"> y el pago es por uso: si se interrumpe, se deja de liquidar.</w:t>
+        <w:t>Este es el costo que no aparece en ninguna de las dos propuestas.</w:t>
+      </w:r>
+      <w:r>
+        <w:rPr>
+          <w:rFonts w:ascii="Calibri" w:eastAsia="Times New Roman" w:hAnsi="Calibri" w:cs="Calibri"/>
+          <w:color w:val="1A1A1A"/>
+          <w:sz w:val="22"/>
+          <w:szCs w:val="22"/>
+        </w:rPr>
+        <w:t xml:space="preserve"> En la modalidad de abono integral, esas horas ya están incluidas hasta la bolsa contratada y las que la excedan se facturan a un valor menor. La diferencia entre ambos esquemas </w:t>
+      </w:r>
+      <w:r>
+        <w:rPr>
+          <w:rFonts w:ascii="Calibri" w:eastAsia="Times New Roman" w:hAnsi="Calibri" w:cs="Calibri"/>
+          <w:b/>
+          <w:bCs/>
+          <w:color w:val="1A1A1A"/>
+          <w:sz w:val="22"/>
+          <w:szCs w:val="22"/>
+        </w:rPr>
+        <w:t>se amplía cuanto más evolucione el sistema</w:t>
+      </w:r>
+      <w:r>
+        <w:rPr>
+          <w:rFonts w:ascii="Calibri" w:eastAsia="Times New Roman" w:hAnsi="Calibri" w:cs="Calibri"/>
+          <w:color w:val="1A1A1A"/>
+          <w:sz w:val="22"/>
+          <w:szCs w:val="22"/>
+        </w:rPr>
+        <w:t>, que es precisamente lo que cabe esperar de una liquidación pesquera.</w:t>
       </w:r>
       <w:r>
         <w:rPr>
@@ -4816,11 +7593,3087 @@
           <w:szCs w:val="22"/>
         </w:rPr>
         <w:br/>
-        <w:t xml:space="preserve">• A partir del año 4 la plataforma cloud sostiene USD 14.400 anuales de forma indefinida; el módulo solo devenga el soporte, que es renovable a decisión del cliente y no condiciona la operación. </w:t>
+      </w:r>
+      <w:r>
+        <w:rPr>
+          <w:rFonts w:ascii="Calibri" w:eastAsia="Times New Roman" w:hAnsi="Calibri" w:cs="Calibri"/>
+          <w:color w:val="1A1A1A"/>
+          <w:sz w:val="22"/>
+          <w:szCs w:val="22"/>
+        </w:rPr>
+        <w:br/>
+        <w:t xml:space="preserve">Y con una salvedad que el punto 5.1 desarrolla: esas horas de consultoría cubren </w:t>
+      </w:r>
+      <w:r>
+        <w:rPr>
+          <w:rFonts w:ascii="Calibri" w:eastAsia="Times New Roman" w:hAnsi="Calibri" w:cs="Calibri"/>
+          <w:b/>
+          <w:bCs/>
+          <w:color w:val="1A1A1A"/>
+          <w:sz w:val="22"/>
+          <w:szCs w:val="22"/>
+        </w:rPr>
+        <w:t>configuración</w:t>
+      </w:r>
+      <w:r>
+        <w:rPr>
+          <w:rFonts w:ascii="Calibri" w:eastAsia="Times New Roman" w:hAnsi="Calibri" w:cs="Calibri"/>
+          <w:color w:val="1A1A1A"/>
+          <w:sz w:val="22"/>
+          <w:szCs w:val="22"/>
+        </w:rPr>
+        <w:t xml:space="preserve">. Lo que requiere código está excluido del alcance, de modo que los escenarios de arriba miden el costo de lo que sí es resoluble por hora, no el de las particularidades de la actividad. </w:t>
       </w:r>
     </w:p>
     <w:p>
       <w:pPr>
+        <w:pStyle w:val="Ttulo3"/>
+        <w:rPr>
+          <w:rFonts w:ascii="Calibri" w:eastAsia="Times New Roman" w:hAnsi="Calibri" w:cs="Calibri"/>
+        </w:rPr>
+      </w:pPr>
+      <w:r>
+        <w:rPr>
+          <w:rFonts w:ascii="Calibri" w:eastAsia="Times New Roman" w:hAnsi="Calibri" w:cs="Calibri"/>
+        </w:rPr>
+        <w:t>7.3 A tres y cinco años</w:t>
+      </w:r>
+    </w:p>
+    <w:p>
+      <w:pPr>
+        <w:pStyle w:val="NormalWeb"/>
+        <w:rPr>
+          <w:rFonts w:ascii="Calibri" w:hAnsi="Calibri" w:cs="Calibri"/>
+          <w:color w:val="1A1A1A"/>
+          <w:sz w:val="22"/>
+          <w:szCs w:val="22"/>
+        </w:rPr>
+      </w:pPr>
+      <w:r>
+        <w:rPr>
+          <w:rFonts w:ascii="Calibri" w:hAnsi="Calibri" w:cs="Calibri"/>
+          <w:color w:val="1A1A1A"/>
+          <w:sz w:val="22"/>
+          <w:szCs w:val="22"/>
+        </w:rPr>
+        <w:t>Incluyendo el costo de las adaptaciones según el escenario que se considere aplicable:</w:t>
+      </w:r>
+    </w:p>
+    <w:tbl>
+      <w:tblPr>
+        <w:tblW w:w="5000" w:type="pct"/>
+        <w:tblCellMar>
+          <w:top w:w="15" w:type="dxa"/>
+          <w:left w:w="15" w:type="dxa"/>
+          <w:bottom w:w="15" w:type="dxa"/>
+          <w:right w:w="15" w:type="dxa"/>
+        </w:tblCellMar>
+        <w:tblLook w:val="04A0" w:firstRow="1" w:lastRow="0" w:firstColumn="1" w:lastColumn="0" w:noHBand="0" w:noVBand="1"/>
+      </w:tblPr>
+      <w:tblGrid>
+        <w:gridCol w:w="2890"/>
+        <w:gridCol w:w="1361"/>
+        <w:gridCol w:w="1361"/>
+        <w:gridCol w:w="1446"/>
+        <w:gridCol w:w="1446"/>
+      </w:tblGrid>
+      <w:tr>
+        <w:tc>
+          <w:tcPr>
+            <w:tcW w:w="1700" w:type="pct"/>
+            <w:shd w:val="clear" w:color="auto" w:fill="1F3864"/>
+            <w:tcMar>
+              <w:top w:w="100" w:type="dxa"/>
+              <w:left w:w="140" w:type="dxa"/>
+              <w:bottom w:w="100" w:type="dxa"/>
+              <w:right w:w="140" w:type="dxa"/>
+            </w:tcMar>
+            <w:vAlign w:val="center"/>
+            <w:hideMark/>
+          </w:tcPr>
+          <w:p>
+            <w:pPr>
+              <w:spacing w:before="160" w:after="240"/>
+              <w:rPr>
+                <w:rFonts w:ascii="Calibri" w:eastAsia="Times New Roman" w:hAnsi="Calibri" w:cs="Calibri"/>
+                <w:b/>
+                <w:bCs/>
+                <w:color w:val="FFFFFF"/>
+                <w:sz w:val="20"/>
+                <w:szCs w:val="20"/>
+              </w:rPr>
+            </w:pPr>
+            <w:r>
+              <w:rPr>
+                <w:rFonts w:ascii="Calibri" w:eastAsia="Times New Roman" w:hAnsi="Calibri" w:cs="Calibri"/>
+                <w:b/>
+                <w:bCs/>
+                <w:color w:val="FFFFFF"/>
+                <w:sz w:val="20"/>
+                <w:szCs w:val="20"/>
+              </w:rPr>
+              <w:t> </w:t>
+            </w:r>
+          </w:p>
+        </w:tc>
+        <w:tc>
+          <w:tcPr>
+            <w:tcW w:w="800" w:type="pct"/>
+            <w:shd w:val="clear" w:color="auto" w:fill="1F3864"/>
+            <w:tcMar>
+              <w:top w:w="100" w:type="dxa"/>
+              <w:left w:w="140" w:type="dxa"/>
+              <w:bottom w:w="100" w:type="dxa"/>
+              <w:right w:w="140" w:type="dxa"/>
+            </w:tcMar>
+            <w:vAlign w:val="center"/>
+            <w:hideMark/>
+          </w:tcPr>
+          <w:p>
+            <w:pPr>
+              <w:spacing w:before="160" w:after="240"/>
+              <w:rPr>
+                <w:rFonts w:ascii="Calibri" w:eastAsia="Times New Roman" w:hAnsi="Calibri" w:cs="Calibri"/>
+                <w:b/>
+                <w:bCs/>
+                <w:color w:val="FFFFFF"/>
+                <w:sz w:val="20"/>
+                <w:szCs w:val="20"/>
+              </w:rPr>
+            </w:pPr>
+            <w:r>
+              <w:rPr>
+                <w:rFonts w:ascii="Calibri" w:eastAsia="Times New Roman" w:hAnsi="Calibri" w:cs="Calibri"/>
+                <w:b/>
+                <w:bCs/>
+                <w:color w:val="FFFFFF"/>
+                <w:sz w:val="20"/>
+                <w:szCs w:val="20"/>
+              </w:rPr>
+              <w:t>Año 1</w:t>
+            </w:r>
+          </w:p>
+        </w:tc>
+        <w:tc>
+          <w:tcPr>
+            <w:tcW w:w="800" w:type="pct"/>
+            <w:shd w:val="clear" w:color="auto" w:fill="1F3864"/>
+            <w:tcMar>
+              <w:top w:w="100" w:type="dxa"/>
+              <w:left w:w="140" w:type="dxa"/>
+              <w:bottom w:w="100" w:type="dxa"/>
+              <w:right w:w="140" w:type="dxa"/>
+            </w:tcMar>
+            <w:vAlign w:val="center"/>
+            <w:hideMark/>
+          </w:tcPr>
+          <w:p>
+            <w:pPr>
+              <w:spacing w:before="160" w:after="240"/>
+              <w:rPr>
+                <w:rFonts w:ascii="Calibri" w:eastAsia="Times New Roman" w:hAnsi="Calibri" w:cs="Calibri"/>
+                <w:b/>
+                <w:bCs/>
+                <w:color w:val="FFFFFF"/>
+                <w:sz w:val="20"/>
+                <w:szCs w:val="20"/>
+              </w:rPr>
+            </w:pPr>
+            <w:r>
+              <w:rPr>
+                <w:rFonts w:ascii="Calibri" w:eastAsia="Times New Roman" w:hAnsi="Calibri" w:cs="Calibri"/>
+                <w:b/>
+                <w:bCs/>
+                <w:color w:val="FFFFFF"/>
+                <w:sz w:val="20"/>
+                <w:szCs w:val="20"/>
+              </w:rPr>
+              <w:t>Años 2-3</w:t>
+            </w:r>
+          </w:p>
+        </w:tc>
+        <w:tc>
+          <w:tcPr>
+            <w:tcW w:w="850" w:type="pct"/>
+            <w:shd w:val="clear" w:color="auto" w:fill="1F3864"/>
+            <w:tcMar>
+              <w:top w:w="100" w:type="dxa"/>
+              <w:left w:w="140" w:type="dxa"/>
+              <w:bottom w:w="100" w:type="dxa"/>
+              <w:right w:w="140" w:type="dxa"/>
+            </w:tcMar>
+            <w:vAlign w:val="center"/>
+            <w:hideMark/>
+          </w:tcPr>
+          <w:p>
+            <w:pPr>
+              <w:spacing w:before="160" w:after="240"/>
+              <w:rPr>
+                <w:rFonts w:ascii="Calibri" w:eastAsia="Times New Roman" w:hAnsi="Calibri" w:cs="Calibri"/>
+                <w:b/>
+                <w:bCs/>
+                <w:color w:val="FFFFFF"/>
+                <w:sz w:val="20"/>
+                <w:szCs w:val="20"/>
+              </w:rPr>
+            </w:pPr>
+            <w:r>
+              <w:rPr>
+                <w:rFonts w:ascii="Calibri" w:eastAsia="Times New Roman" w:hAnsi="Calibri" w:cs="Calibri"/>
+                <w:b/>
+                <w:bCs/>
+                <w:color w:val="FFFFFF"/>
+                <w:sz w:val="20"/>
+                <w:szCs w:val="20"/>
+              </w:rPr>
+              <w:t>3 años</w:t>
+            </w:r>
+          </w:p>
+        </w:tc>
+        <w:tc>
+          <w:tcPr>
+            <w:tcW w:w="850" w:type="pct"/>
+            <w:shd w:val="clear" w:color="auto" w:fill="1F3864"/>
+            <w:tcMar>
+              <w:top w:w="100" w:type="dxa"/>
+              <w:left w:w="140" w:type="dxa"/>
+              <w:bottom w:w="100" w:type="dxa"/>
+              <w:right w:w="140" w:type="dxa"/>
+            </w:tcMar>
+            <w:vAlign w:val="center"/>
+            <w:hideMark/>
+          </w:tcPr>
+          <w:p>
+            <w:pPr>
+              <w:spacing w:before="160" w:after="240"/>
+              <w:rPr>
+                <w:rFonts w:ascii="Calibri" w:eastAsia="Times New Roman" w:hAnsi="Calibri" w:cs="Calibri"/>
+                <w:b/>
+                <w:bCs/>
+                <w:color w:val="FFFFFF"/>
+                <w:sz w:val="20"/>
+                <w:szCs w:val="20"/>
+              </w:rPr>
+            </w:pPr>
+            <w:r>
+              <w:rPr>
+                <w:rFonts w:ascii="Calibri" w:eastAsia="Times New Roman" w:hAnsi="Calibri" w:cs="Calibri"/>
+                <w:b/>
+                <w:bCs/>
+                <w:color w:val="FFFFFF"/>
+                <w:sz w:val="20"/>
+                <w:szCs w:val="20"/>
+              </w:rPr>
+              <w:t>5 años</w:t>
+            </w:r>
+          </w:p>
+        </w:tc>
+      </w:tr>
+      <w:tr>
+        <w:tc>
+          <w:tcPr>
+            <w:tcW w:w="0" w:type="auto"/>
+            <w:tcBorders>
+              <w:bottom w:val="single" w:sz="4" w:space="0" w:color="BFBFBF"/>
+            </w:tcBorders>
+            <w:tcMar>
+              <w:top w:w="100" w:type="dxa"/>
+              <w:left w:w="140" w:type="dxa"/>
+              <w:bottom w:w="100" w:type="dxa"/>
+              <w:right w:w="140" w:type="dxa"/>
+            </w:tcMar>
+            <w:hideMark/>
+          </w:tcPr>
+          <w:p>
+            <w:pPr>
+              <w:spacing w:before="160" w:after="240"/>
+              <w:rPr>
+                <w:rFonts w:ascii="Calibri" w:eastAsia="Times New Roman" w:hAnsi="Calibri" w:cs="Calibri"/>
+                <w:color w:val="1A1A1A"/>
+                <w:sz w:val="20"/>
+                <w:szCs w:val="20"/>
+              </w:rPr>
+            </w:pPr>
+            <w:r>
+              <w:rPr>
+                <w:rFonts w:ascii="Calibri" w:eastAsia="Times New Roman" w:hAnsi="Calibri" w:cs="Calibri"/>
+                <w:b/>
+                <w:bCs/>
+                <w:color w:val="1A1A1A"/>
+                <w:sz w:val="20"/>
+                <w:szCs w:val="20"/>
+              </w:rPr>
+              <w:t xml:space="preserve">Plataforma </w:t>
+            </w:r>
+            <w:proofErr w:type="spellStart"/>
+            <w:r>
+              <w:rPr>
+                <w:rFonts w:ascii="Calibri" w:eastAsia="Times New Roman" w:hAnsi="Calibri" w:cs="Calibri"/>
+                <w:b/>
+                <w:bCs/>
+                <w:color w:val="1A1A1A"/>
+                <w:sz w:val="20"/>
+                <w:szCs w:val="20"/>
+              </w:rPr>
+              <w:t>cloud</w:t>
+            </w:r>
+            <w:proofErr w:type="spellEnd"/>
+            <w:r>
+              <w:rPr>
+                <w:rFonts w:ascii="Calibri" w:eastAsia="Times New Roman" w:hAnsi="Calibri" w:cs="Calibri"/>
+                <w:color w:val="1A1A1A"/>
+                <w:sz w:val="20"/>
+                <w:szCs w:val="20"/>
+              </w:rPr>
+              <w:t xml:space="preserve"> — precio de lista</w:t>
+            </w:r>
+            <w:r>
+              <w:rPr>
+                <w:rFonts w:ascii="Calibri" w:eastAsia="Times New Roman" w:hAnsi="Calibri" w:cs="Calibri"/>
+                <w:color w:val="1A1A1A"/>
+                <w:sz w:val="20"/>
+                <w:szCs w:val="20"/>
+              </w:rPr>
+              <w:br/>
+            </w:r>
+            <w:r>
+              <w:rPr>
+                <w:rStyle w:val="small1"/>
+                <w:rFonts w:ascii="Calibri" w:eastAsia="Times New Roman" w:hAnsi="Calibri" w:cs="Calibri"/>
+              </w:rPr>
+              <w:t xml:space="preserve">Implementación 24.000 + </w:t>
+            </w:r>
+            <w:r>
+              <w:rPr>
+                <w:rStyle w:val="small1"/>
+                <w:rFonts w:ascii="Calibri" w:eastAsia="Times New Roman" w:hAnsi="Calibri" w:cs="Calibri"/>
+              </w:rPr>
+              <w:t>Abono</w:t>
+            </w:r>
+            <w:r>
+              <w:rPr>
+                <w:rStyle w:val="small1"/>
+                <w:rFonts w:ascii="Calibri" w:eastAsia="Times New Roman" w:hAnsi="Calibri" w:cs="Calibri"/>
+              </w:rPr>
+              <w:t xml:space="preserve"> 1.200/mes</w:t>
+            </w:r>
+          </w:p>
+        </w:tc>
+        <w:tc>
+          <w:tcPr>
+            <w:tcW w:w="0" w:type="auto"/>
+            <w:tcBorders>
+              <w:bottom w:val="single" w:sz="4" w:space="0" w:color="BFBFBF"/>
+            </w:tcBorders>
+            <w:noWrap/>
+            <w:tcMar>
+              <w:top w:w="100" w:type="dxa"/>
+              <w:left w:w="140" w:type="dxa"/>
+              <w:bottom w:w="100" w:type="dxa"/>
+              <w:right w:w="140" w:type="dxa"/>
+            </w:tcMar>
+            <w:hideMark/>
+          </w:tcPr>
+          <w:p>
+            <w:pPr>
+              <w:spacing w:before="160" w:after="240"/>
+              <w:jc w:val="right"/>
+              <w:rPr>
+                <w:rFonts w:ascii="Calibri" w:eastAsia="Times New Roman" w:hAnsi="Calibri" w:cs="Calibri"/>
+                <w:color w:val="1A1A1A"/>
+                <w:sz w:val="20"/>
+                <w:szCs w:val="20"/>
+              </w:rPr>
+            </w:pPr>
+            <w:r>
+              <w:rPr>
+                <w:rFonts w:ascii="Calibri" w:eastAsia="Times New Roman" w:hAnsi="Calibri" w:cs="Calibri"/>
+                <w:color w:val="1A1A1A"/>
+                <w:sz w:val="20"/>
+                <w:szCs w:val="20"/>
+              </w:rPr>
+              <w:t>38.400</w:t>
+            </w:r>
+          </w:p>
+        </w:tc>
+        <w:tc>
+          <w:tcPr>
+            <w:tcW w:w="0" w:type="auto"/>
+            <w:tcBorders>
+              <w:bottom w:val="single" w:sz="4" w:space="0" w:color="BFBFBF"/>
+            </w:tcBorders>
+            <w:noWrap/>
+            <w:tcMar>
+              <w:top w:w="100" w:type="dxa"/>
+              <w:left w:w="140" w:type="dxa"/>
+              <w:bottom w:w="100" w:type="dxa"/>
+              <w:right w:w="140" w:type="dxa"/>
+            </w:tcMar>
+            <w:hideMark/>
+          </w:tcPr>
+          <w:p>
+            <w:pPr>
+              <w:spacing w:before="160" w:after="240"/>
+              <w:jc w:val="right"/>
+              <w:rPr>
+                <w:rFonts w:ascii="Calibri" w:eastAsia="Times New Roman" w:hAnsi="Calibri" w:cs="Calibri"/>
+                <w:color w:val="1A1A1A"/>
+                <w:sz w:val="20"/>
+                <w:szCs w:val="20"/>
+              </w:rPr>
+            </w:pPr>
+            <w:r>
+              <w:rPr>
+                <w:rFonts w:ascii="Calibri" w:eastAsia="Times New Roman" w:hAnsi="Calibri" w:cs="Calibri"/>
+                <w:color w:val="1A1A1A"/>
+                <w:sz w:val="20"/>
+                <w:szCs w:val="20"/>
+              </w:rPr>
+              <w:t>14.400 /año</w:t>
+            </w:r>
+          </w:p>
+        </w:tc>
+        <w:tc>
+          <w:tcPr>
+            <w:tcW w:w="0" w:type="auto"/>
+            <w:tcBorders>
+              <w:bottom w:val="single" w:sz="4" w:space="0" w:color="BFBFBF"/>
+            </w:tcBorders>
+            <w:noWrap/>
+            <w:tcMar>
+              <w:top w:w="100" w:type="dxa"/>
+              <w:left w:w="140" w:type="dxa"/>
+              <w:bottom w:w="100" w:type="dxa"/>
+              <w:right w:w="140" w:type="dxa"/>
+            </w:tcMar>
+            <w:hideMark/>
+          </w:tcPr>
+          <w:p>
+            <w:pPr>
+              <w:spacing w:before="160" w:after="240"/>
+              <w:jc w:val="right"/>
+              <w:rPr>
+                <w:rFonts w:ascii="Calibri" w:eastAsia="Times New Roman" w:hAnsi="Calibri" w:cs="Calibri"/>
+                <w:color w:val="1A1A1A"/>
+                <w:sz w:val="20"/>
+                <w:szCs w:val="20"/>
+              </w:rPr>
+            </w:pPr>
+            <w:r>
+              <w:rPr>
+                <w:rFonts w:ascii="Calibri" w:eastAsia="Times New Roman" w:hAnsi="Calibri" w:cs="Calibri"/>
+                <w:color w:val="1A1A1A"/>
+                <w:sz w:val="20"/>
+                <w:szCs w:val="20"/>
+              </w:rPr>
+              <w:t>67.200</w:t>
+            </w:r>
+          </w:p>
+        </w:tc>
+        <w:tc>
+          <w:tcPr>
+            <w:tcW w:w="0" w:type="auto"/>
+            <w:tcBorders>
+              <w:bottom w:val="single" w:sz="4" w:space="0" w:color="BFBFBF"/>
+            </w:tcBorders>
+            <w:noWrap/>
+            <w:tcMar>
+              <w:top w:w="100" w:type="dxa"/>
+              <w:left w:w="140" w:type="dxa"/>
+              <w:bottom w:w="100" w:type="dxa"/>
+              <w:right w:w="140" w:type="dxa"/>
+            </w:tcMar>
+            <w:hideMark/>
+          </w:tcPr>
+          <w:p>
+            <w:pPr>
+              <w:spacing w:before="160" w:after="240"/>
+              <w:jc w:val="right"/>
+              <w:rPr>
+                <w:rFonts w:ascii="Calibri" w:eastAsia="Times New Roman" w:hAnsi="Calibri" w:cs="Calibri"/>
+                <w:color w:val="1A1A1A"/>
+                <w:sz w:val="20"/>
+                <w:szCs w:val="20"/>
+              </w:rPr>
+            </w:pPr>
+            <w:r>
+              <w:rPr>
+                <w:rFonts w:ascii="Calibri" w:eastAsia="Times New Roman" w:hAnsi="Calibri" w:cs="Calibri"/>
+                <w:color w:val="1A1A1A"/>
+                <w:sz w:val="20"/>
+                <w:szCs w:val="20"/>
+              </w:rPr>
+              <w:t>96.000</w:t>
+            </w:r>
+          </w:p>
+        </w:tc>
+      </w:tr>
+      <w:tr>
+        <w:tc>
+          <w:tcPr>
+            <w:tcW w:w="0" w:type="auto"/>
+            <w:tcBorders>
+              <w:bottom w:val="single" w:sz="4" w:space="0" w:color="BFBFBF"/>
+            </w:tcBorders>
+            <w:tcMar>
+              <w:top w:w="100" w:type="dxa"/>
+              <w:left w:w="140" w:type="dxa"/>
+              <w:bottom w:w="100" w:type="dxa"/>
+              <w:right w:w="140" w:type="dxa"/>
+            </w:tcMar>
+            <w:hideMark/>
+          </w:tcPr>
+          <w:p>
+            <w:pPr>
+              <w:spacing w:before="160" w:after="240"/>
+              <w:rPr>
+                <w:rFonts w:ascii="Calibri" w:eastAsia="Times New Roman" w:hAnsi="Calibri" w:cs="Calibri"/>
+                <w:color w:val="1A1A1A"/>
+                <w:sz w:val="20"/>
+                <w:szCs w:val="20"/>
+              </w:rPr>
+            </w:pPr>
+            <w:r>
+              <w:rPr>
+                <w:rFonts w:ascii="Calibri" w:eastAsia="Times New Roman" w:hAnsi="Calibri" w:cs="Calibri"/>
+                <w:color w:val="1A1A1A"/>
+                <w:sz w:val="20"/>
+                <w:szCs w:val="20"/>
+              </w:rPr>
+              <w:lastRenderedPageBreak/>
+              <w:t>  + horas, escenario bajo (60 h/año)</w:t>
+            </w:r>
+          </w:p>
+        </w:tc>
+        <w:tc>
+          <w:tcPr>
+            <w:tcW w:w="0" w:type="auto"/>
+            <w:tcBorders>
+              <w:bottom w:val="single" w:sz="4" w:space="0" w:color="BFBFBF"/>
+            </w:tcBorders>
+            <w:noWrap/>
+            <w:tcMar>
+              <w:top w:w="100" w:type="dxa"/>
+              <w:left w:w="140" w:type="dxa"/>
+              <w:bottom w:w="100" w:type="dxa"/>
+              <w:right w:w="140" w:type="dxa"/>
+            </w:tcMar>
+            <w:hideMark/>
+          </w:tcPr>
+          <w:p>
+            <w:pPr>
+              <w:spacing w:before="160" w:after="240"/>
+              <w:jc w:val="right"/>
+              <w:rPr>
+                <w:rFonts w:ascii="Calibri" w:eastAsia="Times New Roman" w:hAnsi="Calibri" w:cs="Calibri"/>
+                <w:color w:val="1A1A1A"/>
+                <w:sz w:val="20"/>
+                <w:szCs w:val="20"/>
+              </w:rPr>
+            </w:pPr>
+            <w:r>
+              <w:rPr>
+                <w:rFonts w:ascii="Calibri" w:eastAsia="Times New Roman" w:hAnsi="Calibri" w:cs="Calibri"/>
+                <w:color w:val="1A1A1A"/>
+                <w:sz w:val="20"/>
+                <w:szCs w:val="20"/>
+              </w:rPr>
+              <w:t>38.400</w:t>
+            </w:r>
+          </w:p>
+        </w:tc>
+        <w:tc>
+          <w:tcPr>
+            <w:tcW w:w="0" w:type="auto"/>
+            <w:tcBorders>
+              <w:bottom w:val="single" w:sz="4" w:space="0" w:color="BFBFBF"/>
+            </w:tcBorders>
+            <w:noWrap/>
+            <w:tcMar>
+              <w:top w:w="100" w:type="dxa"/>
+              <w:left w:w="140" w:type="dxa"/>
+              <w:bottom w:w="100" w:type="dxa"/>
+              <w:right w:w="140" w:type="dxa"/>
+            </w:tcMar>
+            <w:hideMark/>
+          </w:tcPr>
+          <w:p>
+            <w:pPr>
+              <w:spacing w:before="160" w:after="240"/>
+              <w:jc w:val="right"/>
+              <w:rPr>
+                <w:rFonts w:ascii="Calibri" w:eastAsia="Times New Roman" w:hAnsi="Calibri" w:cs="Calibri"/>
+                <w:color w:val="1A1A1A"/>
+                <w:sz w:val="20"/>
+                <w:szCs w:val="20"/>
+              </w:rPr>
+            </w:pPr>
+            <w:r>
+              <w:rPr>
+                <w:rFonts w:ascii="Calibri" w:eastAsia="Times New Roman" w:hAnsi="Calibri" w:cs="Calibri"/>
+                <w:color w:val="1A1A1A"/>
+                <w:sz w:val="20"/>
+                <w:szCs w:val="20"/>
+              </w:rPr>
+              <w:t>18.000 /año</w:t>
+            </w:r>
+          </w:p>
+        </w:tc>
+        <w:tc>
+          <w:tcPr>
+            <w:tcW w:w="0" w:type="auto"/>
+            <w:tcBorders>
+              <w:bottom w:val="single" w:sz="4" w:space="0" w:color="BFBFBF"/>
+            </w:tcBorders>
+            <w:noWrap/>
+            <w:tcMar>
+              <w:top w:w="100" w:type="dxa"/>
+              <w:left w:w="140" w:type="dxa"/>
+              <w:bottom w:w="100" w:type="dxa"/>
+              <w:right w:w="140" w:type="dxa"/>
+            </w:tcMar>
+            <w:hideMark/>
+          </w:tcPr>
+          <w:p>
+            <w:pPr>
+              <w:spacing w:before="160" w:after="240"/>
+              <w:jc w:val="right"/>
+              <w:rPr>
+                <w:rFonts w:ascii="Calibri" w:eastAsia="Times New Roman" w:hAnsi="Calibri" w:cs="Calibri"/>
+                <w:color w:val="1A1A1A"/>
+                <w:sz w:val="20"/>
+                <w:szCs w:val="20"/>
+              </w:rPr>
+            </w:pPr>
+            <w:r>
+              <w:rPr>
+                <w:rFonts w:ascii="Calibri" w:eastAsia="Times New Roman" w:hAnsi="Calibri" w:cs="Calibri"/>
+                <w:color w:val="1A1A1A"/>
+                <w:sz w:val="20"/>
+                <w:szCs w:val="20"/>
+              </w:rPr>
+              <w:t>74.400</w:t>
+            </w:r>
+          </w:p>
+        </w:tc>
+        <w:tc>
+          <w:tcPr>
+            <w:tcW w:w="0" w:type="auto"/>
+            <w:tcBorders>
+              <w:bottom w:val="single" w:sz="4" w:space="0" w:color="BFBFBF"/>
+            </w:tcBorders>
+            <w:noWrap/>
+            <w:tcMar>
+              <w:top w:w="100" w:type="dxa"/>
+              <w:left w:w="140" w:type="dxa"/>
+              <w:bottom w:w="100" w:type="dxa"/>
+              <w:right w:w="140" w:type="dxa"/>
+            </w:tcMar>
+            <w:hideMark/>
+          </w:tcPr>
+          <w:p>
+            <w:pPr>
+              <w:spacing w:before="160" w:after="240"/>
+              <w:jc w:val="right"/>
+              <w:rPr>
+                <w:rFonts w:ascii="Calibri" w:eastAsia="Times New Roman" w:hAnsi="Calibri" w:cs="Calibri"/>
+                <w:color w:val="1A1A1A"/>
+                <w:sz w:val="20"/>
+                <w:szCs w:val="20"/>
+              </w:rPr>
+            </w:pPr>
+            <w:r>
+              <w:rPr>
+                <w:rFonts w:ascii="Calibri" w:eastAsia="Times New Roman" w:hAnsi="Calibri" w:cs="Calibri"/>
+                <w:color w:val="1A1A1A"/>
+                <w:sz w:val="20"/>
+                <w:szCs w:val="20"/>
+              </w:rPr>
+              <w:t>110.400</w:t>
+            </w:r>
+          </w:p>
+        </w:tc>
+      </w:tr>
+      <w:tr>
+        <w:tc>
+          <w:tcPr>
+            <w:tcW w:w="0" w:type="auto"/>
+            <w:tcBorders>
+              <w:bottom w:val="single" w:sz="4" w:space="0" w:color="BFBFBF"/>
+            </w:tcBorders>
+            <w:tcMar>
+              <w:top w:w="100" w:type="dxa"/>
+              <w:left w:w="140" w:type="dxa"/>
+              <w:bottom w:w="100" w:type="dxa"/>
+              <w:right w:w="140" w:type="dxa"/>
+            </w:tcMar>
+            <w:hideMark/>
+          </w:tcPr>
+          <w:p>
+            <w:pPr>
+              <w:spacing w:before="160" w:after="240"/>
+              <w:rPr>
+                <w:rFonts w:ascii="Calibri" w:eastAsia="Times New Roman" w:hAnsi="Calibri" w:cs="Calibri"/>
+                <w:color w:val="1A1A1A"/>
+                <w:sz w:val="20"/>
+                <w:szCs w:val="20"/>
+              </w:rPr>
+            </w:pPr>
+            <w:r>
+              <w:rPr>
+                <w:rFonts w:ascii="Calibri" w:eastAsia="Times New Roman" w:hAnsi="Calibri" w:cs="Calibri"/>
+                <w:color w:val="1A1A1A"/>
+                <w:sz w:val="20"/>
+                <w:szCs w:val="20"/>
+              </w:rPr>
+              <w:t>  + horas, escenario medio (120 h/año)</w:t>
+            </w:r>
+          </w:p>
+        </w:tc>
+        <w:tc>
+          <w:tcPr>
+            <w:tcW w:w="0" w:type="auto"/>
+            <w:tcBorders>
+              <w:bottom w:val="single" w:sz="4" w:space="0" w:color="BFBFBF"/>
+            </w:tcBorders>
+            <w:noWrap/>
+            <w:tcMar>
+              <w:top w:w="100" w:type="dxa"/>
+              <w:left w:w="140" w:type="dxa"/>
+              <w:bottom w:w="100" w:type="dxa"/>
+              <w:right w:w="140" w:type="dxa"/>
+            </w:tcMar>
+            <w:hideMark/>
+          </w:tcPr>
+          <w:p>
+            <w:pPr>
+              <w:spacing w:before="160" w:after="240"/>
+              <w:jc w:val="right"/>
+              <w:rPr>
+                <w:rFonts w:ascii="Calibri" w:eastAsia="Times New Roman" w:hAnsi="Calibri" w:cs="Calibri"/>
+                <w:color w:val="1A1A1A"/>
+                <w:sz w:val="20"/>
+                <w:szCs w:val="20"/>
+              </w:rPr>
+            </w:pPr>
+            <w:r>
+              <w:rPr>
+                <w:rFonts w:ascii="Calibri" w:eastAsia="Times New Roman" w:hAnsi="Calibri" w:cs="Calibri"/>
+                <w:color w:val="1A1A1A"/>
+                <w:sz w:val="20"/>
+                <w:szCs w:val="20"/>
+              </w:rPr>
+              <w:t>39.600</w:t>
+            </w:r>
+          </w:p>
+        </w:tc>
+        <w:tc>
+          <w:tcPr>
+            <w:tcW w:w="0" w:type="auto"/>
+            <w:tcBorders>
+              <w:bottom w:val="single" w:sz="4" w:space="0" w:color="BFBFBF"/>
+            </w:tcBorders>
+            <w:noWrap/>
+            <w:tcMar>
+              <w:top w:w="100" w:type="dxa"/>
+              <w:left w:w="140" w:type="dxa"/>
+              <w:bottom w:w="100" w:type="dxa"/>
+              <w:right w:w="140" w:type="dxa"/>
+            </w:tcMar>
+            <w:hideMark/>
+          </w:tcPr>
+          <w:p>
+            <w:pPr>
+              <w:spacing w:before="160" w:after="240"/>
+              <w:jc w:val="right"/>
+              <w:rPr>
+                <w:rFonts w:ascii="Calibri" w:eastAsia="Times New Roman" w:hAnsi="Calibri" w:cs="Calibri"/>
+                <w:color w:val="1A1A1A"/>
+                <w:sz w:val="20"/>
+                <w:szCs w:val="20"/>
+              </w:rPr>
+            </w:pPr>
+            <w:r>
+              <w:rPr>
+                <w:rFonts w:ascii="Calibri" w:eastAsia="Times New Roman" w:hAnsi="Calibri" w:cs="Calibri"/>
+                <w:color w:val="1A1A1A"/>
+                <w:sz w:val="20"/>
+                <w:szCs w:val="20"/>
+              </w:rPr>
+              <w:t>21.600 /año</w:t>
+            </w:r>
+          </w:p>
+        </w:tc>
+        <w:tc>
+          <w:tcPr>
+            <w:tcW w:w="0" w:type="auto"/>
+            <w:tcBorders>
+              <w:bottom w:val="single" w:sz="4" w:space="0" w:color="BFBFBF"/>
+            </w:tcBorders>
+            <w:noWrap/>
+            <w:tcMar>
+              <w:top w:w="100" w:type="dxa"/>
+              <w:left w:w="140" w:type="dxa"/>
+              <w:bottom w:w="100" w:type="dxa"/>
+              <w:right w:w="140" w:type="dxa"/>
+            </w:tcMar>
+            <w:hideMark/>
+          </w:tcPr>
+          <w:p>
+            <w:pPr>
+              <w:spacing w:before="160" w:after="240"/>
+              <w:jc w:val="right"/>
+              <w:rPr>
+                <w:rFonts w:ascii="Calibri" w:eastAsia="Times New Roman" w:hAnsi="Calibri" w:cs="Calibri"/>
+                <w:color w:val="1A1A1A"/>
+                <w:sz w:val="20"/>
+                <w:szCs w:val="20"/>
+              </w:rPr>
+            </w:pPr>
+            <w:r>
+              <w:rPr>
+                <w:rFonts w:ascii="Calibri" w:eastAsia="Times New Roman" w:hAnsi="Calibri" w:cs="Calibri"/>
+                <w:color w:val="1A1A1A"/>
+                <w:sz w:val="20"/>
+                <w:szCs w:val="20"/>
+              </w:rPr>
+              <w:t>82.800</w:t>
+            </w:r>
+          </w:p>
+        </w:tc>
+        <w:tc>
+          <w:tcPr>
+            <w:tcW w:w="0" w:type="auto"/>
+            <w:tcBorders>
+              <w:bottom w:val="single" w:sz="4" w:space="0" w:color="BFBFBF"/>
+            </w:tcBorders>
+            <w:noWrap/>
+            <w:tcMar>
+              <w:top w:w="100" w:type="dxa"/>
+              <w:left w:w="140" w:type="dxa"/>
+              <w:bottom w:w="100" w:type="dxa"/>
+              <w:right w:w="140" w:type="dxa"/>
+            </w:tcMar>
+            <w:hideMark/>
+          </w:tcPr>
+          <w:p>
+            <w:pPr>
+              <w:spacing w:before="160" w:after="240"/>
+              <w:jc w:val="right"/>
+              <w:rPr>
+                <w:rFonts w:ascii="Calibri" w:eastAsia="Times New Roman" w:hAnsi="Calibri" w:cs="Calibri"/>
+                <w:color w:val="1A1A1A"/>
+                <w:sz w:val="20"/>
+                <w:szCs w:val="20"/>
+              </w:rPr>
+            </w:pPr>
+            <w:r>
+              <w:rPr>
+                <w:rFonts w:ascii="Calibri" w:eastAsia="Times New Roman" w:hAnsi="Calibri" w:cs="Calibri"/>
+                <w:color w:val="1A1A1A"/>
+                <w:sz w:val="20"/>
+                <w:szCs w:val="20"/>
+              </w:rPr>
+              <w:t>126.000</w:t>
+            </w:r>
+          </w:p>
+        </w:tc>
+      </w:tr>
+      <w:tr>
+        <w:tc>
+          <w:tcPr>
+            <w:tcW w:w="0" w:type="auto"/>
+            <w:tcBorders>
+              <w:bottom w:val="single" w:sz="4" w:space="0" w:color="BFBFBF"/>
+            </w:tcBorders>
+            <w:tcMar>
+              <w:top w:w="100" w:type="dxa"/>
+              <w:left w:w="140" w:type="dxa"/>
+              <w:bottom w:w="100" w:type="dxa"/>
+              <w:right w:w="140" w:type="dxa"/>
+            </w:tcMar>
+            <w:hideMark/>
+          </w:tcPr>
+          <w:p>
+            <w:pPr>
+              <w:spacing w:before="160" w:after="240"/>
+              <w:rPr>
+                <w:rFonts w:ascii="Calibri" w:eastAsia="Times New Roman" w:hAnsi="Calibri" w:cs="Calibri"/>
+                <w:color w:val="1A1A1A"/>
+                <w:sz w:val="20"/>
+                <w:szCs w:val="20"/>
+              </w:rPr>
+            </w:pPr>
+            <w:r>
+              <w:rPr>
+                <w:rFonts w:ascii="Calibri" w:eastAsia="Times New Roman" w:hAnsi="Calibri" w:cs="Calibri"/>
+                <w:color w:val="1A1A1A"/>
+                <w:sz w:val="20"/>
+                <w:szCs w:val="20"/>
+              </w:rPr>
+              <w:t>  + horas, escenario alto (240 h/año)</w:t>
+            </w:r>
+          </w:p>
+        </w:tc>
+        <w:tc>
+          <w:tcPr>
+            <w:tcW w:w="0" w:type="auto"/>
+            <w:tcBorders>
+              <w:bottom w:val="single" w:sz="4" w:space="0" w:color="BFBFBF"/>
+            </w:tcBorders>
+            <w:noWrap/>
+            <w:tcMar>
+              <w:top w:w="100" w:type="dxa"/>
+              <w:left w:w="140" w:type="dxa"/>
+              <w:bottom w:w="100" w:type="dxa"/>
+              <w:right w:w="140" w:type="dxa"/>
+            </w:tcMar>
+            <w:hideMark/>
+          </w:tcPr>
+          <w:p>
+            <w:pPr>
+              <w:spacing w:before="160" w:after="240"/>
+              <w:jc w:val="right"/>
+              <w:rPr>
+                <w:rFonts w:ascii="Calibri" w:eastAsia="Times New Roman" w:hAnsi="Calibri" w:cs="Calibri"/>
+                <w:color w:val="1A1A1A"/>
+                <w:sz w:val="20"/>
+                <w:szCs w:val="20"/>
+              </w:rPr>
+            </w:pPr>
+            <w:r>
+              <w:rPr>
+                <w:rFonts w:ascii="Calibri" w:eastAsia="Times New Roman" w:hAnsi="Calibri" w:cs="Calibri"/>
+                <w:color w:val="1A1A1A"/>
+                <w:sz w:val="20"/>
+                <w:szCs w:val="20"/>
+              </w:rPr>
+              <w:t>46.800</w:t>
+            </w:r>
+          </w:p>
+        </w:tc>
+        <w:tc>
+          <w:tcPr>
+            <w:tcW w:w="0" w:type="auto"/>
+            <w:tcBorders>
+              <w:bottom w:val="single" w:sz="4" w:space="0" w:color="BFBFBF"/>
+            </w:tcBorders>
+            <w:noWrap/>
+            <w:tcMar>
+              <w:top w:w="100" w:type="dxa"/>
+              <w:left w:w="140" w:type="dxa"/>
+              <w:bottom w:w="100" w:type="dxa"/>
+              <w:right w:w="140" w:type="dxa"/>
+            </w:tcMar>
+            <w:hideMark/>
+          </w:tcPr>
+          <w:p>
+            <w:pPr>
+              <w:spacing w:before="160" w:after="240"/>
+              <w:jc w:val="right"/>
+              <w:rPr>
+                <w:rFonts w:ascii="Calibri" w:eastAsia="Times New Roman" w:hAnsi="Calibri" w:cs="Calibri"/>
+                <w:color w:val="1A1A1A"/>
+                <w:sz w:val="20"/>
+                <w:szCs w:val="20"/>
+              </w:rPr>
+            </w:pPr>
+            <w:r>
+              <w:rPr>
+                <w:rFonts w:ascii="Calibri" w:eastAsia="Times New Roman" w:hAnsi="Calibri" w:cs="Calibri"/>
+                <w:color w:val="1A1A1A"/>
+                <w:sz w:val="20"/>
+                <w:szCs w:val="20"/>
+              </w:rPr>
+              <w:t>28.800 /año</w:t>
+            </w:r>
+          </w:p>
+        </w:tc>
+        <w:tc>
+          <w:tcPr>
+            <w:tcW w:w="0" w:type="auto"/>
+            <w:tcBorders>
+              <w:bottom w:val="single" w:sz="4" w:space="0" w:color="BFBFBF"/>
+            </w:tcBorders>
+            <w:noWrap/>
+            <w:tcMar>
+              <w:top w:w="100" w:type="dxa"/>
+              <w:left w:w="140" w:type="dxa"/>
+              <w:bottom w:w="100" w:type="dxa"/>
+              <w:right w:w="140" w:type="dxa"/>
+            </w:tcMar>
+            <w:hideMark/>
+          </w:tcPr>
+          <w:p>
+            <w:pPr>
+              <w:spacing w:before="160" w:after="240"/>
+              <w:jc w:val="right"/>
+              <w:rPr>
+                <w:rFonts w:ascii="Calibri" w:eastAsia="Times New Roman" w:hAnsi="Calibri" w:cs="Calibri"/>
+                <w:color w:val="1A1A1A"/>
+                <w:sz w:val="20"/>
+                <w:szCs w:val="20"/>
+              </w:rPr>
+            </w:pPr>
+            <w:r>
+              <w:rPr>
+                <w:rFonts w:ascii="Calibri" w:eastAsia="Times New Roman" w:hAnsi="Calibri" w:cs="Calibri"/>
+                <w:color w:val="1A1A1A"/>
+                <w:sz w:val="20"/>
+                <w:szCs w:val="20"/>
+              </w:rPr>
+              <w:t>104.400</w:t>
+            </w:r>
+          </w:p>
+        </w:tc>
+        <w:tc>
+          <w:tcPr>
+            <w:tcW w:w="0" w:type="auto"/>
+            <w:tcBorders>
+              <w:bottom w:val="single" w:sz="4" w:space="0" w:color="BFBFBF"/>
+            </w:tcBorders>
+            <w:noWrap/>
+            <w:tcMar>
+              <w:top w:w="100" w:type="dxa"/>
+              <w:left w:w="140" w:type="dxa"/>
+              <w:bottom w:w="100" w:type="dxa"/>
+              <w:right w:w="140" w:type="dxa"/>
+            </w:tcMar>
+            <w:hideMark/>
+          </w:tcPr>
+          <w:p>
+            <w:pPr>
+              <w:spacing w:before="160" w:after="240"/>
+              <w:jc w:val="right"/>
+              <w:rPr>
+                <w:rFonts w:ascii="Calibri" w:eastAsia="Times New Roman" w:hAnsi="Calibri" w:cs="Calibri"/>
+                <w:color w:val="1A1A1A"/>
+                <w:sz w:val="20"/>
+                <w:szCs w:val="20"/>
+              </w:rPr>
+            </w:pPr>
+            <w:r>
+              <w:rPr>
+                <w:rFonts w:ascii="Calibri" w:eastAsia="Times New Roman" w:hAnsi="Calibri" w:cs="Calibri"/>
+                <w:color w:val="1A1A1A"/>
+                <w:sz w:val="20"/>
+                <w:szCs w:val="20"/>
+              </w:rPr>
+              <w:t>162.000</w:t>
+            </w:r>
+          </w:p>
+        </w:tc>
+      </w:tr>
+      <w:tr>
+        <w:tc>
+          <w:tcPr>
+            <w:tcW w:w="0" w:type="auto"/>
+            <w:tcBorders>
+              <w:bottom w:val="single" w:sz="4" w:space="0" w:color="BFBFBF"/>
+            </w:tcBorders>
+            <w:tcMar>
+              <w:top w:w="100" w:type="dxa"/>
+              <w:left w:w="140" w:type="dxa"/>
+              <w:bottom w:w="100" w:type="dxa"/>
+              <w:right w:w="140" w:type="dxa"/>
+            </w:tcMar>
+            <w:hideMark/>
+          </w:tcPr>
+          <w:p>
+            <w:pPr>
+              <w:spacing w:before="160" w:after="240"/>
+              <w:rPr>
+                <w:rFonts w:ascii="Calibri" w:eastAsia="Times New Roman" w:hAnsi="Calibri" w:cs="Calibri"/>
+                <w:color w:val="1A1A1A"/>
+                <w:sz w:val="20"/>
+                <w:szCs w:val="20"/>
+              </w:rPr>
+            </w:pPr>
+            <w:r>
+              <w:rPr>
+                <w:rFonts w:ascii="Calibri" w:eastAsia="Times New Roman" w:hAnsi="Calibri" w:cs="Calibri"/>
+                <w:b/>
+                <w:bCs/>
+                <w:color w:val="1A1A1A"/>
+                <w:sz w:val="20"/>
+                <w:szCs w:val="20"/>
+              </w:rPr>
+              <w:t>Módulo — Opción A</w:t>
+            </w:r>
+            <w:r>
+              <w:rPr>
+                <w:rFonts w:ascii="Calibri" w:eastAsia="Times New Roman" w:hAnsi="Calibri" w:cs="Calibri"/>
+                <w:color w:val="1A1A1A"/>
+                <w:sz w:val="20"/>
+                <w:szCs w:val="20"/>
+              </w:rPr>
+              <w:br/>
+            </w:r>
+            <w:r>
+              <w:rPr>
+                <w:rStyle w:val="small1"/>
+                <w:rFonts w:ascii="Calibri" w:eastAsia="Times New Roman" w:hAnsi="Calibri" w:cs="Calibri"/>
+              </w:rPr>
+              <w:t>USD 1.800/mes, con 10 horas mensuales incluidas</w:t>
+            </w:r>
+          </w:p>
+        </w:tc>
+        <w:tc>
+          <w:tcPr>
+            <w:tcW w:w="0" w:type="auto"/>
+            <w:tcBorders>
+              <w:bottom w:val="single" w:sz="4" w:space="0" w:color="BFBFBF"/>
+            </w:tcBorders>
+            <w:noWrap/>
+            <w:tcMar>
+              <w:top w:w="100" w:type="dxa"/>
+              <w:left w:w="140" w:type="dxa"/>
+              <w:bottom w:w="100" w:type="dxa"/>
+              <w:right w:w="140" w:type="dxa"/>
+            </w:tcMar>
+            <w:hideMark/>
+          </w:tcPr>
+          <w:p>
+            <w:pPr>
+              <w:spacing w:before="160" w:after="240"/>
+              <w:jc w:val="right"/>
+              <w:rPr>
+                <w:rFonts w:ascii="Calibri" w:eastAsia="Times New Roman" w:hAnsi="Calibri" w:cs="Calibri"/>
+                <w:color w:val="1A1A1A"/>
+                <w:sz w:val="20"/>
+                <w:szCs w:val="20"/>
+              </w:rPr>
+            </w:pPr>
+            <w:r>
+              <w:rPr>
+                <w:rFonts w:ascii="Calibri" w:eastAsia="Times New Roman" w:hAnsi="Calibri" w:cs="Calibri"/>
+                <w:b/>
+                <w:bCs/>
+                <w:color w:val="1A1A1A"/>
+                <w:sz w:val="20"/>
+                <w:szCs w:val="20"/>
+              </w:rPr>
+              <w:t>21.600</w:t>
+            </w:r>
+          </w:p>
+        </w:tc>
+        <w:tc>
+          <w:tcPr>
+            <w:tcW w:w="0" w:type="auto"/>
+            <w:tcBorders>
+              <w:bottom w:val="single" w:sz="4" w:space="0" w:color="BFBFBF"/>
+            </w:tcBorders>
+            <w:noWrap/>
+            <w:tcMar>
+              <w:top w:w="100" w:type="dxa"/>
+              <w:left w:w="140" w:type="dxa"/>
+              <w:bottom w:w="100" w:type="dxa"/>
+              <w:right w:w="140" w:type="dxa"/>
+            </w:tcMar>
+            <w:hideMark/>
+          </w:tcPr>
+          <w:p>
+            <w:pPr>
+              <w:spacing w:before="160" w:after="240"/>
+              <w:jc w:val="right"/>
+              <w:rPr>
+                <w:rFonts w:ascii="Calibri" w:eastAsia="Times New Roman" w:hAnsi="Calibri" w:cs="Calibri"/>
+                <w:color w:val="1A1A1A"/>
+                <w:sz w:val="20"/>
+                <w:szCs w:val="20"/>
+              </w:rPr>
+            </w:pPr>
+            <w:r>
+              <w:rPr>
+                <w:rFonts w:ascii="Calibri" w:eastAsia="Times New Roman" w:hAnsi="Calibri" w:cs="Calibri"/>
+                <w:b/>
+                <w:bCs/>
+                <w:color w:val="1A1A1A"/>
+                <w:sz w:val="20"/>
+                <w:szCs w:val="20"/>
+              </w:rPr>
+              <w:t>21.600 /año</w:t>
+            </w:r>
+          </w:p>
+        </w:tc>
+        <w:tc>
+          <w:tcPr>
+            <w:tcW w:w="0" w:type="auto"/>
+            <w:tcBorders>
+              <w:bottom w:val="single" w:sz="4" w:space="0" w:color="BFBFBF"/>
+            </w:tcBorders>
+            <w:noWrap/>
+            <w:tcMar>
+              <w:top w:w="100" w:type="dxa"/>
+              <w:left w:w="140" w:type="dxa"/>
+              <w:bottom w:w="100" w:type="dxa"/>
+              <w:right w:w="140" w:type="dxa"/>
+            </w:tcMar>
+            <w:hideMark/>
+          </w:tcPr>
+          <w:p>
+            <w:pPr>
+              <w:spacing w:before="160" w:after="240"/>
+              <w:jc w:val="right"/>
+              <w:rPr>
+                <w:rFonts w:ascii="Calibri" w:eastAsia="Times New Roman" w:hAnsi="Calibri" w:cs="Calibri"/>
+                <w:color w:val="1A1A1A"/>
+                <w:sz w:val="20"/>
+                <w:szCs w:val="20"/>
+              </w:rPr>
+            </w:pPr>
+            <w:r>
+              <w:rPr>
+                <w:rFonts w:ascii="Calibri" w:eastAsia="Times New Roman" w:hAnsi="Calibri" w:cs="Calibri"/>
+                <w:b/>
+                <w:bCs/>
+                <w:color w:val="1A1A1A"/>
+                <w:sz w:val="20"/>
+                <w:szCs w:val="20"/>
+              </w:rPr>
+              <w:t>64.800</w:t>
+            </w:r>
+          </w:p>
+        </w:tc>
+        <w:tc>
+          <w:tcPr>
+            <w:tcW w:w="0" w:type="auto"/>
+            <w:tcBorders>
+              <w:bottom w:val="single" w:sz="4" w:space="0" w:color="BFBFBF"/>
+            </w:tcBorders>
+            <w:noWrap/>
+            <w:tcMar>
+              <w:top w:w="100" w:type="dxa"/>
+              <w:left w:w="140" w:type="dxa"/>
+              <w:bottom w:w="100" w:type="dxa"/>
+              <w:right w:w="140" w:type="dxa"/>
+            </w:tcMar>
+            <w:hideMark/>
+          </w:tcPr>
+          <w:p>
+            <w:pPr>
+              <w:spacing w:before="160" w:after="240"/>
+              <w:jc w:val="right"/>
+              <w:rPr>
+                <w:rFonts w:ascii="Calibri" w:eastAsia="Times New Roman" w:hAnsi="Calibri" w:cs="Calibri"/>
+                <w:color w:val="1A1A1A"/>
+                <w:sz w:val="20"/>
+                <w:szCs w:val="20"/>
+              </w:rPr>
+            </w:pPr>
+            <w:r>
+              <w:rPr>
+                <w:rFonts w:ascii="Calibri" w:eastAsia="Times New Roman" w:hAnsi="Calibri" w:cs="Calibri"/>
+                <w:b/>
+                <w:bCs/>
+                <w:color w:val="1A1A1A"/>
+                <w:sz w:val="20"/>
+                <w:szCs w:val="20"/>
+              </w:rPr>
+              <w:t>108.000</w:t>
+            </w:r>
+          </w:p>
+        </w:tc>
+      </w:tr>
+      <w:tr>
+        <w:tc>
+          <w:tcPr>
+            <w:tcW w:w="0" w:type="auto"/>
+            <w:tcBorders>
+              <w:top w:val="single" w:sz="8" w:space="0" w:color="1F3864"/>
+              <w:bottom w:val="single" w:sz="4" w:space="0" w:color="BFBFBF"/>
+            </w:tcBorders>
+            <w:shd w:val="clear" w:color="auto" w:fill="DEEAF6"/>
+            <w:tcMar>
+              <w:top w:w="100" w:type="dxa"/>
+              <w:left w:w="140" w:type="dxa"/>
+              <w:bottom w:w="100" w:type="dxa"/>
+              <w:right w:w="140" w:type="dxa"/>
+            </w:tcMar>
+            <w:hideMark/>
+          </w:tcPr>
+          <w:p>
+            <w:pPr>
+              <w:spacing w:before="160" w:after="240"/>
+              <w:rPr>
+                <w:rFonts w:ascii="Calibri" w:eastAsia="Times New Roman" w:hAnsi="Calibri" w:cs="Calibri"/>
+                <w:b/>
+                <w:bCs/>
+                <w:color w:val="1A1A1A"/>
+                <w:sz w:val="20"/>
+                <w:szCs w:val="20"/>
+              </w:rPr>
+            </w:pPr>
+            <w:r>
+              <w:rPr>
+                <w:rFonts w:ascii="Calibri" w:eastAsia="Times New Roman" w:hAnsi="Calibri" w:cs="Calibri"/>
+                <w:b/>
+                <w:bCs/>
+                <w:color w:val="1A1A1A"/>
+                <w:sz w:val="20"/>
+                <w:szCs w:val="20"/>
+              </w:rPr>
+              <w:t>Diferencia contra escenario medio</w:t>
+            </w:r>
+          </w:p>
+        </w:tc>
+        <w:tc>
+          <w:tcPr>
+            <w:tcW w:w="0" w:type="auto"/>
+            <w:tcBorders>
+              <w:top w:val="single" w:sz="8" w:space="0" w:color="1F3864"/>
+              <w:bottom w:val="single" w:sz="4" w:space="0" w:color="BFBFBF"/>
+            </w:tcBorders>
+            <w:shd w:val="clear" w:color="auto" w:fill="DEEAF6"/>
+            <w:noWrap/>
+            <w:tcMar>
+              <w:top w:w="100" w:type="dxa"/>
+              <w:left w:w="140" w:type="dxa"/>
+              <w:bottom w:w="100" w:type="dxa"/>
+              <w:right w:w="140" w:type="dxa"/>
+            </w:tcMar>
+            <w:hideMark/>
+          </w:tcPr>
+          <w:p>
+            <w:pPr>
+              <w:spacing w:before="160" w:after="240"/>
+              <w:jc w:val="right"/>
+              <w:rPr>
+                <w:rFonts w:ascii="Calibri" w:eastAsia="Times New Roman" w:hAnsi="Calibri" w:cs="Calibri"/>
+                <w:b/>
+                <w:bCs/>
+                <w:color w:val="1A1A1A"/>
+                <w:sz w:val="20"/>
+                <w:szCs w:val="20"/>
+              </w:rPr>
+            </w:pPr>
+            <w:r>
+              <w:rPr>
+                <w:rFonts w:ascii="Calibri" w:eastAsia="Times New Roman" w:hAnsi="Calibri" w:cs="Calibri"/>
+                <w:b/>
+                <w:bCs/>
+                <w:color w:val="1A1A1A"/>
+                <w:sz w:val="20"/>
+                <w:szCs w:val="20"/>
+              </w:rPr>
+              <w:t>− 18.000</w:t>
+            </w:r>
+          </w:p>
+        </w:tc>
+        <w:tc>
+          <w:tcPr>
+            <w:tcW w:w="0" w:type="auto"/>
+            <w:tcBorders>
+              <w:top w:val="single" w:sz="8" w:space="0" w:color="1F3864"/>
+              <w:bottom w:val="single" w:sz="4" w:space="0" w:color="BFBFBF"/>
+            </w:tcBorders>
+            <w:shd w:val="clear" w:color="auto" w:fill="DEEAF6"/>
+            <w:noWrap/>
+            <w:tcMar>
+              <w:top w:w="100" w:type="dxa"/>
+              <w:left w:w="140" w:type="dxa"/>
+              <w:bottom w:w="100" w:type="dxa"/>
+              <w:right w:w="140" w:type="dxa"/>
+            </w:tcMar>
+            <w:hideMark/>
+          </w:tcPr>
+          <w:p>
+            <w:pPr>
+              <w:spacing w:before="160" w:after="240"/>
+              <w:jc w:val="right"/>
+              <w:rPr>
+                <w:rFonts w:ascii="Calibri" w:eastAsia="Times New Roman" w:hAnsi="Calibri" w:cs="Calibri"/>
+                <w:b/>
+                <w:bCs/>
+                <w:color w:val="1A1A1A"/>
+                <w:sz w:val="20"/>
+                <w:szCs w:val="20"/>
+              </w:rPr>
+            </w:pPr>
+            <w:r>
+              <w:rPr>
+                <w:rFonts w:ascii="Calibri" w:eastAsia="Times New Roman" w:hAnsi="Calibri" w:cs="Calibri"/>
+                <w:b/>
+                <w:bCs/>
+                <w:color w:val="1A1A1A"/>
+                <w:sz w:val="20"/>
+                <w:szCs w:val="20"/>
+              </w:rPr>
+              <w:t> </w:t>
+            </w:r>
+          </w:p>
+        </w:tc>
+        <w:tc>
+          <w:tcPr>
+            <w:tcW w:w="0" w:type="auto"/>
+            <w:tcBorders>
+              <w:top w:val="single" w:sz="8" w:space="0" w:color="1F3864"/>
+              <w:bottom w:val="single" w:sz="4" w:space="0" w:color="BFBFBF"/>
+            </w:tcBorders>
+            <w:shd w:val="clear" w:color="auto" w:fill="DEEAF6"/>
+            <w:noWrap/>
+            <w:tcMar>
+              <w:top w:w="100" w:type="dxa"/>
+              <w:left w:w="140" w:type="dxa"/>
+              <w:bottom w:w="100" w:type="dxa"/>
+              <w:right w:w="140" w:type="dxa"/>
+            </w:tcMar>
+            <w:hideMark/>
+          </w:tcPr>
+          <w:p>
+            <w:pPr>
+              <w:spacing w:before="160" w:after="240"/>
+              <w:jc w:val="right"/>
+              <w:rPr>
+                <w:rFonts w:ascii="Calibri" w:eastAsia="Times New Roman" w:hAnsi="Calibri" w:cs="Calibri"/>
+                <w:b/>
+                <w:bCs/>
+                <w:color w:val="1A1A1A"/>
+                <w:sz w:val="20"/>
+                <w:szCs w:val="20"/>
+              </w:rPr>
+            </w:pPr>
+            <w:r>
+              <w:rPr>
+                <w:rFonts w:ascii="Calibri" w:eastAsia="Times New Roman" w:hAnsi="Calibri" w:cs="Calibri"/>
+                <w:b/>
+                <w:bCs/>
+                <w:color w:val="1A1A1A"/>
+                <w:sz w:val="20"/>
+                <w:szCs w:val="20"/>
+              </w:rPr>
+              <w:t>− 18.000</w:t>
+            </w:r>
+          </w:p>
+        </w:tc>
+        <w:tc>
+          <w:tcPr>
+            <w:tcW w:w="0" w:type="auto"/>
+            <w:tcBorders>
+              <w:top w:val="single" w:sz="8" w:space="0" w:color="1F3864"/>
+              <w:bottom w:val="single" w:sz="4" w:space="0" w:color="BFBFBF"/>
+            </w:tcBorders>
+            <w:shd w:val="clear" w:color="auto" w:fill="DEEAF6"/>
+            <w:noWrap/>
+            <w:tcMar>
+              <w:top w:w="100" w:type="dxa"/>
+              <w:left w:w="140" w:type="dxa"/>
+              <w:bottom w:w="100" w:type="dxa"/>
+              <w:right w:w="140" w:type="dxa"/>
+            </w:tcMar>
+            <w:hideMark/>
+          </w:tcPr>
+          <w:p>
+            <w:pPr>
+              <w:spacing w:before="160" w:after="240"/>
+              <w:jc w:val="right"/>
+              <w:rPr>
+                <w:rFonts w:ascii="Calibri" w:eastAsia="Times New Roman" w:hAnsi="Calibri" w:cs="Calibri"/>
+                <w:b/>
+                <w:bCs/>
+                <w:color w:val="1A1A1A"/>
+                <w:sz w:val="20"/>
+                <w:szCs w:val="20"/>
+              </w:rPr>
+            </w:pPr>
+            <w:r>
+              <w:rPr>
+                <w:rFonts w:ascii="Calibri" w:eastAsia="Times New Roman" w:hAnsi="Calibri" w:cs="Calibri"/>
+                <w:b/>
+                <w:bCs/>
+                <w:color w:val="1A1A1A"/>
+                <w:sz w:val="20"/>
+                <w:szCs w:val="20"/>
+              </w:rPr>
+              <w:t>− 18.000</w:t>
+            </w:r>
+          </w:p>
+        </w:tc>
+      </w:tr>
+    </w:tbl>
+    <w:p>
+      <w:pPr>
+        <w:pStyle w:val="NormalWeb"/>
+        <w:rPr>
+          <w:rFonts w:ascii="Calibri" w:hAnsi="Calibri" w:cs="Calibri"/>
+          <w:color w:val="1A1A1A"/>
+          <w:sz w:val="22"/>
+          <w:szCs w:val="22"/>
+        </w:rPr>
+      </w:pPr>
+      <w:r>
+        <w:rPr>
+          <w:rFonts w:ascii="Calibri" w:hAnsi="Calibri" w:cs="Calibri"/>
+          <w:color w:val="1A1A1A"/>
+          <w:sz w:val="22"/>
+          <w:szCs w:val="22"/>
+        </w:rPr>
+        <w:t xml:space="preserve">A tres años el módulo resulta más conveniente en todos los escenarios: </w:t>
+      </w:r>
+      <w:r>
+        <w:rPr>
+          <w:rFonts w:ascii="Calibri" w:hAnsi="Calibri" w:cs="Calibri"/>
+          <w:b/>
+          <w:bCs/>
+          <w:color w:val="1A1A1A"/>
+          <w:sz w:val="22"/>
+          <w:szCs w:val="22"/>
+        </w:rPr>
+        <w:t>USD 2.400</w:t>
+      </w:r>
+      <w:r>
+        <w:rPr>
+          <w:rFonts w:ascii="Calibri" w:hAnsi="Calibri" w:cs="Calibri"/>
+          <w:color w:val="1A1A1A"/>
+          <w:sz w:val="22"/>
+          <w:szCs w:val="22"/>
+        </w:rPr>
+        <w:t xml:space="preserve"> contra el precio de lista, </w:t>
+      </w:r>
+      <w:r>
+        <w:rPr>
+          <w:rFonts w:ascii="Calibri" w:hAnsi="Calibri" w:cs="Calibri"/>
+          <w:b/>
+          <w:bCs/>
+          <w:color w:val="1A1A1A"/>
+          <w:sz w:val="22"/>
+          <w:szCs w:val="22"/>
+        </w:rPr>
+        <w:t>USD 9.600</w:t>
+      </w:r>
+      <w:r>
+        <w:rPr>
+          <w:rFonts w:ascii="Calibri" w:hAnsi="Calibri" w:cs="Calibri"/>
+          <w:color w:val="1A1A1A"/>
+          <w:sz w:val="22"/>
+          <w:szCs w:val="22"/>
+        </w:rPr>
+        <w:t xml:space="preserve"> en el escenario bajo, </w:t>
+      </w:r>
+      <w:r>
+        <w:rPr>
+          <w:rFonts w:ascii="Calibri" w:hAnsi="Calibri" w:cs="Calibri"/>
+          <w:b/>
+          <w:bCs/>
+          <w:color w:val="1A1A1A"/>
+          <w:sz w:val="22"/>
+          <w:szCs w:val="22"/>
+        </w:rPr>
+        <w:t>USD 18.000</w:t>
+      </w:r>
+      <w:r>
+        <w:rPr>
+          <w:rFonts w:ascii="Calibri" w:hAnsi="Calibri" w:cs="Calibri"/>
+          <w:color w:val="1A1A1A"/>
+          <w:sz w:val="22"/>
+          <w:szCs w:val="22"/>
+        </w:rPr>
+        <w:t xml:space="preserve"> en el medio y </w:t>
+      </w:r>
+      <w:r>
+        <w:rPr>
+          <w:rFonts w:ascii="Calibri" w:hAnsi="Calibri" w:cs="Calibri"/>
+          <w:b/>
+          <w:bCs/>
+          <w:color w:val="1A1A1A"/>
+          <w:sz w:val="22"/>
+          <w:szCs w:val="22"/>
+        </w:rPr>
+        <w:t>USD 39.600</w:t>
+      </w:r>
+      <w:r>
+        <w:rPr>
+          <w:rFonts w:ascii="Calibri" w:hAnsi="Calibri" w:cs="Calibri"/>
+          <w:color w:val="1A1A1A"/>
+          <w:sz w:val="22"/>
+          <w:szCs w:val="22"/>
+        </w:rPr>
+        <w:t xml:space="preserve"> en el alto.</w:t>
+      </w:r>
+    </w:p>
+    <w:p>
+      <w:pPr>
+        <w:pStyle w:val="NormalWeb"/>
+        <w:rPr>
+          <w:rFonts w:ascii="Calibri" w:hAnsi="Calibri" w:cs="Calibri"/>
+          <w:color w:val="1A1A1A"/>
+          <w:sz w:val="22"/>
+          <w:szCs w:val="22"/>
+        </w:rPr>
+      </w:pPr>
+      <w:r>
+        <w:rPr>
+          <w:rFonts w:ascii="Calibri" w:hAnsi="Calibri" w:cs="Calibri"/>
+          <w:color w:val="1A1A1A"/>
+          <w:sz w:val="22"/>
+          <w:szCs w:val="22"/>
+        </w:rPr>
+        <w:t xml:space="preserve">A cinco años la comparación depende enteramente del consumo de horas: el módulo resulta </w:t>
+      </w:r>
+      <w:r>
+        <w:rPr>
+          <w:rFonts w:ascii="Calibri" w:hAnsi="Calibri" w:cs="Calibri"/>
+          <w:b/>
+          <w:bCs/>
+          <w:color w:val="1A1A1A"/>
+          <w:sz w:val="22"/>
+          <w:szCs w:val="22"/>
+        </w:rPr>
+        <w:t>USD 2.400</w:t>
+      </w:r>
+      <w:r>
+        <w:rPr>
+          <w:rFonts w:ascii="Calibri" w:hAnsi="Calibri" w:cs="Calibri"/>
+          <w:color w:val="1A1A1A"/>
+          <w:sz w:val="22"/>
+          <w:szCs w:val="22"/>
+        </w:rPr>
+        <w:t xml:space="preserve"> más conveniente en el escenario bajo, </w:t>
+      </w:r>
+      <w:r>
+        <w:rPr>
+          <w:rFonts w:ascii="Calibri" w:hAnsi="Calibri" w:cs="Calibri"/>
+          <w:b/>
+          <w:bCs/>
+          <w:color w:val="1A1A1A"/>
+          <w:sz w:val="22"/>
+          <w:szCs w:val="22"/>
+        </w:rPr>
+        <w:t>USD 18.000</w:t>
+      </w:r>
+      <w:r>
+        <w:rPr>
+          <w:rFonts w:ascii="Calibri" w:hAnsi="Calibri" w:cs="Calibri"/>
+          <w:color w:val="1A1A1A"/>
+          <w:sz w:val="22"/>
+          <w:szCs w:val="22"/>
+        </w:rPr>
+        <w:t xml:space="preserve"> en el medio y </w:t>
+      </w:r>
+      <w:r>
+        <w:rPr>
+          <w:rFonts w:ascii="Calibri" w:hAnsi="Calibri" w:cs="Calibri"/>
+          <w:b/>
+          <w:bCs/>
+          <w:color w:val="1A1A1A"/>
+          <w:sz w:val="22"/>
+          <w:szCs w:val="22"/>
+        </w:rPr>
+        <w:t>USD 54.000</w:t>
+      </w:r>
+      <w:r>
+        <w:rPr>
+          <w:rFonts w:ascii="Calibri" w:hAnsi="Calibri" w:cs="Calibri"/>
+          <w:color w:val="1A1A1A"/>
+          <w:sz w:val="22"/>
+          <w:szCs w:val="22"/>
+        </w:rPr>
+        <w:t xml:space="preserve"> en el alto. La única hipótesis en la que la alternativa </w:t>
+      </w:r>
+      <w:proofErr w:type="spellStart"/>
+      <w:r>
+        <w:rPr>
+          <w:rFonts w:ascii="Calibri" w:hAnsi="Calibri" w:cs="Calibri"/>
+          <w:color w:val="1A1A1A"/>
+          <w:sz w:val="22"/>
+          <w:szCs w:val="22"/>
+        </w:rPr>
+        <w:t>cloud</w:t>
+      </w:r>
+      <w:proofErr w:type="spellEnd"/>
+      <w:r>
+        <w:rPr>
+          <w:rFonts w:ascii="Calibri" w:hAnsi="Calibri" w:cs="Calibri"/>
+          <w:color w:val="1A1A1A"/>
+          <w:sz w:val="22"/>
+          <w:szCs w:val="22"/>
+        </w:rPr>
+        <w:t xml:space="preserve"> resulta menor es la de </w:t>
+      </w:r>
+      <w:r>
+        <w:rPr>
+          <w:rFonts w:ascii="Calibri" w:hAnsi="Calibri" w:cs="Calibri"/>
+          <w:b/>
+          <w:bCs/>
+          <w:color w:val="1A1A1A"/>
+          <w:sz w:val="22"/>
+          <w:szCs w:val="22"/>
+        </w:rPr>
+        <w:t>cero horas de adaptación durante cinco años</w:t>
+      </w:r>
+      <w:r>
+        <w:rPr>
+          <w:rFonts w:ascii="Calibri" w:hAnsi="Calibri" w:cs="Calibri"/>
+          <w:color w:val="1A1A1A"/>
+          <w:sz w:val="22"/>
+          <w:szCs w:val="22"/>
+        </w:rPr>
+        <w:t>, que no se corresponde con la evolución esperable de una liquidación pesquera.</w:t>
+      </w:r>
+    </w:p>
+    <w:p>
+      <w:pPr>
+        <w:shd w:val="clear" w:color="auto" w:fill="F2F5FA"/>
+        <w:spacing w:before="200" w:after="200"/>
+        <w:divId w:val="1692871885"/>
+        <w:rPr>
+          <w:rFonts w:ascii="Calibri" w:eastAsia="Times New Roman" w:hAnsi="Calibri" w:cs="Calibri"/>
+          <w:color w:val="1A1A1A"/>
+          <w:sz w:val="22"/>
+          <w:szCs w:val="22"/>
+        </w:rPr>
+      </w:pPr>
+      <w:r>
+        <w:rPr>
+          <w:rFonts w:ascii="Calibri" w:eastAsia="Times New Roman" w:hAnsi="Calibri" w:cs="Calibri"/>
+          <w:b/>
+          <w:bCs/>
+          <w:color w:val="1A1A1A"/>
+          <w:sz w:val="22"/>
+          <w:szCs w:val="22"/>
+        </w:rPr>
+        <w:t>El abono equivale a</w:t>
+      </w:r>
+      <w:r>
+        <w:rPr>
+          <w:rFonts w:ascii="Calibri" w:eastAsia="Times New Roman" w:hAnsi="Calibri" w:cs="Calibri"/>
+          <w:b/>
+          <w:bCs/>
+          <w:color w:val="1A1A1A"/>
+          <w:sz w:val="22"/>
+          <w:szCs w:val="22"/>
+        </w:rPr>
+        <w:t>l</w:t>
+      </w:r>
+      <w:r>
+        <w:rPr>
+          <w:rFonts w:ascii="Calibri" w:eastAsia="Times New Roman" w:hAnsi="Calibri" w:cs="Calibri"/>
+          <w:b/>
+          <w:bCs/>
+          <w:color w:val="1A1A1A"/>
+          <w:sz w:val="22"/>
+          <w:szCs w:val="22"/>
+        </w:rPr>
+        <w:t xml:space="preserve"> </w:t>
+      </w:r>
+      <w:r>
+        <w:rPr>
+          <w:rFonts w:ascii="Calibri" w:eastAsia="Times New Roman" w:hAnsi="Calibri" w:cs="Calibri"/>
+          <w:b/>
+          <w:bCs/>
+          <w:color w:val="1A1A1A"/>
+          <w:sz w:val="22"/>
+          <w:szCs w:val="22"/>
+        </w:rPr>
+        <w:t>a</w:t>
+      </w:r>
+      <w:r>
+        <w:rPr>
+          <w:rFonts w:ascii="Calibri" w:eastAsia="Times New Roman" w:hAnsi="Calibri" w:cs="Calibri"/>
+          <w:b/>
+          <w:bCs/>
+          <w:color w:val="1A1A1A"/>
+          <w:sz w:val="22"/>
+          <w:szCs w:val="22"/>
+        </w:rPr>
+        <w:t>bono</w:t>
+      </w:r>
+      <w:r>
+        <w:rPr>
+          <w:rFonts w:ascii="Calibri" w:eastAsia="Times New Roman" w:hAnsi="Calibri" w:cs="Calibri"/>
+          <w:b/>
+          <w:bCs/>
+          <w:color w:val="1A1A1A"/>
+          <w:sz w:val="22"/>
+          <w:szCs w:val="22"/>
+        </w:rPr>
+        <w:t xml:space="preserve"> más las horas, cerrado.</w:t>
+      </w:r>
+      <w:r>
+        <w:rPr>
+          <w:rFonts w:ascii="Calibri" w:eastAsia="Times New Roman" w:hAnsi="Calibri" w:cs="Calibri"/>
+          <w:color w:val="1A1A1A"/>
+          <w:sz w:val="22"/>
+          <w:szCs w:val="22"/>
+        </w:rPr>
+        <w:t xml:space="preserve"> </w:t>
+      </w:r>
+      <w:r>
+        <w:rPr>
+          <w:rFonts w:ascii="Calibri" w:eastAsia="Times New Roman" w:hAnsi="Calibri" w:cs="Calibri"/>
+          <w:color w:val="1A1A1A"/>
+          <w:sz w:val="22"/>
+          <w:szCs w:val="22"/>
+        </w:rPr>
+        <w:t xml:space="preserve">El abono </w:t>
+      </w:r>
+      <w:proofErr w:type="spellStart"/>
+      <w:r>
+        <w:rPr>
+          <w:rFonts w:ascii="Calibri" w:eastAsia="Times New Roman" w:hAnsi="Calibri" w:cs="Calibri"/>
+          <w:color w:val="1A1A1A"/>
+          <w:sz w:val="22"/>
+          <w:szCs w:val="22"/>
+        </w:rPr>
+        <w:t>cloud</w:t>
+      </w:r>
+      <w:proofErr w:type="spellEnd"/>
+      <w:r>
+        <w:rPr>
+          <w:rFonts w:ascii="Calibri" w:eastAsia="Times New Roman" w:hAnsi="Calibri" w:cs="Calibri"/>
+          <w:color w:val="1A1A1A"/>
+          <w:sz w:val="22"/>
+          <w:szCs w:val="22"/>
+        </w:rPr>
+        <w:t xml:space="preserve"> es de USD 1.200 mensuales y 10 horas a su propia tarifa de USD 60 suman USD 600: exactamente los USD 1.800 del abono integral. La diferencia no está en el precio, sino en que aquí ese costo es fijo y previsible, mientras que del otro lado es variable y se factura una vez agotadas las 100 horas del primer año. </w:t>
+      </w:r>
+    </w:p>
+    <w:p>
+      <w:pPr>
+        <w:pStyle w:val="Ttulo3"/>
+        <w:rPr>
+          <w:rFonts w:ascii="Calibri" w:eastAsia="Times New Roman" w:hAnsi="Calibri" w:cs="Calibri"/>
+        </w:rPr>
+      </w:pPr>
+      <w:r>
+        <w:rPr>
+          <w:rFonts w:ascii="Calibri" w:eastAsia="Times New Roman" w:hAnsi="Calibri" w:cs="Calibri"/>
+        </w:rPr>
+        <w:t>7.4 El efecto de la dotación</w:t>
+      </w:r>
+    </w:p>
+    <w:p>
+      <w:pPr>
+        <w:pStyle w:val="NormalWeb"/>
+        <w:rPr>
+          <w:rFonts w:ascii="Calibri" w:hAnsi="Calibri" w:cs="Calibri"/>
+          <w:color w:val="1A1A1A"/>
+          <w:sz w:val="22"/>
+          <w:szCs w:val="22"/>
+        </w:rPr>
+      </w:pPr>
+      <w:r>
+        <w:rPr>
+          <w:rFonts w:ascii="Calibri" w:hAnsi="Calibri" w:cs="Calibri"/>
+          <w:color w:val="1A1A1A"/>
+          <w:sz w:val="22"/>
+          <w:szCs w:val="22"/>
+        </w:rPr>
+        <w:t xml:space="preserve">El abono </w:t>
+      </w:r>
+      <w:proofErr w:type="spellStart"/>
+      <w:r>
+        <w:rPr>
+          <w:rFonts w:ascii="Calibri" w:hAnsi="Calibri" w:cs="Calibri"/>
+          <w:color w:val="1A1A1A"/>
+          <w:sz w:val="22"/>
+          <w:szCs w:val="22"/>
+        </w:rPr>
+        <w:t>cloud</w:t>
+      </w:r>
+      <w:proofErr w:type="spellEnd"/>
+      <w:r>
+        <w:rPr>
+          <w:rFonts w:ascii="Calibri" w:hAnsi="Calibri" w:cs="Calibri"/>
+          <w:color w:val="1A1A1A"/>
+          <w:sz w:val="22"/>
+          <w:szCs w:val="22"/>
+        </w:rPr>
+        <w:t xml:space="preserve"> se calcula </w:t>
+      </w:r>
+      <w:r>
+        <w:rPr>
+          <w:rFonts w:ascii="Calibri" w:hAnsi="Calibri" w:cs="Calibri"/>
+          <w:b/>
+          <w:bCs/>
+          <w:color w:val="1A1A1A"/>
+          <w:sz w:val="22"/>
+          <w:szCs w:val="22"/>
+        </w:rPr>
+        <w:t>por empleado activo</w:t>
+      </w:r>
+      <w:r>
+        <w:rPr>
+          <w:rFonts w:ascii="Calibri" w:hAnsi="Calibri" w:cs="Calibri"/>
+          <w:color w:val="1A1A1A"/>
+          <w:sz w:val="22"/>
+          <w:szCs w:val="22"/>
+        </w:rPr>
+        <w:t>. El abono del módulo es fijo. La comparación, por lo tanto, se desplaza a favor del módulo a medida que crece la nómina:</w:t>
+      </w:r>
+    </w:p>
+    <w:tbl>
+      <w:tblPr>
+        <w:tblW w:w="5000" w:type="pct"/>
+        <w:tblCellMar>
+          <w:top w:w="15" w:type="dxa"/>
+          <w:left w:w="15" w:type="dxa"/>
+          <w:bottom w:w="15" w:type="dxa"/>
+          <w:right w:w="15" w:type="dxa"/>
+        </w:tblCellMar>
+        <w:tblLook w:val="04A0" w:firstRow="1" w:lastRow="0" w:firstColumn="1" w:lastColumn="0" w:noHBand="0" w:noVBand="1"/>
+      </w:tblPr>
+      <w:tblGrid>
+        <w:gridCol w:w="2891"/>
+        <w:gridCol w:w="1871"/>
+        <w:gridCol w:w="1871"/>
+        <w:gridCol w:w="1871"/>
+      </w:tblGrid>
+      <w:tr>
+        <w:tc>
+          <w:tcPr>
+            <w:tcW w:w="1700" w:type="pct"/>
+            <w:shd w:val="clear" w:color="auto" w:fill="1F3864"/>
+            <w:tcMar>
+              <w:top w:w="100" w:type="dxa"/>
+              <w:left w:w="140" w:type="dxa"/>
+              <w:bottom w:w="100" w:type="dxa"/>
+              <w:right w:w="140" w:type="dxa"/>
+            </w:tcMar>
+            <w:vAlign w:val="center"/>
+            <w:hideMark/>
+          </w:tcPr>
+          <w:p>
+            <w:pPr>
+              <w:spacing w:before="160" w:after="240"/>
+              <w:rPr>
+                <w:rFonts w:ascii="Calibri" w:eastAsia="Times New Roman" w:hAnsi="Calibri" w:cs="Calibri"/>
+                <w:b/>
+                <w:bCs/>
+                <w:color w:val="FFFFFF"/>
+                <w:sz w:val="20"/>
+                <w:szCs w:val="20"/>
+              </w:rPr>
+            </w:pPr>
+            <w:r>
+              <w:rPr>
+                <w:rFonts w:ascii="Calibri" w:eastAsia="Times New Roman" w:hAnsi="Calibri" w:cs="Calibri"/>
+                <w:b/>
+                <w:bCs/>
+                <w:color w:val="FFFFFF"/>
+                <w:sz w:val="20"/>
+                <w:szCs w:val="20"/>
+              </w:rPr>
+              <w:t>Empleados activos</w:t>
+            </w:r>
+          </w:p>
+        </w:tc>
+        <w:tc>
+          <w:tcPr>
+            <w:tcW w:w="1100" w:type="pct"/>
+            <w:shd w:val="clear" w:color="auto" w:fill="1F3864"/>
+            <w:tcMar>
+              <w:top w:w="100" w:type="dxa"/>
+              <w:left w:w="140" w:type="dxa"/>
+              <w:bottom w:w="100" w:type="dxa"/>
+              <w:right w:w="140" w:type="dxa"/>
+            </w:tcMar>
+            <w:vAlign w:val="center"/>
+            <w:hideMark/>
+          </w:tcPr>
+          <w:p>
+            <w:pPr>
+              <w:spacing w:before="160" w:after="240"/>
+              <w:rPr>
+                <w:rFonts w:ascii="Calibri" w:eastAsia="Times New Roman" w:hAnsi="Calibri" w:cs="Calibri"/>
+                <w:b/>
+                <w:bCs/>
+                <w:color w:val="FFFFFF"/>
+                <w:sz w:val="20"/>
+                <w:szCs w:val="20"/>
+              </w:rPr>
+            </w:pPr>
+            <w:r>
+              <w:rPr>
+                <w:rFonts w:ascii="Calibri" w:eastAsia="Times New Roman" w:hAnsi="Calibri" w:cs="Calibri"/>
+                <w:b/>
+                <w:bCs/>
+                <w:color w:val="FFFFFF"/>
+                <w:sz w:val="20"/>
+                <w:szCs w:val="20"/>
+              </w:rPr>
+              <w:t>Abono</w:t>
+            </w:r>
+            <w:r>
+              <w:rPr>
+                <w:rFonts w:ascii="Calibri" w:eastAsia="Times New Roman" w:hAnsi="Calibri" w:cs="Calibri"/>
+                <w:b/>
+                <w:bCs/>
+                <w:color w:val="FFFFFF"/>
+                <w:sz w:val="20"/>
+                <w:szCs w:val="20"/>
+              </w:rPr>
+              <w:t xml:space="preserve"> </w:t>
+            </w:r>
+            <w:proofErr w:type="spellStart"/>
+            <w:r>
+              <w:rPr>
+                <w:rFonts w:ascii="Calibri" w:eastAsia="Times New Roman" w:hAnsi="Calibri" w:cs="Calibri"/>
+                <w:b/>
+                <w:bCs/>
+                <w:color w:val="FFFFFF"/>
+                <w:sz w:val="20"/>
+                <w:szCs w:val="20"/>
+              </w:rPr>
+              <w:t>cloud</w:t>
+            </w:r>
+            <w:proofErr w:type="spellEnd"/>
+            <w:r>
+              <w:rPr>
+                <w:rFonts w:ascii="Calibri" w:eastAsia="Times New Roman" w:hAnsi="Calibri" w:cs="Calibri"/>
+                <w:b/>
+                <w:bCs/>
+                <w:color w:val="FFFFFF"/>
+                <w:sz w:val="20"/>
+                <w:szCs w:val="20"/>
+              </w:rPr>
+              <w:t xml:space="preserve"> mensual</w:t>
+            </w:r>
+          </w:p>
+        </w:tc>
+        <w:tc>
+          <w:tcPr>
+            <w:tcW w:w="1100" w:type="pct"/>
+            <w:shd w:val="clear" w:color="auto" w:fill="1F3864"/>
+            <w:tcMar>
+              <w:top w:w="100" w:type="dxa"/>
+              <w:left w:w="140" w:type="dxa"/>
+              <w:bottom w:w="100" w:type="dxa"/>
+              <w:right w:w="140" w:type="dxa"/>
+            </w:tcMar>
+            <w:vAlign w:val="center"/>
+            <w:hideMark/>
+          </w:tcPr>
+          <w:p>
+            <w:pPr>
+              <w:spacing w:before="160" w:after="240"/>
+              <w:rPr>
+                <w:rFonts w:ascii="Calibri" w:eastAsia="Times New Roman" w:hAnsi="Calibri" w:cs="Calibri"/>
+                <w:b/>
+                <w:bCs/>
+                <w:color w:val="FFFFFF"/>
+                <w:sz w:val="20"/>
+                <w:szCs w:val="20"/>
+              </w:rPr>
+            </w:pPr>
+            <w:r>
+              <w:rPr>
+                <w:rFonts w:ascii="Calibri" w:eastAsia="Times New Roman" w:hAnsi="Calibri" w:cs="Calibri"/>
+                <w:b/>
+                <w:bCs/>
+                <w:color w:val="FFFFFF"/>
+                <w:sz w:val="20"/>
+                <w:szCs w:val="20"/>
+              </w:rPr>
+              <w:t>Abono del módulo</w:t>
+            </w:r>
+          </w:p>
+        </w:tc>
+        <w:tc>
+          <w:tcPr>
+            <w:tcW w:w="1100" w:type="pct"/>
+            <w:shd w:val="clear" w:color="auto" w:fill="1F3864"/>
+            <w:tcMar>
+              <w:top w:w="100" w:type="dxa"/>
+              <w:left w:w="140" w:type="dxa"/>
+              <w:bottom w:w="100" w:type="dxa"/>
+              <w:right w:w="140" w:type="dxa"/>
+            </w:tcMar>
+            <w:vAlign w:val="center"/>
+            <w:hideMark/>
+          </w:tcPr>
+          <w:p>
+            <w:pPr>
+              <w:spacing w:before="160" w:after="240"/>
+              <w:rPr>
+                <w:rFonts w:ascii="Calibri" w:eastAsia="Times New Roman" w:hAnsi="Calibri" w:cs="Calibri"/>
+                <w:b/>
+                <w:bCs/>
+                <w:color w:val="FFFFFF"/>
+                <w:sz w:val="20"/>
+                <w:szCs w:val="20"/>
+              </w:rPr>
+            </w:pPr>
+            <w:r>
+              <w:rPr>
+                <w:rFonts w:ascii="Calibri" w:eastAsia="Times New Roman" w:hAnsi="Calibri" w:cs="Calibri"/>
+                <w:b/>
+                <w:bCs/>
+                <w:color w:val="FFFFFF"/>
+                <w:sz w:val="20"/>
+                <w:szCs w:val="20"/>
+              </w:rPr>
+              <w:t>Diferencia mensual</w:t>
+            </w:r>
+          </w:p>
+        </w:tc>
+      </w:tr>
+      <w:tr>
+        <w:tc>
+          <w:tcPr>
+            <w:tcW w:w="0" w:type="auto"/>
+            <w:tcBorders>
+              <w:bottom w:val="single" w:sz="4" w:space="0" w:color="BFBFBF"/>
+            </w:tcBorders>
+            <w:tcMar>
+              <w:top w:w="100" w:type="dxa"/>
+              <w:left w:w="140" w:type="dxa"/>
+              <w:bottom w:w="100" w:type="dxa"/>
+              <w:right w:w="140" w:type="dxa"/>
+            </w:tcMar>
+            <w:hideMark/>
+          </w:tcPr>
+          <w:p>
+            <w:pPr>
+              <w:spacing w:before="160" w:after="240"/>
+              <w:rPr>
+                <w:rFonts w:ascii="Calibri" w:eastAsia="Times New Roman" w:hAnsi="Calibri" w:cs="Calibri"/>
+                <w:color w:val="1A1A1A"/>
+                <w:sz w:val="20"/>
+                <w:szCs w:val="20"/>
+              </w:rPr>
+            </w:pPr>
+            <w:r>
+              <w:rPr>
+                <w:rFonts w:ascii="Calibri" w:eastAsia="Times New Roman" w:hAnsi="Calibri" w:cs="Calibri"/>
+                <w:color w:val="1A1A1A"/>
+                <w:sz w:val="20"/>
+                <w:szCs w:val="20"/>
+              </w:rPr>
+              <w:t>300</w:t>
+            </w:r>
+          </w:p>
+        </w:tc>
+        <w:tc>
+          <w:tcPr>
+            <w:tcW w:w="0" w:type="auto"/>
+            <w:tcBorders>
+              <w:bottom w:val="single" w:sz="4" w:space="0" w:color="BFBFBF"/>
+            </w:tcBorders>
+            <w:noWrap/>
+            <w:tcMar>
+              <w:top w:w="100" w:type="dxa"/>
+              <w:left w:w="140" w:type="dxa"/>
+              <w:bottom w:w="100" w:type="dxa"/>
+              <w:right w:w="140" w:type="dxa"/>
+            </w:tcMar>
+            <w:hideMark/>
+          </w:tcPr>
+          <w:p>
+            <w:pPr>
+              <w:spacing w:before="160" w:after="240"/>
+              <w:jc w:val="right"/>
+              <w:rPr>
+                <w:rFonts w:ascii="Calibri" w:eastAsia="Times New Roman" w:hAnsi="Calibri" w:cs="Calibri"/>
+                <w:color w:val="1A1A1A"/>
+                <w:sz w:val="20"/>
+                <w:szCs w:val="20"/>
+              </w:rPr>
+            </w:pPr>
+            <w:r>
+              <w:rPr>
+                <w:rFonts w:ascii="Calibri" w:eastAsia="Times New Roman" w:hAnsi="Calibri" w:cs="Calibri"/>
+                <w:color w:val="1A1A1A"/>
+                <w:sz w:val="20"/>
+                <w:szCs w:val="20"/>
+              </w:rPr>
+              <w:t>USD 1.200</w:t>
+            </w:r>
+          </w:p>
+        </w:tc>
+        <w:tc>
+          <w:tcPr>
+            <w:tcW w:w="0" w:type="auto"/>
+            <w:tcBorders>
+              <w:bottom w:val="single" w:sz="4" w:space="0" w:color="BFBFBF"/>
+            </w:tcBorders>
+            <w:noWrap/>
+            <w:tcMar>
+              <w:top w:w="100" w:type="dxa"/>
+              <w:left w:w="140" w:type="dxa"/>
+              <w:bottom w:w="100" w:type="dxa"/>
+              <w:right w:w="140" w:type="dxa"/>
+            </w:tcMar>
+            <w:hideMark/>
+          </w:tcPr>
+          <w:p>
+            <w:pPr>
+              <w:spacing w:before="160" w:after="240"/>
+              <w:jc w:val="right"/>
+              <w:rPr>
+                <w:rFonts w:ascii="Calibri" w:eastAsia="Times New Roman" w:hAnsi="Calibri" w:cs="Calibri"/>
+                <w:color w:val="1A1A1A"/>
+                <w:sz w:val="20"/>
+                <w:szCs w:val="20"/>
+              </w:rPr>
+            </w:pPr>
+            <w:r>
+              <w:rPr>
+                <w:rFonts w:ascii="Calibri" w:eastAsia="Times New Roman" w:hAnsi="Calibri" w:cs="Calibri"/>
+                <w:color w:val="1A1A1A"/>
+                <w:sz w:val="20"/>
+                <w:szCs w:val="20"/>
+              </w:rPr>
+              <w:t>USD 1.800</w:t>
+            </w:r>
+          </w:p>
+        </w:tc>
+        <w:tc>
+          <w:tcPr>
+            <w:tcW w:w="0" w:type="auto"/>
+            <w:tcBorders>
+              <w:bottom w:val="single" w:sz="4" w:space="0" w:color="BFBFBF"/>
+            </w:tcBorders>
+            <w:noWrap/>
+            <w:tcMar>
+              <w:top w:w="100" w:type="dxa"/>
+              <w:left w:w="140" w:type="dxa"/>
+              <w:bottom w:w="100" w:type="dxa"/>
+              <w:right w:w="140" w:type="dxa"/>
+            </w:tcMar>
+            <w:hideMark/>
+          </w:tcPr>
+          <w:p>
+            <w:pPr>
+              <w:spacing w:before="160" w:after="240"/>
+              <w:jc w:val="right"/>
+              <w:rPr>
+                <w:rFonts w:ascii="Calibri" w:eastAsia="Times New Roman" w:hAnsi="Calibri" w:cs="Calibri"/>
+                <w:color w:val="1A1A1A"/>
+                <w:sz w:val="20"/>
+                <w:szCs w:val="20"/>
+              </w:rPr>
+            </w:pPr>
+            <w:r>
+              <w:rPr>
+                <w:rFonts w:ascii="Calibri" w:eastAsia="Times New Roman" w:hAnsi="Calibri" w:cs="Calibri"/>
+                <w:color w:val="1A1A1A"/>
+                <w:sz w:val="20"/>
+                <w:szCs w:val="20"/>
+              </w:rPr>
+              <w:t>+ 600</w:t>
+            </w:r>
+          </w:p>
+        </w:tc>
+      </w:tr>
+      <w:tr>
+        <w:tc>
+          <w:tcPr>
+            <w:tcW w:w="0" w:type="auto"/>
+            <w:tcBorders>
+              <w:bottom w:val="single" w:sz="4" w:space="0" w:color="BFBFBF"/>
+            </w:tcBorders>
+            <w:tcMar>
+              <w:top w:w="100" w:type="dxa"/>
+              <w:left w:w="140" w:type="dxa"/>
+              <w:bottom w:w="100" w:type="dxa"/>
+              <w:right w:w="140" w:type="dxa"/>
+            </w:tcMar>
+            <w:hideMark/>
+          </w:tcPr>
+          <w:p>
+            <w:pPr>
+              <w:spacing w:before="160" w:after="240"/>
+              <w:rPr>
+                <w:rFonts w:ascii="Calibri" w:eastAsia="Times New Roman" w:hAnsi="Calibri" w:cs="Calibri"/>
+                <w:color w:val="1A1A1A"/>
+                <w:sz w:val="20"/>
+                <w:szCs w:val="20"/>
+              </w:rPr>
+            </w:pPr>
+            <w:r>
+              <w:rPr>
+                <w:rFonts w:ascii="Calibri" w:eastAsia="Times New Roman" w:hAnsi="Calibri" w:cs="Calibri"/>
+                <w:color w:val="1A1A1A"/>
+                <w:sz w:val="20"/>
+                <w:szCs w:val="20"/>
+              </w:rPr>
+              <w:lastRenderedPageBreak/>
+              <w:t>450</w:t>
+            </w:r>
+          </w:p>
+        </w:tc>
+        <w:tc>
+          <w:tcPr>
+            <w:tcW w:w="0" w:type="auto"/>
+            <w:tcBorders>
+              <w:bottom w:val="single" w:sz="4" w:space="0" w:color="BFBFBF"/>
+            </w:tcBorders>
+            <w:noWrap/>
+            <w:tcMar>
+              <w:top w:w="100" w:type="dxa"/>
+              <w:left w:w="140" w:type="dxa"/>
+              <w:bottom w:w="100" w:type="dxa"/>
+              <w:right w:w="140" w:type="dxa"/>
+            </w:tcMar>
+            <w:hideMark/>
+          </w:tcPr>
+          <w:p>
+            <w:pPr>
+              <w:spacing w:before="160" w:after="240"/>
+              <w:jc w:val="right"/>
+              <w:rPr>
+                <w:rFonts w:ascii="Calibri" w:eastAsia="Times New Roman" w:hAnsi="Calibri" w:cs="Calibri"/>
+                <w:color w:val="1A1A1A"/>
+                <w:sz w:val="20"/>
+                <w:szCs w:val="20"/>
+              </w:rPr>
+            </w:pPr>
+            <w:r>
+              <w:rPr>
+                <w:rFonts w:ascii="Calibri" w:eastAsia="Times New Roman" w:hAnsi="Calibri" w:cs="Calibri"/>
+                <w:color w:val="1A1A1A"/>
+                <w:sz w:val="20"/>
+                <w:szCs w:val="20"/>
+              </w:rPr>
+              <w:t>USD 1.800</w:t>
+            </w:r>
+          </w:p>
+        </w:tc>
+        <w:tc>
+          <w:tcPr>
+            <w:tcW w:w="0" w:type="auto"/>
+            <w:tcBorders>
+              <w:bottom w:val="single" w:sz="4" w:space="0" w:color="BFBFBF"/>
+            </w:tcBorders>
+            <w:noWrap/>
+            <w:tcMar>
+              <w:top w:w="100" w:type="dxa"/>
+              <w:left w:w="140" w:type="dxa"/>
+              <w:bottom w:w="100" w:type="dxa"/>
+              <w:right w:w="140" w:type="dxa"/>
+            </w:tcMar>
+            <w:hideMark/>
+          </w:tcPr>
+          <w:p>
+            <w:pPr>
+              <w:spacing w:before="160" w:after="240"/>
+              <w:jc w:val="right"/>
+              <w:rPr>
+                <w:rFonts w:ascii="Calibri" w:eastAsia="Times New Roman" w:hAnsi="Calibri" w:cs="Calibri"/>
+                <w:color w:val="1A1A1A"/>
+                <w:sz w:val="20"/>
+                <w:szCs w:val="20"/>
+              </w:rPr>
+            </w:pPr>
+            <w:r>
+              <w:rPr>
+                <w:rFonts w:ascii="Calibri" w:eastAsia="Times New Roman" w:hAnsi="Calibri" w:cs="Calibri"/>
+                <w:color w:val="1A1A1A"/>
+                <w:sz w:val="20"/>
+                <w:szCs w:val="20"/>
+              </w:rPr>
+              <w:t>USD 1.800</w:t>
+            </w:r>
+          </w:p>
+        </w:tc>
+        <w:tc>
+          <w:tcPr>
+            <w:tcW w:w="0" w:type="auto"/>
+            <w:tcBorders>
+              <w:bottom w:val="single" w:sz="4" w:space="0" w:color="BFBFBF"/>
+            </w:tcBorders>
+            <w:noWrap/>
+            <w:tcMar>
+              <w:top w:w="100" w:type="dxa"/>
+              <w:left w:w="140" w:type="dxa"/>
+              <w:bottom w:w="100" w:type="dxa"/>
+              <w:right w:w="140" w:type="dxa"/>
+            </w:tcMar>
+            <w:hideMark/>
+          </w:tcPr>
+          <w:p>
+            <w:pPr>
+              <w:spacing w:before="160" w:after="240"/>
+              <w:jc w:val="right"/>
+              <w:rPr>
+                <w:rFonts w:ascii="Calibri" w:eastAsia="Times New Roman" w:hAnsi="Calibri" w:cs="Calibri"/>
+                <w:color w:val="1A1A1A"/>
+                <w:sz w:val="20"/>
+                <w:szCs w:val="20"/>
+              </w:rPr>
+            </w:pPr>
+            <w:r>
+              <w:rPr>
+                <w:rFonts w:ascii="Calibri" w:eastAsia="Times New Roman" w:hAnsi="Calibri" w:cs="Calibri"/>
+                <w:color w:val="1A1A1A"/>
+                <w:sz w:val="20"/>
+                <w:szCs w:val="20"/>
+              </w:rPr>
+              <w:t>0</w:t>
+            </w:r>
+          </w:p>
+        </w:tc>
+      </w:tr>
+      <w:tr>
+        <w:tc>
+          <w:tcPr>
+            <w:tcW w:w="0" w:type="auto"/>
+            <w:tcBorders>
+              <w:bottom w:val="single" w:sz="4" w:space="0" w:color="BFBFBF"/>
+            </w:tcBorders>
+            <w:tcMar>
+              <w:top w:w="100" w:type="dxa"/>
+              <w:left w:w="140" w:type="dxa"/>
+              <w:bottom w:w="100" w:type="dxa"/>
+              <w:right w:w="140" w:type="dxa"/>
+            </w:tcMar>
+            <w:hideMark/>
+          </w:tcPr>
+          <w:p>
+            <w:pPr>
+              <w:spacing w:before="160" w:after="240"/>
+              <w:rPr>
+                <w:rFonts w:ascii="Calibri" w:eastAsia="Times New Roman" w:hAnsi="Calibri" w:cs="Calibri"/>
+                <w:color w:val="1A1A1A"/>
+                <w:sz w:val="20"/>
+                <w:szCs w:val="20"/>
+              </w:rPr>
+            </w:pPr>
+            <w:r>
+              <w:rPr>
+                <w:rFonts w:ascii="Calibri" w:eastAsia="Times New Roman" w:hAnsi="Calibri" w:cs="Calibri"/>
+                <w:color w:val="1A1A1A"/>
+                <w:sz w:val="20"/>
+                <w:szCs w:val="20"/>
+              </w:rPr>
+              <w:t>600</w:t>
+            </w:r>
+          </w:p>
+        </w:tc>
+        <w:tc>
+          <w:tcPr>
+            <w:tcW w:w="0" w:type="auto"/>
+            <w:tcBorders>
+              <w:bottom w:val="single" w:sz="4" w:space="0" w:color="BFBFBF"/>
+            </w:tcBorders>
+            <w:noWrap/>
+            <w:tcMar>
+              <w:top w:w="100" w:type="dxa"/>
+              <w:left w:w="140" w:type="dxa"/>
+              <w:bottom w:w="100" w:type="dxa"/>
+              <w:right w:w="140" w:type="dxa"/>
+            </w:tcMar>
+            <w:hideMark/>
+          </w:tcPr>
+          <w:p>
+            <w:pPr>
+              <w:spacing w:before="160" w:after="240"/>
+              <w:jc w:val="right"/>
+              <w:rPr>
+                <w:rFonts w:ascii="Calibri" w:eastAsia="Times New Roman" w:hAnsi="Calibri" w:cs="Calibri"/>
+                <w:color w:val="1A1A1A"/>
+                <w:sz w:val="20"/>
+                <w:szCs w:val="20"/>
+              </w:rPr>
+            </w:pPr>
+            <w:r>
+              <w:rPr>
+                <w:rFonts w:ascii="Calibri" w:eastAsia="Times New Roman" w:hAnsi="Calibri" w:cs="Calibri"/>
+                <w:color w:val="1A1A1A"/>
+                <w:sz w:val="20"/>
+                <w:szCs w:val="20"/>
+              </w:rPr>
+              <w:t>USD 2.</w:t>
+            </w:r>
+            <w:r>
+              <w:rPr>
+                <w:rFonts w:ascii="Calibri" w:eastAsia="Times New Roman" w:hAnsi="Calibri" w:cs="Calibri"/>
+                <w:color w:val="1A1A1A"/>
+                <w:sz w:val="20"/>
+                <w:szCs w:val="20"/>
+              </w:rPr>
+              <w:t>1</w:t>
+            </w:r>
+            <w:r>
+              <w:rPr>
+                <w:rFonts w:ascii="Calibri" w:eastAsia="Times New Roman" w:hAnsi="Calibri" w:cs="Calibri"/>
+                <w:color w:val="1A1A1A"/>
+                <w:sz w:val="20"/>
+                <w:szCs w:val="20"/>
+              </w:rPr>
+              <w:t>00</w:t>
+            </w:r>
+          </w:p>
+        </w:tc>
+        <w:tc>
+          <w:tcPr>
+            <w:tcW w:w="0" w:type="auto"/>
+            <w:tcBorders>
+              <w:bottom w:val="single" w:sz="4" w:space="0" w:color="BFBFBF"/>
+            </w:tcBorders>
+            <w:noWrap/>
+            <w:tcMar>
+              <w:top w:w="100" w:type="dxa"/>
+              <w:left w:w="140" w:type="dxa"/>
+              <w:bottom w:w="100" w:type="dxa"/>
+              <w:right w:w="140" w:type="dxa"/>
+            </w:tcMar>
+            <w:hideMark/>
+          </w:tcPr>
+          <w:p>
+            <w:pPr>
+              <w:spacing w:before="160" w:after="240"/>
+              <w:jc w:val="right"/>
+              <w:rPr>
+                <w:rFonts w:ascii="Calibri" w:eastAsia="Times New Roman" w:hAnsi="Calibri" w:cs="Calibri"/>
+                <w:color w:val="1A1A1A"/>
+                <w:sz w:val="20"/>
+                <w:szCs w:val="20"/>
+              </w:rPr>
+            </w:pPr>
+            <w:r>
+              <w:rPr>
+                <w:rFonts w:ascii="Calibri" w:eastAsia="Times New Roman" w:hAnsi="Calibri" w:cs="Calibri"/>
+                <w:color w:val="1A1A1A"/>
+                <w:sz w:val="20"/>
+                <w:szCs w:val="20"/>
+              </w:rPr>
+              <w:t>USD 1.800</w:t>
+            </w:r>
+          </w:p>
+        </w:tc>
+        <w:tc>
+          <w:tcPr>
+            <w:tcW w:w="0" w:type="auto"/>
+            <w:tcBorders>
+              <w:bottom w:val="single" w:sz="4" w:space="0" w:color="BFBFBF"/>
+            </w:tcBorders>
+            <w:noWrap/>
+            <w:tcMar>
+              <w:top w:w="100" w:type="dxa"/>
+              <w:left w:w="140" w:type="dxa"/>
+              <w:bottom w:w="100" w:type="dxa"/>
+              <w:right w:w="140" w:type="dxa"/>
+            </w:tcMar>
+            <w:hideMark/>
+          </w:tcPr>
+          <w:p>
+            <w:pPr>
+              <w:spacing w:before="160" w:after="240"/>
+              <w:jc w:val="right"/>
+              <w:rPr>
+                <w:rFonts w:ascii="Calibri" w:eastAsia="Times New Roman" w:hAnsi="Calibri" w:cs="Calibri"/>
+                <w:color w:val="1A1A1A"/>
+                <w:sz w:val="20"/>
+                <w:szCs w:val="20"/>
+              </w:rPr>
+            </w:pPr>
+            <w:r>
+              <w:rPr>
+                <w:rFonts w:ascii="Calibri" w:eastAsia="Times New Roman" w:hAnsi="Calibri" w:cs="Calibri"/>
+                <w:color w:val="1A1A1A"/>
+                <w:sz w:val="20"/>
+                <w:szCs w:val="20"/>
+              </w:rPr>
+              <w:t>− 600</w:t>
+            </w:r>
+          </w:p>
+        </w:tc>
+      </w:tr>
+      <w:tr>
+        <w:tc>
+          <w:tcPr>
+            <w:tcW w:w="0" w:type="auto"/>
+            <w:tcBorders>
+              <w:top w:val="single" w:sz="8" w:space="0" w:color="1F3864"/>
+              <w:bottom w:val="single" w:sz="4" w:space="0" w:color="BFBFBF"/>
+            </w:tcBorders>
+            <w:shd w:val="clear" w:color="auto" w:fill="DEEAF6"/>
+            <w:tcMar>
+              <w:top w:w="100" w:type="dxa"/>
+              <w:left w:w="140" w:type="dxa"/>
+              <w:bottom w:w="100" w:type="dxa"/>
+              <w:right w:w="140" w:type="dxa"/>
+            </w:tcMar>
+            <w:hideMark/>
+          </w:tcPr>
+          <w:p>
+            <w:pPr>
+              <w:spacing w:before="160" w:after="240"/>
+              <w:rPr>
+                <w:rFonts w:ascii="Calibri" w:eastAsia="Times New Roman" w:hAnsi="Calibri" w:cs="Calibri"/>
+                <w:b/>
+                <w:bCs/>
+                <w:color w:val="1A1A1A"/>
+                <w:sz w:val="20"/>
+                <w:szCs w:val="20"/>
+              </w:rPr>
+            </w:pPr>
+            <w:r>
+              <w:rPr>
+                <w:rFonts w:ascii="Calibri" w:eastAsia="Times New Roman" w:hAnsi="Calibri" w:cs="Calibri"/>
+                <w:b/>
+                <w:bCs/>
+                <w:color w:val="1A1A1A"/>
+                <w:sz w:val="20"/>
+                <w:szCs w:val="20"/>
+              </w:rPr>
+              <w:t>750</w:t>
+            </w:r>
+          </w:p>
+        </w:tc>
+        <w:tc>
+          <w:tcPr>
+            <w:tcW w:w="0" w:type="auto"/>
+            <w:tcBorders>
+              <w:top w:val="single" w:sz="8" w:space="0" w:color="1F3864"/>
+              <w:bottom w:val="single" w:sz="4" w:space="0" w:color="BFBFBF"/>
+            </w:tcBorders>
+            <w:shd w:val="clear" w:color="auto" w:fill="DEEAF6"/>
+            <w:noWrap/>
+            <w:tcMar>
+              <w:top w:w="100" w:type="dxa"/>
+              <w:left w:w="140" w:type="dxa"/>
+              <w:bottom w:w="100" w:type="dxa"/>
+              <w:right w:w="140" w:type="dxa"/>
+            </w:tcMar>
+            <w:hideMark/>
+          </w:tcPr>
+          <w:p>
+            <w:pPr>
+              <w:spacing w:before="160" w:after="240"/>
+              <w:jc w:val="right"/>
+              <w:rPr>
+                <w:rFonts w:ascii="Calibri" w:eastAsia="Times New Roman" w:hAnsi="Calibri" w:cs="Calibri"/>
+                <w:b/>
+                <w:bCs/>
+                <w:color w:val="1A1A1A"/>
+                <w:sz w:val="20"/>
+                <w:szCs w:val="20"/>
+              </w:rPr>
+            </w:pPr>
+            <w:r>
+              <w:rPr>
+                <w:rFonts w:ascii="Calibri" w:eastAsia="Times New Roman" w:hAnsi="Calibri" w:cs="Calibri"/>
+                <w:b/>
+                <w:bCs/>
+                <w:color w:val="1A1A1A"/>
+                <w:sz w:val="20"/>
+                <w:szCs w:val="20"/>
+              </w:rPr>
+              <w:t>USD 2.625</w:t>
+            </w:r>
+          </w:p>
+        </w:tc>
+        <w:tc>
+          <w:tcPr>
+            <w:tcW w:w="0" w:type="auto"/>
+            <w:tcBorders>
+              <w:top w:val="single" w:sz="8" w:space="0" w:color="1F3864"/>
+              <w:bottom w:val="single" w:sz="4" w:space="0" w:color="BFBFBF"/>
+            </w:tcBorders>
+            <w:shd w:val="clear" w:color="auto" w:fill="DEEAF6"/>
+            <w:noWrap/>
+            <w:tcMar>
+              <w:top w:w="100" w:type="dxa"/>
+              <w:left w:w="140" w:type="dxa"/>
+              <w:bottom w:w="100" w:type="dxa"/>
+              <w:right w:w="140" w:type="dxa"/>
+            </w:tcMar>
+            <w:hideMark/>
+          </w:tcPr>
+          <w:p>
+            <w:pPr>
+              <w:spacing w:before="160" w:after="240"/>
+              <w:jc w:val="right"/>
+              <w:rPr>
+                <w:rFonts w:ascii="Calibri" w:eastAsia="Times New Roman" w:hAnsi="Calibri" w:cs="Calibri"/>
+                <w:b/>
+                <w:bCs/>
+                <w:color w:val="1A1A1A"/>
+                <w:sz w:val="20"/>
+                <w:szCs w:val="20"/>
+              </w:rPr>
+            </w:pPr>
+            <w:r>
+              <w:rPr>
+                <w:rFonts w:ascii="Calibri" w:eastAsia="Times New Roman" w:hAnsi="Calibri" w:cs="Calibri"/>
+                <w:b/>
+                <w:bCs/>
+                <w:color w:val="1A1A1A"/>
+                <w:sz w:val="20"/>
+                <w:szCs w:val="20"/>
+              </w:rPr>
+              <w:t>USD 1.800</w:t>
+            </w:r>
+          </w:p>
+        </w:tc>
+        <w:tc>
+          <w:tcPr>
+            <w:tcW w:w="0" w:type="auto"/>
+            <w:tcBorders>
+              <w:top w:val="single" w:sz="8" w:space="0" w:color="1F3864"/>
+              <w:bottom w:val="single" w:sz="4" w:space="0" w:color="BFBFBF"/>
+            </w:tcBorders>
+            <w:shd w:val="clear" w:color="auto" w:fill="DEEAF6"/>
+            <w:noWrap/>
+            <w:tcMar>
+              <w:top w:w="100" w:type="dxa"/>
+              <w:left w:w="140" w:type="dxa"/>
+              <w:bottom w:w="100" w:type="dxa"/>
+              <w:right w:w="140" w:type="dxa"/>
+            </w:tcMar>
+            <w:hideMark/>
+          </w:tcPr>
+          <w:p>
+            <w:pPr>
+              <w:spacing w:before="160" w:after="240"/>
+              <w:jc w:val="right"/>
+              <w:rPr>
+                <w:rFonts w:ascii="Calibri" w:eastAsia="Times New Roman" w:hAnsi="Calibri" w:cs="Calibri"/>
+                <w:b/>
+                <w:bCs/>
+                <w:color w:val="1A1A1A"/>
+                <w:sz w:val="20"/>
+                <w:szCs w:val="20"/>
+              </w:rPr>
+            </w:pPr>
+            <w:r>
+              <w:rPr>
+                <w:rFonts w:ascii="Calibri" w:eastAsia="Times New Roman" w:hAnsi="Calibri" w:cs="Calibri"/>
+                <w:b/>
+                <w:bCs/>
+                <w:color w:val="1A1A1A"/>
+                <w:sz w:val="20"/>
+                <w:szCs w:val="20"/>
+              </w:rPr>
+              <w:t>− 825</w:t>
+            </w:r>
+          </w:p>
+        </w:tc>
+      </w:tr>
+    </w:tbl>
+    <w:p>
+      <w:pPr>
+        <w:pStyle w:val="small"/>
+        <w:spacing w:after="100" w:afterAutospacing="1"/>
+        <w:rPr>
+          <w:rFonts w:ascii="Calibri" w:hAnsi="Calibri" w:cs="Calibri"/>
+        </w:rPr>
+      </w:pPr>
+      <w:r>
+        <w:rPr>
+          <w:rFonts w:ascii="Calibri" w:hAnsi="Calibri" w:cs="Calibri"/>
+        </w:rPr>
+        <w:t>Abono</w:t>
+      </w:r>
+      <w:r>
+        <w:rPr>
+          <w:rFonts w:ascii="Calibri" w:hAnsi="Calibri" w:cs="Calibri"/>
+        </w:rPr>
+        <w:t xml:space="preserve"> </w:t>
+      </w:r>
+      <w:proofErr w:type="spellStart"/>
+      <w:r>
+        <w:rPr>
+          <w:rFonts w:ascii="Calibri" w:hAnsi="Calibri" w:cs="Calibri"/>
+        </w:rPr>
+        <w:t>cloud</w:t>
+      </w:r>
+      <w:proofErr w:type="spellEnd"/>
+      <w:r>
+        <w:rPr>
+          <w:rFonts w:ascii="Calibri" w:hAnsi="Calibri" w:cs="Calibri"/>
+        </w:rPr>
+        <w:t xml:space="preserve"> según el escalonado de la propuesta: USD 4,00 por empleado hasta 500, USD 3,50 entre 500 y 750. El abono del módulo incluye además las 10 horas mensuales, que en el esquema </w:t>
+      </w:r>
+      <w:proofErr w:type="spellStart"/>
+      <w:r>
+        <w:rPr>
+          <w:rFonts w:ascii="Calibri" w:hAnsi="Calibri" w:cs="Calibri"/>
+        </w:rPr>
+        <w:t>cloud</w:t>
+      </w:r>
+      <w:proofErr w:type="spellEnd"/>
+      <w:r>
+        <w:rPr>
+          <w:rFonts w:ascii="Calibri" w:hAnsi="Calibri" w:cs="Calibri"/>
+        </w:rPr>
+        <w:t xml:space="preserve"> se facturan aparte en todos los tramos.</w:t>
+      </w:r>
+    </w:p>
+    <w:p>
+      <w:pPr>
+        <w:pStyle w:val="NormalWeb"/>
+        <w:rPr>
+          <w:rFonts w:ascii="Calibri" w:hAnsi="Calibri" w:cs="Calibri"/>
+          <w:color w:val="1A1A1A"/>
+          <w:sz w:val="22"/>
+          <w:szCs w:val="22"/>
+        </w:rPr>
+      </w:pPr>
+      <w:r>
+        <w:rPr>
+          <w:rFonts w:ascii="Calibri" w:hAnsi="Calibri" w:cs="Calibri"/>
+          <w:b/>
+          <w:bCs/>
+          <w:color w:val="1A1A1A"/>
+          <w:sz w:val="22"/>
+          <w:szCs w:val="22"/>
+        </w:rPr>
+        <w:t xml:space="preserve">A partir de aproximadamente 450 empleados activos, </w:t>
+      </w:r>
+      <w:r>
+        <w:rPr>
+          <w:rFonts w:ascii="Calibri" w:hAnsi="Calibri" w:cs="Calibri"/>
+          <w:b/>
+          <w:bCs/>
+          <w:color w:val="1A1A1A"/>
+          <w:sz w:val="22"/>
+          <w:szCs w:val="22"/>
+        </w:rPr>
+        <w:t xml:space="preserve">el abono </w:t>
+      </w:r>
+      <w:proofErr w:type="spellStart"/>
+      <w:r>
+        <w:rPr>
+          <w:rFonts w:ascii="Calibri" w:hAnsi="Calibri" w:cs="Calibri"/>
+          <w:b/>
+          <w:bCs/>
+          <w:color w:val="1A1A1A"/>
+          <w:sz w:val="22"/>
+          <w:szCs w:val="22"/>
+        </w:rPr>
+        <w:t>cloud</w:t>
+      </w:r>
+      <w:proofErr w:type="spellEnd"/>
+      <w:r>
+        <w:rPr>
+          <w:rFonts w:ascii="Calibri" w:hAnsi="Calibri" w:cs="Calibri"/>
+          <w:b/>
+          <w:bCs/>
+          <w:color w:val="1A1A1A"/>
+          <w:sz w:val="22"/>
+          <w:szCs w:val="22"/>
+        </w:rPr>
+        <w:t xml:space="preserve"> por sí sol</w:t>
+      </w:r>
+      <w:r>
+        <w:rPr>
+          <w:rFonts w:ascii="Calibri" w:hAnsi="Calibri" w:cs="Calibri"/>
+          <w:b/>
+          <w:bCs/>
+          <w:color w:val="1A1A1A"/>
+          <w:sz w:val="22"/>
+          <w:szCs w:val="22"/>
+        </w:rPr>
+        <w:t>o</w:t>
+      </w:r>
+      <w:r>
+        <w:rPr>
+          <w:rFonts w:ascii="Calibri" w:hAnsi="Calibri" w:cs="Calibri"/>
+          <w:b/>
+          <w:bCs/>
+          <w:color w:val="1A1A1A"/>
+          <w:sz w:val="22"/>
+          <w:szCs w:val="22"/>
+        </w:rPr>
+        <w:t xml:space="preserve"> iguala al abono integral</w:t>
+      </w:r>
+      <w:r>
+        <w:rPr>
+          <w:rFonts w:ascii="Calibri" w:hAnsi="Calibri" w:cs="Calibri"/>
+          <w:color w:val="1A1A1A"/>
+          <w:sz w:val="22"/>
+          <w:szCs w:val="22"/>
+        </w:rPr>
+        <w:t xml:space="preserve"> — sin contar todavía las horas de adaptación. Toda incorporación de personal por encima de ese punto amplía la diferencia.</w:t>
+      </w:r>
+    </w:p>
+    <w:p>
+      <w:pPr>
+        <w:pStyle w:val="small"/>
+        <w:spacing w:after="100" w:afterAutospacing="1"/>
+        <w:rPr>
+          <w:rFonts w:ascii="Calibri" w:hAnsi="Calibri" w:cs="Calibri"/>
+        </w:rPr>
+      </w:pPr>
+      <w:r>
+        <w:rPr>
+          <w:rFonts w:ascii="Calibri" w:hAnsi="Calibri" w:cs="Calibri"/>
+        </w:rPr>
+        <w:t xml:space="preserve">Escenarios de horas calculados a USD 60/h según la propuesta </w:t>
+      </w:r>
+      <w:proofErr w:type="spellStart"/>
+      <w:r>
+        <w:rPr>
+          <w:rFonts w:ascii="Calibri" w:hAnsi="Calibri" w:cs="Calibri"/>
+        </w:rPr>
+        <w:t>cloud</w:t>
+      </w:r>
+      <w:proofErr w:type="spellEnd"/>
+      <w:r>
+        <w:rPr>
+          <w:rFonts w:ascii="Calibri" w:hAnsi="Calibri" w:cs="Calibri"/>
+        </w:rPr>
+        <w:t>, descontando las 100 horas incluidas en el primer año. El módulo incluye su bolsa dentro del abono, por lo que su costo no varía entre escenarios hasta agotarla.</w:t>
+      </w:r>
+    </w:p>
+    <w:p>
+      <w:pPr>
+        <w:shd w:val="clear" w:color="auto" w:fill="F2F5FA"/>
+        <w:spacing w:before="200" w:after="200"/>
+        <w:divId w:val="1554001271"/>
+        <w:rPr>
+          <w:rFonts w:ascii="Calibri" w:eastAsia="Times New Roman" w:hAnsi="Calibri" w:cs="Calibri"/>
+          <w:color w:val="1A1A1A"/>
+          <w:sz w:val="22"/>
+          <w:szCs w:val="22"/>
+        </w:rPr>
+      </w:pPr>
+      <w:r>
+        <w:rPr>
+          <w:rFonts w:ascii="Calibri" w:eastAsia="Times New Roman" w:hAnsi="Calibri" w:cs="Calibri"/>
+          <w:b/>
+          <w:bCs/>
+          <w:color w:val="1A1A1A"/>
+          <w:sz w:val="22"/>
+          <w:szCs w:val="22"/>
+        </w:rPr>
+        <w:t>Cuatro factores que no figuran en el precio de lista.</w:t>
+      </w:r>
+      <w:r>
+        <w:rPr>
+          <w:rFonts w:ascii="Calibri" w:eastAsia="Times New Roman" w:hAnsi="Calibri" w:cs="Calibri"/>
+          <w:color w:val="1A1A1A"/>
+          <w:sz w:val="22"/>
+          <w:szCs w:val="22"/>
+        </w:rPr>
+        <w:br/>
+        <w:t xml:space="preserve">• </w:t>
+      </w:r>
+      <w:r>
+        <w:rPr>
+          <w:rFonts w:ascii="Calibri" w:eastAsia="Times New Roman" w:hAnsi="Calibri" w:cs="Calibri"/>
+          <w:b/>
+          <w:bCs/>
+          <w:color w:val="1A1A1A"/>
+          <w:sz w:val="22"/>
+          <w:szCs w:val="22"/>
+        </w:rPr>
+        <w:t>Las 100 horas incluidas rigen solo el primer año.</w:t>
+      </w:r>
+      <w:r>
+        <w:rPr>
+          <w:rFonts w:ascii="Calibri" w:eastAsia="Times New Roman" w:hAnsi="Calibri" w:cs="Calibri"/>
+          <w:color w:val="1A1A1A"/>
+          <w:sz w:val="22"/>
+          <w:szCs w:val="22"/>
+        </w:rPr>
+        <w:t xml:space="preserve"> A partir del segundo, toda adaptación se factura a USD 60/h sin bolsa incluida.</w:t>
+      </w:r>
+      <w:r>
+        <w:rPr>
+          <w:rFonts w:ascii="Calibri" w:eastAsia="Times New Roman" w:hAnsi="Calibri" w:cs="Calibri"/>
+          <w:color w:val="1A1A1A"/>
+          <w:sz w:val="22"/>
+          <w:szCs w:val="22"/>
+        </w:rPr>
+        <w:t xml:space="preserve"> Hay necesidades a cubrir durante el período de implementación que no están cubiertas, así que durante la implementación se empiezan a consumir las 100 horas.</w:t>
+      </w:r>
+      <w:r>
+        <w:rPr>
+          <w:rFonts w:ascii="Calibri" w:eastAsia="Times New Roman" w:hAnsi="Calibri" w:cs="Calibri"/>
+          <w:color w:val="1A1A1A"/>
+          <w:sz w:val="22"/>
+          <w:szCs w:val="22"/>
+        </w:rPr>
+        <w:br/>
+        <w:t xml:space="preserve">• </w:t>
+      </w:r>
+      <w:r>
+        <w:rPr>
+          <w:rFonts w:ascii="Calibri" w:eastAsia="Times New Roman" w:hAnsi="Calibri" w:cs="Calibri"/>
+          <w:color w:val="1A1A1A"/>
+          <w:sz w:val="22"/>
+          <w:szCs w:val="22"/>
+        </w:rPr>
+        <w:t xml:space="preserve">El abono </w:t>
+      </w:r>
+      <w:proofErr w:type="spellStart"/>
+      <w:r>
+        <w:rPr>
+          <w:rFonts w:ascii="Calibri" w:eastAsia="Times New Roman" w:hAnsi="Calibri" w:cs="Calibri"/>
+          <w:color w:val="1A1A1A"/>
+          <w:sz w:val="22"/>
+          <w:szCs w:val="22"/>
+        </w:rPr>
+        <w:t>cloud</w:t>
+      </w:r>
+      <w:proofErr w:type="spellEnd"/>
+      <w:r>
+        <w:rPr>
+          <w:rFonts w:ascii="Calibri" w:eastAsia="Times New Roman" w:hAnsi="Calibri" w:cs="Calibri"/>
+          <w:color w:val="1A1A1A"/>
+          <w:sz w:val="22"/>
+          <w:szCs w:val="22"/>
+        </w:rPr>
+        <w:t xml:space="preserve"> es </w:t>
+      </w:r>
+      <w:r>
+        <w:rPr>
+          <w:rFonts w:ascii="Calibri" w:eastAsia="Times New Roman" w:hAnsi="Calibri" w:cs="Calibri"/>
+          <w:b/>
+          <w:bCs/>
+          <w:color w:val="1A1A1A"/>
+          <w:sz w:val="22"/>
+          <w:szCs w:val="22"/>
+        </w:rPr>
+        <w:t>por empleado activo</w:t>
+      </w:r>
+      <w:r>
+        <w:rPr>
+          <w:rFonts w:ascii="Calibri" w:eastAsia="Times New Roman" w:hAnsi="Calibri" w:cs="Calibri"/>
+          <w:color w:val="1A1A1A"/>
+          <w:sz w:val="22"/>
+          <w:szCs w:val="22"/>
+        </w:rPr>
+        <w:t>: incorporar dotación aumenta el costo de forma permanente. El abono del módulo es fijo (ver 7.4).</w:t>
+      </w:r>
+      <w:r>
+        <w:rPr>
+          <w:rFonts w:ascii="Calibri" w:eastAsia="Times New Roman" w:hAnsi="Calibri" w:cs="Calibri"/>
+          <w:color w:val="1A1A1A"/>
+          <w:sz w:val="22"/>
+          <w:szCs w:val="22"/>
+        </w:rPr>
+        <w:br/>
+        <w:t xml:space="preserve">• La implementación </w:t>
+      </w:r>
+      <w:proofErr w:type="spellStart"/>
+      <w:r>
+        <w:rPr>
+          <w:rFonts w:ascii="Calibri" w:eastAsia="Times New Roman" w:hAnsi="Calibri" w:cs="Calibri"/>
+          <w:color w:val="1A1A1A"/>
+          <w:sz w:val="22"/>
+          <w:szCs w:val="22"/>
+        </w:rPr>
+        <w:t>cloud</w:t>
+      </w:r>
+      <w:proofErr w:type="spellEnd"/>
+      <w:r>
+        <w:rPr>
+          <w:rFonts w:ascii="Calibri" w:eastAsia="Times New Roman" w:hAnsi="Calibri" w:cs="Calibri"/>
+          <w:color w:val="1A1A1A"/>
+          <w:sz w:val="22"/>
+          <w:szCs w:val="22"/>
+        </w:rPr>
+        <w:t xml:space="preserve"> demanda un mínimo de seis meses, durante los cuales se abonan USD 5.200 mensuales mientras se sostiene el circuito actual en paralelo.</w:t>
+      </w:r>
+      <w:r>
+        <w:rPr>
+          <w:rFonts w:ascii="Calibri" w:eastAsia="Times New Roman" w:hAnsi="Calibri" w:cs="Calibri"/>
+          <w:color w:val="1A1A1A"/>
+          <w:sz w:val="22"/>
+          <w:szCs w:val="22"/>
+        </w:rPr>
+        <w:br/>
+        <w:t xml:space="preserve">• No se requiere licencia de plataforma adicional: el módulo corre sobre el Business Central ya adquirido. </w:t>
+      </w:r>
+    </w:p>
+    <w:p>
+      <w:pPr>
         <w:pStyle w:val="Ttulo2"/>
         <w:rPr>
           <w:rFonts w:ascii="Calibri" w:eastAsia="Times New Roman" w:hAnsi="Calibri" w:cs="Calibri"/>
@@ -4830,7 +10683,7 @@
         <w:rPr>
           <w:rFonts w:ascii="Calibri" w:eastAsia="Times New Roman" w:hAnsi="Calibri" w:cs="Calibri"/>
         </w:rPr>
-        <w:t>7. Continuidad y respaldo</w:t>
+        <w:t>8. Continuidad y respaldo</w:t>
       </w:r>
     </w:p>
     <w:tbl>
@@ -5065,7 +10918,7 @@
                 <w:sz w:val="20"/>
                 <w:szCs w:val="20"/>
               </w:rPr>
-              <w:t>Comprometidas por contrato de soporte, con plazo de aplicación acordado.</w:t>
+              <w:t>Comprometidas con el soporte, con plazo de aplicación acordado.</w:t>
             </w:r>
           </w:p>
         </w:tc>
@@ -5102,6 +10955,7 @@
                 <w:sz w:val="20"/>
                 <w:szCs w:val="20"/>
               </w:rPr>
+              <w:lastRenderedPageBreak/>
               <w:t>Compatibilidad con BC</w:t>
             </w:r>
           </w:p>
@@ -5137,79 +10991,7 @@
                 <w:sz w:val="20"/>
                 <w:szCs w:val="20"/>
               </w:rPr>
-              <w:t>El módulo se valida contra cada actualización de Business Central dentro del soporte.</w:t>
-            </w:r>
-          </w:p>
-        </w:tc>
-      </w:tr>
-      <w:tr>
-        <w:tc>
-          <w:tcPr>
-            <w:tcW w:w="0" w:type="auto"/>
-            <w:tcBorders>
-              <w:bottom w:val="single" w:sz="4" w:space="0" w:color="BFBFBF"/>
-            </w:tcBorders>
-            <w:tcMar>
-              <w:top w:w="100" w:type="dxa"/>
-              <w:left w:w="140" w:type="dxa"/>
-              <w:bottom w:w="100" w:type="dxa"/>
-              <w:right w:w="140" w:type="dxa"/>
-            </w:tcMar>
-            <w:hideMark/>
-          </w:tcPr>
-          <w:p>
-            <w:pPr>
-              <w:spacing w:before="160" w:after="240"/>
-              <w:rPr>
-                <w:rFonts w:ascii="Calibri" w:eastAsia="Times New Roman" w:hAnsi="Calibri" w:cs="Calibri"/>
-                <w:color w:val="1A1A1A"/>
-                <w:sz w:val="20"/>
-                <w:szCs w:val="20"/>
-              </w:rPr>
-            </w:pPr>
-            <w:r>
-              <w:rPr>
-                <w:rFonts w:ascii="Calibri" w:eastAsia="Times New Roman" w:hAnsi="Calibri" w:cs="Calibri"/>
-                <w:color w:val="1A1A1A"/>
-                <w:sz w:val="20"/>
-                <w:szCs w:val="20"/>
-              </w:rPr>
-              <w:t>Continuidad ante cambio de proveedor</w:t>
-            </w:r>
-          </w:p>
-        </w:tc>
-        <w:tc>
-          <w:tcPr>
-            <w:tcW w:w="0" w:type="auto"/>
-            <w:tcBorders>
-              <w:bottom w:val="single" w:sz="4" w:space="0" w:color="BFBFBF"/>
-            </w:tcBorders>
-            <w:tcMar>
-              <w:top w:w="100" w:type="dxa"/>
-              <w:left w:w="140" w:type="dxa"/>
-              <w:bottom w:w="100" w:type="dxa"/>
-              <w:right w:w="140" w:type="dxa"/>
-            </w:tcMar>
-            <w:hideMark/>
-          </w:tcPr>
-          <w:p>
-            <w:pPr>
-              <w:spacing w:before="160" w:after="240"/>
-              <w:rPr>
-                <w:rFonts w:ascii="Calibri" w:eastAsia="Times New Roman" w:hAnsi="Calibri" w:cs="Calibri"/>
-                <w:color w:val="1A1A1A"/>
-                <w:sz w:val="20"/>
-                <w:szCs w:val="20"/>
-              </w:rPr>
-            </w:pPr>
-            <w:r>
-              <w:rPr>
-                <w:rStyle w:val="fill1"/>
-                <w:rFonts w:ascii="Calibri" w:eastAsia="Times New Roman" w:hAnsi="Calibri" w:cs="Calibri"/>
-                <w:sz w:val="20"/>
-                <w:szCs w:val="20"/>
-              </w:rPr>
-              <w:t>[Definir: entrega de código fuente / cláusula de custodia (escrow) / documentación técnica entregable]</w:t>
+              <w:t>El módulo se valida contra cada actualización de Business Central implementada por el cliente, dentro del soporte.</w:t>
             </w:r>
           </w:p>
         </w:tc>
@@ -5298,7 +11080,7 @@
         <w:rPr>
           <w:rFonts w:ascii="Calibri" w:eastAsia="Times New Roman" w:hAnsi="Calibri" w:cs="Calibri"/>
         </w:rPr>
-        <w:t>8. Próximos pasos</w:t>
+        <w:t>9. Próximos pasos</w:t>
       </w:r>
     </w:p>
     <w:p>
@@ -5322,7 +11104,25 @@
           <w:sz w:val="22"/>
           <w:szCs w:val="22"/>
         </w:rPr>
-        <w:t>Validación del alcance funcional del punto 2 con el área de Recursos Humanos.</w:t>
+        <w:t>Validación del alcance funcional del punto 2 con el área de Recursos Humanos</w:t>
+      </w:r>
+      <w:r>
+        <w:rPr>
+          <w:rFonts w:ascii="Calibri" w:eastAsia="Times New Roman" w:hAnsi="Calibri" w:cs="Calibri"/>
+          <w:color w:val="1A1A1A"/>
+          <w:sz w:val="22"/>
+          <w:szCs w:val="22"/>
+        </w:rPr>
+        <w:t xml:space="preserve"> (ya validad</w:t>
+      </w:r>
+      <w:r>
+        <w:rPr>
+          <w:rFonts w:ascii="Calibri" w:eastAsia="Times New Roman" w:hAnsi="Calibri" w:cs="Calibri"/>
+          <w:color w:val="1A1A1A"/>
+          <w:sz w:val="22"/>
+          <w:szCs w:val="22"/>
+        </w:rPr>
+        <w:t>o).</w:t>
       </w:r>
     </w:p>
     <w:p>
@@ -5342,22 +11142,11 @@
       <w:r>
         <w:rPr>
           <w:rFonts w:ascii="Calibri" w:eastAsia="Times New Roman" w:hAnsi="Calibri" w:cs="Calibri"/>
-          <w:b/>
-          <w:bCs/>
-          <w:color w:val="1A1A1A"/>
-          <w:sz w:val="22"/>
-          <w:szCs w:val="22"/>
-        </w:rPr>
-        <w:t>Liquidación en paralelo de un período completo</w:t>
-      </w:r>
-      <w:r>
-        <w:rPr>
-          <w:rFonts w:ascii="Calibri" w:eastAsia="Times New Roman" w:hAnsi="Calibri" w:cs="Calibri"/>
-          <w:color w:val="1A1A1A"/>
-          <w:sz w:val="22"/>
-          <w:szCs w:val="22"/>
-        </w:rPr>
-        <w:t xml:space="preserve"> contra el sistema actual, previa a cualquier compromiso.</w:t>
+          <w:color w:val="1A1A1A"/>
+          <w:sz w:val="22"/>
+          <w:szCs w:val="22"/>
+        </w:rPr>
+        <w:t>Firma y cronograma de puesta en producción.</w:t>
       </w:r>
     </w:p>
     <w:p>
@@ -5374,14 +11163,25 @@
           <w:szCs w:val="22"/>
         </w:rPr>
       </w:pPr>
-      <w:r>
-        <w:rPr>
-          <w:rFonts w:ascii="Calibri" w:eastAsia="Times New Roman" w:hAnsi="Calibri" w:cs="Calibri"/>
-          <w:color w:val="1A1A1A"/>
-          <w:sz w:val="22"/>
-          <w:szCs w:val="22"/>
-        </w:rPr>
-        <w:t>Definición del alcance y nivel de servicio del contrato de soporte.</w:t>
+      <w:proofErr w:type="spellStart"/>
+      <w:r>
+        <w:rPr>
+          <w:rFonts w:ascii="Calibri" w:eastAsia="Times New Roman" w:hAnsi="Calibri" w:cs="Calibri"/>
+          <w:color w:val="1A1A1A"/>
+          <w:sz w:val="22"/>
+          <w:szCs w:val="22"/>
+        </w:rPr>
+        <w:t>Co-parametrización</w:t>
+      </w:r>
+      <w:proofErr w:type="spellEnd"/>
+      <w:r>
+        <w:rPr>
+          <w:rFonts w:ascii="Calibri" w:eastAsia="Times New Roman" w:hAnsi="Calibri" w:cs="Calibri"/>
+          <w:color w:val="1A1A1A"/>
+          <w:sz w:val="22"/>
+          <w:szCs w:val="22"/>
+        </w:rPr>
+        <w:t xml:space="preserve"> de convenios, categorías y conceptos junto al equipo de Recursos Humanos.</w:t>
       </w:r>
     </w:p>
     <w:p>
@@ -5405,27 +11205,61 @@
           <w:sz w:val="22"/>
           <w:szCs w:val="22"/>
         </w:rPr>
-        <w:t>Firma y cronograma de puesta en producción.</w:t>
-      </w:r>
-    </w:p>
-    <w:p>
-      <w:pPr>
-        <w:pStyle w:val="NormalWeb"/>
-        <w:rPr>
-          <w:rFonts w:ascii="Calibri" w:hAnsi="Calibri" w:cs="Calibri"/>
-          <w:color w:val="1A1A1A"/>
-          <w:sz w:val="22"/>
-          <w:szCs w:val="22"/>
-        </w:rPr>
-      </w:pPr>
-      <w:r>
-        <w:rPr>
-          <w:rFonts w:ascii="Calibri" w:hAnsi="Calibri" w:cs="Calibri"/>
-          <w:color w:val="1A1A1A"/>
-          <w:sz w:val="22"/>
-          <w:szCs w:val="22"/>
-        </w:rPr>
-        <w:t>El punto 2 es la verificación más directa: el módulo puede procesar un período real y contrastarse recibo por recibo antes de tomar la decisión.</w:t>
+        <w:t>Liquidación en paralelo de un</w:t>
+      </w:r>
+      <w:r>
+        <w:rPr>
+          <w:rFonts w:ascii="Calibri" w:eastAsia="Times New Roman" w:hAnsi="Calibri" w:cs="Calibri"/>
+          <w:color w:val="1A1A1A"/>
+          <w:sz w:val="22"/>
+          <w:szCs w:val="22"/>
+        </w:rPr>
+        <w:t>o o más</w:t>
+      </w:r>
+      <w:r>
+        <w:rPr>
+          <w:rFonts w:ascii="Calibri" w:eastAsia="Times New Roman" w:hAnsi="Calibri" w:cs="Calibri"/>
+          <w:color w:val="1A1A1A"/>
+          <w:sz w:val="22"/>
+          <w:szCs w:val="22"/>
+        </w:rPr>
+        <w:t xml:space="preserve"> período</w:t>
+      </w:r>
+      <w:r>
+        <w:rPr>
+          <w:rFonts w:ascii="Calibri" w:eastAsia="Times New Roman" w:hAnsi="Calibri" w:cs="Calibri"/>
+          <w:color w:val="1A1A1A"/>
+          <w:sz w:val="22"/>
+          <w:szCs w:val="22"/>
+        </w:rPr>
+        <w:t>s</w:t>
+      </w:r>
+      <w:r>
+        <w:rPr>
+          <w:rFonts w:ascii="Calibri" w:eastAsia="Times New Roman" w:hAnsi="Calibri" w:cs="Calibri"/>
+          <w:color w:val="1A1A1A"/>
+          <w:sz w:val="22"/>
+          <w:szCs w:val="22"/>
+        </w:rPr>
+        <w:t xml:space="preserve"> completo</w:t>
+      </w:r>
+      <w:r>
+        <w:rPr>
+          <w:rFonts w:ascii="Calibri" w:eastAsia="Times New Roman" w:hAnsi="Calibri" w:cs="Calibri"/>
+          <w:color w:val="1A1A1A"/>
+          <w:sz w:val="22"/>
+          <w:szCs w:val="22"/>
+        </w:rPr>
+        <w:t>s</w:t>
+      </w:r>
+      <w:r>
+        <w:rPr>
+          <w:rFonts w:ascii="Calibri" w:eastAsia="Times New Roman" w:hAnsi="Calibri" w:cs="Calibri"/>
+          <w:color w:val="1A1A1A"/>
+          <w:sz w:val="22"/>
+          <w:szCs w:val="22"/>
+        </w:rPr>
+        <w:t>, previa a la puesta en producción.</w:t>
       </w:r>
     </w:p>
     <w:p>
@@ -5439,12 +11273,6 @@
           <w:rFonts w:ascii="Calibri" w:hAnsi="Calibri" w:cs="Calibri"/>
         </w:rPr>
       </w:pPr>
-      <w:r>
-        <w:rPr>
-          <w:rFonts w:ascii="Calibri" w:hAnsi="Calibri" w:cs="Calibri"/>
-        </w:rPr>
-        <w:t>Los importes de la alternativa cloud citados a efectos comparativos provienen de la propuesta recibida por Grupo Arbumasa con fecha 10/08/2026 y están sujetos a sus propias condiciones de validez y confidencialidad. Este documento es de uso interno de Grupo Arbumasa.</w:t>
-      </w:r>
     </w:p>
     <w:sectPr>
       <w:pgSz w:w="11906" w:h="16838"/>
@@ -5459,122 +11287,9 @@
 <file path=word/numbering.xml><?xml version="1.0" encoding="utf-8"?>
 <w:numbering xmlns:wpc="http://schemas.microsoft.com/office/word/2010/wordprocessingCanvas" xmlns:cx="http://schemas.microsoft.com/office/drawing/2014/chartex" xmlns:cx1="http://schemas.microsoft.com/office/drawing/2015/9/8/chartex" xmlns:cx2="http://schemas.microsoft.com/office/drawing/2015/10/21/chartex" xmlns:cx3="http://schemas.microsoft.com/office/drawing/2016/5/9/chartex" xmlns:cx4="http://schemas.microsoft.com/office/drawing/2016/5/10/chartex" xmlns:cx5="http://schemas.microsoft.com/office/drawing/2016/5/11/chartex" xmlns:cx6="http://schemas.microsoft.com/office/drawing/2016/5/12/chartex" xmlns:cx7="http://schemas.microsoft.com/office/drawing/2016/5/13/chartex" xmlns:cx8="http://schemas.microsoft.com/office/drawing/2016/5/14/chartex" xmlns:mc="http://schemas.openxmlformats.org/markup-compatibility/2006" xmlns:aink="http://schemas.microsoft.com/office/drawing/2016/ink" xmlns:am3d="http://schemas.microsoft.com/office/drawing/2017/model3d" xmlns:o="urn:schemas-microsoft-com:office:office" xmlns:oel="http://schemas.microsoft.com/office/2019/extlst" xmlns:r="http://schemas.openxmlformats.org/officeDocument/2006/relationships" xmlns:m="http://schemas.openxmlformats.org/officeDocument/2006/math" xmlns:v="urn:schemas-microsoft-com:vml" xmlns:wp14="http://schemas.microsoft.com/office/word/2010/wordprocessingDrawing" xmlns:wp="http://schemas.openxmlformats.org/drawingml/2006/wordprocessingDrawing" xmlns:w10="urn:schemas-microsoft-com:office:word" xmlns:w="http://schemas.openxmlformats.org/wordprocessingml/2006/main" xmlns:w14="http://schemas.microsoft.com/office/word/2010/wordml" xmlns:w15="http://schemas.microsoft.com/office/word/2012/wordml" xmlns:w16cex="http://schemas.microsoft.com/office/word/2018/wordml/cex" xmlns:w16cid="http://schemas.microsoft.com/office/word/2016/wordml/cid" xmlns:w16="http://schemas.microsoft.com/office/word/2018/wordml" xmlns:w16du="http://schemas.microsoft.com/office/word/2023/wordml/word16du" xmlns:w16sdtdh="http://schemas.microsoft.com/office/word/2020/wordml/sdtdatahash" xmlns:w16sdtfl="http://schemas.microsoft.com/office/word/2024/wordml/sdtformatlock" xmlns:w16se="http://schemas.microsoft.com/office/word/2015/wordml/symex" xmlns:wpg="http://schemas.microsoft.com/office/word/2010/wordprocessingGroup" xmlns:wpi="http://schemas.microsoft.com/office/word/2010/wordprocessingInk" xmlns:wne="http://schemas.microsoft.com/office/word/2006/wordml" xmlns:wps="http://schemas.microsoft.com/office/word/2010/wordprocessingShape" mc:Ignorable="w14 w15 w16se w16cid w16 w16cex w16sdtdh w16sdtfl w16du wp14">
   <w:abstractNum w:abstractNumId="0" w15:restartNumberingAfterBreak="0">
-    <w:nsid w:val="05147681"/>
+    <w:nsid w:val="071856E7"/>
     <w:multiLevelType w:val="multilevel"/>
-    <w:tmpl w:val="E800CCA2"/>
-    <w:lvl w:ilvl="0">
-      <w:start w:val="1"/>
-      <w:numFmt w:val="decimal"/>
-      <w:lvlText w:val="%1."/>
-      <w:lvlJc w:val="left"/>
-      <w:pPr>
-        <w:tabs>
-          <w:tab w:val="num" w:pos="720"/>
-        </w:tabs>
-        <w:ind w:left="720" w:hanging="360"/>
-      </w:pPr>
-    </w:lvl>
-    <w:lvl w:ilvl="1" w:tentative="1">
-      <w:start w:val="1"/>
-      <w:numFmt w:val="decimal"/>
-      <w:lvlText w:val="%2."/>
-      <w:lvlJc w:val="left"/>
-      <w:pPr>
-        <w:tabs>
-          <w:tab w:val="num" w:pos="1440"/>
-        </w:tabs>
-        <w:ind w:left="1440" w:hanging="360"/>
-      </w:pPr>
-    </w:lvl>
-    <w:lvl w:ilvl="2" w:tentative="1">
-      <w:start w:val="1"/>
-      <w:numFmt w:val="decimal"/>
-      <w:lvlText w:val="%3."/>
-      <w:lvlJc w:val="left"/>
-      <w:pPr>
-        <w:tabs>
-          <w:tab w:val="num" w:pos="2160"/>
-        </w:tabs>
-        <w:ind w:left="2160" w:hanging="360"/>
-      </w:pPr>
-    </w:lvl>
-    <w:lvl w:ilvl="3" w:tentative="1">
-      <w:start w:val="1"/>
-      <w:numFmt w:val="decimal"/>
-      <w:lvlText w:val="%4."/>
-      <w:lvlJc w:val="left"/>
-      <w:pPr>
-        <w:tabs>
-          <w:tab w:val="num" w:pos="2880"/>
-        </w:tabs>
-        <w:ind w:left="2880" w:hanging="360"/>
-      </w:pPr>
-    </w:lvl>
-    <w:lvl w:ilvl="4" w:tentative="1">
-      <w:start w:val="1"/>
-      <w:numFmt w:val="decimal"/>
-      <w:lvlText w:val="%5."/>
-      <w:lvlJc w:val="left"/>
-      <w:pPr>
-        <w:tabs>
-          <w:tab w:val="num" w:pos="3600"/>
-        </w:tabs>
-        <w:ind w:left="3600" w:hanging="360"/>
-      </w:pPr>
-    </w:lvl>
-    <w:lvl w:ilvl="5" w:tentative="1">
-      <w:start w:val="1"/>
-      <w:numFmt w:val="decimal"/>
-      <w:lvlText w:val="%6."/>
-      <w:lvlJc w:val="left"/>
-      <w:pPr>
-        <w:tabs>
-          <w:tab w:val="num" w:pos="4320"/>
-        </w:tabs>
-        <w:ind w:left="4320" w:hanging="360"/>
-      </w:pPr>
-    </w:lvl>
-    <w:lvl w:ilvl="6" w:tentative="1">
-      <w:start w:val="1"/>
-      <w:numFmt w:val="decimal"/>
-      <w:lvlText w:val="%7."/>
-      <w:lvlJc w:val="left"/>
-      <w:pPr>
-        <w:tabs>
-          <w:tab w:val="num" w:pos="5040"/>
-        </w:tabs>
-        <w:ind w:left="5040" w:hanging="360"/>
-      </w:pPr>
-    </w:lvl>
-    <w:lvl w:ilvl="7" w:tentative="1">
-      <w:start w:val="1"/>
-      <w:numFmt w:val="decimal"/>
-      <w:lvlText w:val="%8."/>
-      <w:lvlJc w:val="left"/>
-      <w:pPr>
-        <w:tabs>
-          <w:tab w:val="num" w:pos="5760"/>
-        </w:tabs>
-        <w:ind w:left="5760" w:hanging="360"/>
-      </w:pPr>
-    </w:lvl>
-    <w:lvl w:ilvl="8" w:tentative="1">
-      <w:start w:val="1"/>
-      <w:numFmt w:val="decimal"/>
-      <w:lvlText w:val="%9."/>
-      <w:lvlJc w:val="left"/>
-      <w:pPr>
-        <w:tabs>
-          <w:tab w:val="num" w:pos="6480"/>
-        </w:tabs>
-        <w:ind w:left="6480" w:hanging="360"/>
-      </w:pPr>
-    </w:lvl>
-  </w:abstractNum>
-  <w:abstractNum w:abstractNumId="1" w15:restartNumberingAfterBreak="0">
-    <w:nsid w:val="11D70D9F"/>
-    <w:multiLevelType w:val="multilevel"/>
-    <w:tmpl w:val="9E3E4D4C"/>
+    <w:tmpl w:val="5CB4EBCE"/>
     <w:lvl w:ilvl="0">
       <w:start w:val="1"/>
       <w:numFmt w:val="bullet"/>
@@ -5720,10 +11435,10 @@
       </w:rPr>
     </w:lvl>
   </w:abstractNum>
-  <w:abstractNum w:abstractNumId="2" w15:restartNumberingAfterBreak="0">
-    <w:nsid w:val="1DAF010D"/>
+  <w:abstractNum w:abstractNumId="1" w15:restartNumberingAfterBreak="0">
+    <w:nsid w:val="17EC7CFF"/>
     <w:multiLevelType w:val="multilevel"/>
-    <w:tmpl w:val="1CE4B986"/>
+    <w:tmpl w:val="30B6FD4C"/>
     <w:lvl w:ilvl="0">
       <w:start w:val="1"/>
       <w:numFmt w:val="bullet"/>
@@ -5869,10 +11584,10 @@
       </w:rPr>
     </w:lvl>
   </w:abstractNum>
-  <w:abstractNum w:abstractNumId="3" w15:restartNumberingAfterBreak="0">
-    <w:nsid w:val="21B37542"/>
+  <w:abstractNum w:abstractNumId="2" w15:restartNumberingAfterBreak="0">
+    <w:nsid w:val="1DA60F86"/>
     <w:multiLevelType w:val="multilevel"/>
-    <w:tmpl w:val="86FE54EC"/>
+    <w:tmpl w:val="60900AE2"/>
     <w:lvl w:ilvl="0">
       <w:start w:val="1"/>
       <w:numFmt w:val="bullet"/>
@@ -6018,10 +11733,10 @@
       </w:rPr>
     </w:lvl>
   </w:abstractNum>
-  <w:abstractNum w:abstractNumId="4" w15:restartNumberingAfterBreak="0">
-    <w:nsid w:val="3BB267AF"/>
+  <w:abstractNum w:abstractNumId="3" w15:restartNumberingAfterBreak="0">
+    <w:nsid w:val="282C5AA2"/>
     <w:multiLevelType w:val="multilevel"/>
-    <w:tmpl w:val="A95CAA6A"/>
+    <w:tmpl w:val="9148FF5C"/>
     <w:lvl w:ilvl="0">
       <w:start w:val="1"/>
       <w:numFmt w:val="bullet"/>
@@ -6167,10 +11882,10 @@
       </w:rPr>
     </w:lvl>
   </w:abstractNum>
-  <w:abstractNum w:abstractNumId="5" w15:restartNumberingAfterBreak="0">
-    <w:nsid w:val="631612DB"/>
+  <w:abstractNum w:abstractNumId="4" w15:restartNumberingAfterBreak="0">
+    <w:nsid w:val="5B5F1B95"/>
     <w:multiLevelType w:val="multilevel"/>
-    <w:tmpl w:val="3BB88F6A"/>
+    <w:tmpl w:val="A0D249C2"/>
     <w:lvl w:ilvl="0">
       <w:start w:val="1"/>
       <w:numFmt w:val="bullet"/>
@@ -6316,10 +12031,123 @@
       </w:rPr>
     </w:lvl>
   </w:abstractNum>
+  <w:abstractNum w:abstractNumId="5" w15:restartNumberingAfterBreak="0">
+    <w:nsid w:val="5D3E62B5"/>
+    <w:multiLevelType w:val="multilevel"/>
+    <w:tmpl w:val="F58E09FA"/>
+    <w:lvl w:ilvl="0">
+      <w:start w:val="1"/>
+      <w:numFmt w:val="decimal"/>
+      <w:lvlText w:val="%1."/>
+      <w:lvlJc w:val="left"/>
+      <w:pPr>
+        <w:tabs>
+          <w:tab w:val="num" w:pos="720"/>
+        </w:tabs>
+        <w:ind w:left="720" w:hanging="360"/>
+      </w:pPr>
+    </w:lvl>
+    <w:lvl w:ilvl="1" w:tentative="1">
+      <w:start w:val="1"/>
+      <w:numFmt w:val="decimal"/>
+      <w:lvlText w:val="%2."/>
+      <w:lvlJc w:val="left"/>
+      <w:pPr>
+        <w:tabs>
+          <w:tab w:val="num" w:pos="1440"/>
+        </w:tabs>
+        <w:ind w:left="1440" w:hanging="360"/>
+      </w:pPr>
+    </w:lvl>
+    <w:lvl w:ilvl="2" w:tentative="1">
+      <w:start w:val="1"/>
+      <w:numFmt w:val="decimal"/>
+      <w:lvlText w:val="%3."/>
+      <w:lvlJc w:val="left"/>
+      <w:pPr>
+        <w:tabs>
+          <w:tab w:val="num" w:pos="2160"/>
+        </w:tabs>
+        <w:ind w:left="2160" w:hanging="360"/>
+      </w:pPr>
+    </w:lvl>
+    <w:lvl w:ilvl="3" w:tentative="1">
+      <w:start w:val="1"/>
+      <w:numFmt w:val="decimal"/>
+      <w:lvlText w:val="%4."/>
+      <w:lvlJc w:val="left"/>
+      <w:pPr>
+        <w:tabs>
+          <w:tab w:val="num" w:pos="2880"/>
+        </w:tabs>
+        <w:ind w:left="2880" w:hanging="360"/>
+      </w:pPr>
+    </w:lvl>
+    <w:lvl w:ilvl="4" w:tentative="1">
+      <w:start w:val="1"/>
+      <w:numFmt w:val="decimal"/>
+      <w:lvlText w:val="%5."/>
+      <w:lvlJc w:val="left"/>
+      <w:pPr>
+        <w:tabs>
+          <w:tab w:val="num" w:pos="3600"/>
+        </w:tabs>
+        <w:ind w:left="3600" w:hanging="360"/>
+      </w:pPr>
+    </w:lvl>
+    <w:lvl w:ilvl="5" w:tentative="1">
+      <w:start w:val="1"/>
+      <w:numFmt w:val="decimal"/>
+      <w:lvlText w:val="%6."/>
+      <w:lvlJc w:val="left"/>
+      <w:pPr>
+        <w:tabs>
+          <w:tab w:val="num" w:pos="4320"/>
+        </w:tabs>
+        <w:ind w:left="4320" w:hanging="360"/>
+      </w:pPr>
+    </w:lvl>
+    <w:lvl w:ilvl="6" w:tentative="1">
+      <w:start w:val="1"/>
+      <w:numFmt w:val="decimal"/>
+      <w:lvlText w:val="%7."/>
+      <w:lvlJc w:val="left"/>
+      <w:pPr>
+        <w:tabs>
+          <w:tab w:val="num" w:pos="5040"/>
+        </w:tabs>
+        <w:ind w:left="5040" w:hanging="360"/>
+      </w:pPr>
+    </w:lvl>
+    <w:lvl w:ilvl="7" w:tentative="1">
+      <w:start w:val="1"/>
+      <w:numFmt w:val="decimal"/>
+      <w:lvlText w:val="%8."/>
+      <w:lvlJc w:val="left"/>
+      <w:pPr>
+        <w:tabs>
+          <w:tab w:val="num" w:pos="5760"/>
+        </w:tabs>
+        <w:ind w:left="5760" w:hanging="360"/>
+      </w:pPr>
+    </w:lvl>
+    <w:lvl w:ilvl="8" w:tentative="1">
+      <w:start w:val="1"/>
+      <w:numFmt w:val="decimal"/>
+      <w:lvlText w:val="%9."/>
+      <w:lvlJc w:val="left"/>
+      <w:pPr>
+        <w:tabs>
+          <w:tab w:val="num" w:pos="6480"/>
+        </w:tabs>
+        <w:ind w:left="6480" w:hanging="360"/>
+      </w:pPr>
+    </w:lvl>
+  </w:abstractNum>
   <w:abstractNum w:abstractNumId="6" w15:restartNumberingAfterBreak="0">
-    <w:nsid w:val="66A80B5B"/>
+    <w:nsid w:val="6E7B2FD8"/>
     <w:multiLevelType w:val="multilevel"/>
-    <w:tmpl w:val="C00E5F2E"/>
+    <w:tmpl w:val="2DBC0AD8"/>
     <w:lvl w:ilvl="0">
       <w:start w:val="1"/>
       <w:numFmt w:val="bullet"/>
@@ -6465,26 +12293,26 @@
       </w:rPr>
     </w:lvl>
   </w:abstractNum>
-  <w:num w:numId="1" w16cid:durableId="302539946">
+  <w:num w:numId="1" w16cid:durableId="1075009501">
+    <w:abstractNumId w:val="6"/>
+  </w:num>
+  <w:num w:numId="2" w16cid:durableId="44263451">
+    <w:abstractNumId w:val="0"/>
+  </w:num>
+  <w:num w:numId="3" w16cid:durableId="1907013">
+    <w:abstractNumId w:val="2"/>
+  </w:num>
+  <w:num w:numId="4" w16cid:durableId="6250874">
+    <w:abstractNumId w:val="3"/>
+  </w:num>
+  <w:num w:numId="5" w16cid:durableId="215774962">
     <w:abstractNumId w:val="4"/>
   </w:num>
-  <w:num w:numId="2" w16cid:durableId="714888693">
-    <w:abstractNumId w:val="3"/>
-  </w:num>
-  <w:num w:numId="3" w16cid:durableId="882015600">
-    <w:abstractNumId w:val="5"/>
-  </w:num>
-  <w:num w:numId="4" w16cid:durableId="2026900617">
+  <w:num w:numId="6" w16cid:durableId="2145735491">
     <w:abstractNumId w:val="1"/>
   </w:num>
-  <w:num w:numId="5" w16cid:durableId="2082481697">
-    <w:abstractNumId w:val="2"/>
-  </w:num>
-  <w:num w:numId="6" w16cid:durableId="1575551578">
-    <w:abstractNumId w:val="6"/>
-  </w:num>
-  <w:num w:numId="7" w16cid:durableId="1857188406">
-    <w:abstractNumId w:val="0"/>
+  <w:num w:numId="7" w16cid:durableId="254485717">
+    <w:abstractNumId w:val="5"/>
   </w:num>
 </w:numbering>
 </file>
